--- a/Grade One - 5.5x8.5.docx
+++ b/Grade One - 5.5x8.5.docx
@@ -22,18 +22,18 @@
         <mc:AlternateContent>
           <mc:Choice Requires="wpg">
             <w:drawing>
-              <wp:anchor distT="0" distB="0" distL="114300" distR="114300" simplePos="0" relativeHeight="251711488" behindDoc="0" locked="0" layoutInCell="1" allowOverlap="1" wp14:anchorId="311AA1CC" wp14:editId="79F12AA3">
+              <wp:anchor distT="0" distB="0" distL="114300" distR="114300" simplePos="0" relativeHeight="251660288" behindDoc="0" locked="0" layoutInCell="1" allowOverlap="1" wp14:anchorId="6F323882" wp14:editId="3A81A696">
                 <wp:simplePos x="0" y="0"/>
                 <wp:positionH relativeFrom="margin">
-                  <wp:align>center</wp:align>
+                  <wp:posOffset>32385</wp:posOffset>
                 </wp:positionH>
                 <wp:positionV relativeFrom="paragraph">
-                  <wp:posOffset>3810</wp:posOffset>
+                  <wp:posOffset>53546</wp:posOffset>
                 </wp:positionV>
-                <wp:extent cx="4246245" cy="832485"/>
-                <wp:effectExtent l="0" t="0" r="1905" b="5715"/>
+                <wp:extent cx="4311287" cy="991235"/>
+                <wp:effectExtent l="0" t="0" r="13335" b="0"/>
                 <wp:wrapNone/>
-                <wp:docPr id="609950080" name="Group 2"/>
+                <wp:docPr id="417833318" name="Group 2"/>
                 <wp:cNvGraphicFramePr/>
                 <a:graphic xmlns:a="http://schemas.openxmlformats.org/drawingml/2006/main">
                   <a:graphicData uri="http://schemas.microsoft.com/office/word/2010/wordprocessingGroup">
@@ -42,20 +42,20 @@
                       <wpg:grpSpPr>
                         <a:xfrm>
                           <a:off x="0" y="0"/>
-                          <a:ext cx="4246245" cy="832485"/>
+                          <a:ext cx="4311287" cy="991235"/>
                           <a:chOff x="0" y="0"/>
-                          <a:chExt cx="4246245" cy="832485"/>
+                          <a:chExt cx="4311287" cy="991235"/>
                         </a:xfrm>
                       </wpg:grpSpPr>
                       <wps:wsp>
-                        <wps:cNvPr id="1273122715" name="Text Box 2"/>
+                        <wps:cNvPr id="494323967" name="Text Box 2"/>
                         <wps:cNvSpPr txBox="1">
                           <a:spLocks noChangeArrowheads="1"/>
                         </wps:cNvSpPr>
                         <wps:spPr bwMode="auto">
                           <a:xfrm>
-                            <a:off x="3400425" y="9525"/>
-                            <a:ext cx="845820" cy="822960"/>
+                            <a:off x="3240042" y="0"/>
+                            <a:ext cx="1071245" cy="991235"/>
                           </a:xfrm>
                           <a:prstGeom prst="rect">
                             <a:avLst/>
@@ -87,7 +87,7 @@
                       </wps:wsp>
                       <pic:pic xmlns:pic="http://schemas.openxmlformats.org/drawingml/2006/picture">
                         <pic:nvPicPr>
-                          <pic:cNvPr id="1501502924" name="Picture 1" descr="A logo of a university&#10;&#10;Description automatically generated"/>
+                          <pic:cNvPr id="115059064" name="Picture 1" descr="A logo of a university&#10;&#10;Description automatically generated"/>
                           <pic:cNvPicPr>
                             <a:picLocks noChangeAspect="1"/>
                           </pic:cNvPicPr>
@@ -100,7 +100,7 @@
                         <pic:spPr bwMode="auto">
                           <a:xfrm>
                             <a:off x="0" y="0"/>
-                            <a:ext cx="822960" cy="808355"/>
+                            <a:ext cx="744220" cy="731520"/>
                           </a:xfrm>
                           <a:prstGeom prst="rect">
                             <a:avLst/>
@@ -118,12 +118,12 @@
           </mc:Choice>
           <mc:Fallback>
             <w:pict>
-              <v:group w14:anchorId="311AA1CC" id="Group 2" o:spid="_x0000_s1026" style="position:absolute;left:0;text-align:left;margin-left:0;margin-top:.3pt;width:334.35pt;height:65.55pt;z-index:251711488;mso-position-horizontal:center;mso-position-horizontal-relative:margin" coordsize="42462,8324" o:gfxdata="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">
+              <v:group w14:anchorId="6F323882" id="Group 2" o:spid="_x0000_s1026" style="position:absolute;left:0;text-align:left;margin-left:2.55pt;margin-top:4.2pt;width:339.45pt;height:78.05pt;z-index:251660288;mso-position-horizontal-relative:margin" coordsize="43112,9912" o:gfxdata="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">
                 <v:shapetype id="_x0000_t202" coordsize="21600,21600" o:spt="202" path="m,l,21600r21600,l21600,xe">
                   <v:stroke joinstyle="miter"/>
                   <v:path gradientshapeok="t" o:connecttype="rect"/>
                 </v:shapetype>
-                <v:shape id="Text Box 2" o:spid="_x0000_s1027" type="#_x0000_t202" style="position:absolute;left:34004;top:95;width:8458;height:8229;visibility:visible;mso-wrap-style:square;v-text-anchor:top" o:gfxdata="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" filled="f" stroked="f">
+                <v:shape id="Text Box 2" o:spid="_x0000_s1027" type="#_x0000_t202" style="position:absolute;left:32400;width:10712;height:9912;visibility:visible;mso-wrap-style:square;v-text-anchor:top" o:gfxdata="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" filled="f" stroked="f">
                   <v:textbox inset="0,0,0,0">
                     <w:txbxContent>
                       <w:p>
@@ -157,7 +157,7 @@
                   <v:path o:extrusionok="f" gradientshapeok="t" o:connecttype="rect"/>
                   <o:lock v:ext="edit" aspectratio="t"/>
                 </v:shapetype>
-                <v:shape id="Picture 1" o:spid="_x0000_s1028" type="#_x0000_t75" alt="A logo of a university&#10;&#10;Description automatically generated" style="position:absolute;width:8229;height:8083;visibility:visible;mso-wrap-style:square" o:gfxdata="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">
+                <v:shape id="Picture 1" o:spid="_x0000_s1028" type="#_x0000_t75" alt="A logo of a university&#10;&#10;Description automatically generated" style="position:absolute;width:7442;height:7315;visibility:visible;mso-wrap-style:square" o:gfxdata="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">
                   <v:imagedata r:id="rId9" o:title="A logo of a university&#10;&#10;Description automatically generated" croptop="1299f" cropbottom="1397f" cropleft="1454f" cropright="1369f"/>
                 </v:shape>
                 <w10:wrap anchorx="margin"/>
@@ -172,7 +172,16 @@
           <w:sz w:val="16"/>
           <w:szCs w:val="16"/>
         </w:rPr>
-        <w:t>{#students}</w:t>
+        <w:t>{#</w:t>
+      </w:r>
+      <w:proofErr w:type="gramStart"/>
+      <w:r>
+        <w:rPr>
+          <w:rFonts w:ascii="Aptos Slab" w:hAnsi="Aptos Slab" w:cs="Times New Roman"/>
+          <w:sz w:val="16"/>
+          <w:szCs w:val="16"/>
+        </w:rPr>
+        <w:t>students}</w:t>
       </w:r>
       <w:r>
         <w:rPr>
@@ -180,7 +189,16 @@
           <w:sz w:val="16"/>
           <w:szCs w:val="20"/>
         </w:rPr>
-        <w:t>Republic of the Philippines</w:t>
+        <w:t>Republic</w:t>
+      </w:r>
+      <w:proofErr w:type="gramEnd"/>
+      <w:r>
+        <w:rPr>
+          <w:rFonts w:ascii="Aptos Slab" w:hAnsi="Aptos Slab" w:cs="Times New Roman"/>
+          <w:sz w:val="16"/>
+          <w:szCs w:val="20"/>
+        </w:rPr>
+        <w:t xml:space="preserve"> of the Philippines</w:t>
       </w:r>
     </w:p>
     <w:p>
@@ -188,16 +206,16 @@
         <w:spacing w:after="0"/>
         <w:jc w:val="center"/>
         <w:rPr>
-          <w:rFonts w:ascii="Aptos Slab" w:hAnsi="Aptos Slab" w:cs="Times New Roman"/>
+          <w:rFonts w:ascii="Old English Text MT" w:hAnsi="Old English Text MT" w:cs="Times New Roman"/>
           <w:sz w:val="12"/>
           <w:szCs w:val="16"/>
         </w:rPr>
       </w:pPr>
       <w:r>
         <w:rPr>
-          <w:rFonts w:ascii="Aptos Slab" w:hAnsi="Aptos Slab" w:cs="Times New Roman"/>
-          <w:sz w:val="16"/>
-          <w:szCs w:val="20"/>
+          <w:rFonts w:ascii="Old English Text MT" w:hAnsi="Old English Text MT" w:cs="Times New Roman"/>
+          <w:sz w:val="20"/>
+          <w:szCs w:val="24"/>
         </w:rPr>
         <w:t>Department of Education</w:t>
       </w:r>
@@ -424,7 +442,25 @@
           <w:sz w:val="14"/>
           <w:szCs w:val="14"/>
         </w:rPr>
-        <w:t>{schoolYear}</w:t>
+        <w:t>{</w:t>
+      </w:r>
+      <w:proofErr w:type="spellStart"/>
+      <w:r>
+        <w:rPr>
+          <w:rFonts w:ascii="Aptos Slab" w:hAnsi="Aptos Slab" w:cs="Times New Roman"/>
+          <w:sz w:val="14"/>
+          <w:szCs w:val="14"/>
+        </w:rPr>
+        <w:t>schoolYear</w:t>
+      </w:r>
+      <w:proofErr w:type="spellEnd"/>
+      <w:r>
+        <w:rPr>
+          <w:rFonts w:ascii="Aptos Slab" w:hAnsi="Aptos Slab" w:cs="Times New Roman"/>
+          <w:sz w:val="14"/>
+          <w:szCs w:val="14"/>
+        </w:rPr>
+        <w:t>}</w:t>
       </w:r>
     </w:p>
     <w:p>
@@ -723,7 +759,27 @@
                 <w:sz w:val="18"/>
                 <w:szCs w:val="24"/>
               </w:rPr>
-              <w:t>{gradeLevel}</w:t>
+              <w:t>{</w:t>
+            </w:r>
+            <w:proofErr w:type="spellStart"/>
+            <w:r>
+              <w:rPr>
+                <w:rFonts w:ascii="Aptos Slab" w:hAnsi="Aptos Slab" w:cs="Courier New"/>
+                <w:b/>
+                <w:sz w:val="18"/>
+                <w:szCs w:val="24"/>
+              </w:rPr>
+              <w:t>gradeLevel</w:t>
+            </w:r>
+            <w:proofErr w:type="spellEnd"/>
+            <w:r>
+              <w:rPr>
+                <w:rFonts w:ascii="Aptos Slab" w:hAnsi="Aptos Slab" w:cs="Courier New"/>
+                <w:b/>
+                <w:sz w:val="18"/>
+                <w:szCs w:val="24"/>
+              </w:rPr>
+              <w:t>}</w:t>
             </w:r>
           </w:p>
         </w:tc>
@@ -1061,7 +1117,27 @@
                 <w:sz w:val="16"/>
                 <w:szCs w:val="20"/>
               </w:rPr>
-              <w:t>(Mga Nagagawa)</w:t>
+              <w:t xml:space="preserve">(Mga </w:t>
+            </w:r>
+            <w:proofErr w:type="spellStart"/>
+            <w:r>
+              <w:rPr>
+                <w:rFonts w:ascii="Aptos Slab Light" w:hAnsi="Aptos Slab Light" w:cs="Times New Roman"/>
+                <w:i/>
+                <w:sz w:val="16"/>
+                <w:szCs w:val="20"/>
+              </w:rPr>
+              <w:t>Nagagawa</w:t>
+            </w:r>
+            <w:proofErr w:type="spellEnd"/>
+            <w:r>
+              <w:rPr>
+                <w:rFonts w:ascii="Aptos Slab Light" w:hAnsi="Aptos Slab Light" w:cs="Times New Roman"/>
+                <w:i/>
+                <w:sz w:val="16"/>
+                <w:szCs w:val="20"/>
+              </w:rPr>
+              <w:t>)</w:t>
             </w:r>
           </w:p>
         </w:tc>
@@ -1129,7 +1205,31 @@
                 <w:sz w:val="16"/>
                 <w:szCs w:val="20"/>
               </w:rPr>
-              <w:t>Is Learning To Improve</w:t>
+              <w:t xml:space="preserve">Is Learning </w:t>
+            </w:r>
+            <w:proofErr w:type="gramStart"/>
+            <w:r>
+              <w:rPr>
+                <w:rFonts w:ascii="Aptos Slab SemiBold" w:hAnsi="Aptos Slab SemiBold" w:cs="Times New Roman"/>
+                <w:b/>
+                <w:bCs/>
+                <w:iCs/>
+                <w:sz w:val="16"/>
+                <w:szCs w:val="20"/>
+              </w:rPr>
+              <w:t>To</w:t>
+            </w:r>
+            <w:proofErr w:type="gramEnd"/>
+            <w:r>
+              <w:rPr>
+                <w:rFonts w:ascii="Aptos Slab SemiBold" w:hAnsi="Aptos Slab SemiBold" w:cs="Times New Roman"/>
+                <w:b/>
+                <w:bCs/>
+                <w:iCs/>
+                <w:sz w:val="16"/>
+                <w:szCs w:val="20"/>
+              </w:rPr>
+              <w:t xml:space="preserve"> Improve</w:t>
             </w:r>
           </w:p>
           <w:p>
@@ -1154,6 +1254,7 @@
               </w:rPr>
               <w:t>(</w:t>
             </w:r>
+            <w:proofErr w:type="spellStart"/>
             <w:r>
               <w:rPr>
                 <w:rFonts w:ascii="Aptos Slab Light" w:hAnsi="Aptos Slab Light" w:cs="Times New Roman"/>
@@ -1161,8 +1262,29 @@
                 <w:sz w:val="16"/>
                 <w:szCs w:val="20"/>
               </w:rPr>
-              <w:t>Dapat Linangin</w:t>
-            </w:r>
+              <w:t>Dapat</w:t>
+            </w:r>
+            <w:proofErr w:type="spellEnd"/>
+            <w:r>
+              <w:rPr>
+                <w:rFonts w:ascii="Aptos Slab Light" w:hAnsi="Aptos Slab Light" w:cs="Times New Roman"/>
+                <w:i/>
+                <w:sz w:val="16"/>
+                <w:szCs w:val="20"/>
+              </w:rPr>
+              <w:t xml:space="preserve"> </w:t>
+            </w:r>
+            <w:proofErr w:type="spellStart"/>
+            <w:r>
+              <w:rPr>
+                <w:rFonts w:ascii="Aptos Slab Light" w:hAnsi="Aptos Slab Light" w:cs="Times New Roman"/>
+                <w:i/>
+                <w:sz w:val="16"/>
+                <w:szCs w:val="20"/>
+              </w:rPr>
+              <w:t>Linangin</w:t>
+            </w:r>
+            <w:proofErr w:type="spellEnd"/>
             <w:r>
               <w:rPr>
                 <w:rFonts w:ascii="Aptos Slab Light" w:hAnsi="Aptos Slab Light" w:cs="Times New Roman"/>
@@ -1376,7 +1498,27 @@
                 <w:sz w:val="16"/>
                 <w:szCs w:val="20"/>
               </w:rPr>
-              <w:t>(Mga Nagagawa)</w:t>
+              <w:t xml:space="preserve">(Mga </w:t>
+            </w:r>
+            <w:proofErr w:type="spellStart"/>
+            <w:r>
+              <w:rPr>
+                <w:rFonts w:ascii="Aptos Slab Light" w:hAnsi="Aptos Slab Light" w:cs="Times New Roman"/>
+                <w:i/>
+                <w:sz w:val="16"/>
+                <w:szCs w:val="20"/>
+              </w:rPr>
+              <w:t>Nagagawa</w:t>
+            </w:r>
+            <w:proofErr w:type="spellEnd"/>
+            <w:r>
+              <w:rPr>
+                <w:rFonts w:ascii="Aptos Slab Light" w:hAnsi="Aptos Slab Light" w:cs="Times New Roman"/>
+                <w:i/>
+                <w:sz w:val="16"/>
+                <w:szCs w:val="20"/>
+              </w:rPr>
+              <w:t>)</w:t>
             </w:r>
           </w:p>
         </w:tc>
@@ -1444,7 +1586,31 @@
                 <w:sz w:val="16"/>
                 <w:szCs w:val="20"/>
               </w:rPr>
-              <w:t>Is Learning To Improve</w:t>
+              <w:t xml:space="preserve">Is Learning </w:t>
+            </w:r>
+            <w:proofErr w:type="gramStart"/>
+            <w:r>
+              <w:rPr>
+                <w:rFonts w:ascii="Aptos Slab SemiBold" w:hAnsi="Aptos Slab SemiBold" w:cs="Times New Roman"/>
+                <w:b/>
+                <w:bCs/>
+                <w:iCs/>
+                <w:sz w:val="16"/>
+                <w:szCs w:val="20"/>
+              </w:rPr>
+              <w:t>To</w:t>
+            </w:r>
+            <w:proofErr w:type="gramEnd"/>
+            <w:r>
+              <w:rPr>
+                <w:rFonts w:ascii="Aptos Slab SemiBold" w:hAnsi="Aptos Slab SemiBold" w:cs="Times New Roman"/>
+                <w:b/>
+                <w:bCs/>
+                <w:iCs/>
+                <w:sz w:val="16"/>
+                <w:szCs w:val="20"/>
+              </w:rPr>
+              <w:t xml:space="preserve"> Improve</w:t>
             </w:r>
           </w:p>
           <w:p>
@@ -1469,6 +1635,7 @@
               </w:rPr>
               <w:t>(</w:t>
             </w:r>
+            <w:proofErr w:type="spellStart"/>
             <w:r>
               <w:rPr>
                 <w:rFonts w:ascii="Aptos Slab Light" w:hAnsi="Aptos Slab Light" w:cs="Times New Roman"/>
@@ -1476,8 +1643,29 @@
                 <w:sz w:val="16"/>
                 <w:szCs w:val="20"/>
               </w:rPr>
-              <w:t>Dapat Linangin</w:t>
-            </w:r>
+              <w:t>Dapat</w:t>
+            </w:r>
+            <w:proofErr w:type="spellEnd"/>
+            <w:r>
+              <w:rPr>
+                <w:rFonts w:ascii="Aptos Slab Light" w:hAnsi="Aptos Slab Light" w:cs="Times New Roman"/>
+                <w:i/>
+                <w:sz w:val="16"/>
+                <w:szCs w:val="20"/>
+              </w:rPr>
+              <w:t xml:space="preserve"> </w:t>
+            </w:r>
+            <w:proofErr w:type="spellStart"/>
+            <w:r>
+              <w:rPr>
+                <w:rFonts w:ascii="Aptos Slab Light" w:hAnsi="Aptos Slab Light" w:cs="Times New Roman"/>
+                <w:i/>
+                <w:sz w:val="16"/>
+                <w:szCs w:val="20"/>
+              </w:rPr>
+              <w:t>Linangin</w:t>
+            </w:r>
+            <w:proofErr w:type="spellEnd"/>
             <w:r>
               <w:rPr>
                 <w:rFonts w:ascii="Aptos Slab Light" w:hAnsi="Aptos Slab Light" w:cs="Times New Roman"/>
@@ -1704,7 +1892,27 @@
                 <w:sz w:val="16"/>
                 <w:szCs w:val="20"/>
               </w:rPr>
-              <w:t>(Mga Nagagawa)</w:t>
+              <w:t xml:space="preserve">(Mga </w:t>
+            </w:r>
+            <w:proofErr w:type="spellStart"/>
+            <w:r>
+              <w:rPr>
+                <w:rFonts w:ascii="Aptos Slab Light" w:hAnsi="Aptos Slab Light" w:cs="Times New Roman"/>
+                <w:i/>
+                <w:sz w:val="16"/>
+                <w:szCs w:val="20"/>
+              </w:rPr>
+              <w:t>Nagagawa</w:t>
+            </w:r>
+            <w:proofErr w:type="spellEnd"/>
+            <w:r>
+              <w:rPr>
+                <w:rFonts w:ascii="Aptos Slab Light" w:hAnsi="Aptos Slab Light" w:cs="Times New Roman"/>
+                <w:i/>
+                <w:sz w:val="16"/>
+                <w:szCs w:val="20"/>
+              </w:rPr>
+              <w:t>)</w:t>
             </w:r>
           </w:p>
         </w:tc>
@@ -1772,7 +1980,31 @@
                 <w:sz w:val="16"/>
                 <w:szCs w:val="20"/>
               </w:rPr>
-              <w:t>Is Learning To Improve</w:t>
+              <w:t xml:space="preserve">Is Learning </w:t>
+            </w:r>
+            <w:proofErr w:type="gramStart"/>
+            <w:r>
+              <w:rPr>
+                <w:rFonts w:ascii="Aptos Slab SemiBold" w:hAnsi="Aptos Slab SemiBold" w:cs="Times New Roman"/>
+                <w:b/>
+                <w:bCs/>
+                <w:iCs/>
+                <w:sz w:val="16"/>
+                <w:szCs w:val="20"/>
+              </w:rPr>
+              <w:t>To</w:t>
+            </w:r>
+            <w:proofErr w:type="gramEnd"/>
+            <w:r>
+              <w:rPr>
+                <w:rFonts w:ascii="Aptos Slab SemiBold" w:hAnsi="Aptos Slab SemiBold" w:cs="Times New Roman"/>
+                <w:b/>
+                <w:bCs/>
+                <w:iCs/>
+                <w:sz w:val="16"/>
+                <w:szCs w:val="20"/>
+              </w:rPr>
+              <w:t xml:space="preserve"> Improve</w:t>
             </w:r>
           </w:p>
           <w:p>
@@ -1797,6 +2029,7 @@
               </w:rPr>
               <w:t>(</w:t>
             </w:r>
+            <w:proofErr w:type="spellStart"/>
             <w:r>
               <w:rPr>
                 <w:rFonts w:ascii="Aptos Slab Light" w:hAnsi="Aptos Slab Light" w:cs="Times New Roman"/>
@@ -1804,8 +2037,29 @@
                 <w:sz w:val="16"/>
                 <w:szCs w:val="20"/>
               </w:rPr>
-              <w:t>Dapat Linangin</w:t>
-            </w:r>
+              <w:t>Dapat</w:t>
+            </w:r>
+            <w:proofErr w:type="spellEnd"/>
+            <w:r>
+              <w:rPr>
+                <w:rFonts w:ascii="Aptos Slab Light" w:hAnsi="Aptos Slab Light" w:cs="Times New Roman"/>
+                <w:i/>
+                <w:sz w:val="16"/>
+                <w:szCs w:val="20"/>
+              </w:rPr>
+              <w:t xml:space="preserve"> </w:t>
+            </w:r>
+            <w:proofErr w:type="spellStart"/>
+            <w:r>
+              <w:rPr>
+                <w:rFonts w:ascii="Aptos Slab Light" w:hAnsi="Aptos Slab Light" w:cs="Times New Roman"/>
+                <w:i/>
+                <w:sz w:val="16"/>
+                <w:szCs w:val="20"/>
+              </w:rPr>
+              <w:t>Linangin</w:t>
+            </w:r>
+            <w:proofErr w:type="spellEnd"/>
             <w:r>
               <w:rPr>
                 <w:rFonts w:ascii="Aptos Slab Light" w:hAnsi="Aptos Slab Light" w:cs="Times New Roman"/>
@@ -2111,7 +2365,31 @@
                 <w:sz w:val="16"/>
                 <w:szCs w:val="20"/>
               </w:rPr>
-              <w:t>No. ofDays Present</w:t>
+              <w:t xml:space="preserve">No. </w:t>
+            </w:r>
+            <w:proofErr w:type="spellStart"/>
+            <w:r>
+              <w:rPr>
+                <w:rFonts w:ascii="Aptos Slab" w:hAnsi="Aptos Slab" w:cs="Times New Roman"/>
+                <w:b/>
+                <w:bCs/>
+                <w:iCs/>
+                <w:sz w:val="16"/>
+                <w:szCs w:val="20"/>
+              </w:rPr>
+              <w:t>ofDays</w:t>
+            </w:r>
+            <w:proofErr w:type="spellEnd"/>
+            <w:r>
+              <w:rPr>
+                <w:rFonts w:ascii="Aptos Slab" w:hAnsi="Aptos Slab" w:cs="Times New Roman"/>
+                <w:b/>
+                <w:bCs/>
+                <w:iCs/>
+                <w:sz w:val="16"/>
+                <w:szCs w:val="20"/>
+              </w:rPr>
+              <w:t xml:space="preserve"> Present</w:t>
             </w:r>
           </w:p>
         </w:tc>
@@ -3696,8 +3974,29 @@
           <w:sz w:val="16"/>
           <w:szCs w:val="20"/>
         </w:rPr>
-        <w:t xml:space="preserve">detailed record of your child’s progress across specific learning competencies is attached in the succeeding pages. This includes the monitoring of skills in Reading and Literacy, Language, Mathematics, Good Manners and Right Conduct and </w:t>
-      </w:r>
+        <w:t xml:space="preserve">detailed record of your child’s progress across specific learning competencies is attached in the succeeding pages. This includes </w:t>
+      </w:r>
+      <w:proofErr w:type="gramStart"/>
+      <w:r>
+        <w:rPr>
+          <w:rFonts w:ascii="Aptos Slab" w:hAnsi="Aptos Slab" w:cs="Times New Roman"/>
+          <w:iCs/>
+          <w:sz w:val="16"/>
+          <w:szCs w:val="20"/>
+        </w:rPr>
+        <w:t>the monitoring</w:t>
+      </w:r>
+      <w:proofErr w:type="gramEnd"/>
+      <w:r>
+        <w:rPr>
+          <w:rFonts w:ascii="Aptos Slab" w:hAnsi="Aptos Slab" w:cs="Times New Roman"/>
+          <w:iCs/>
+          <w:sz w:val="16"/>
+          <w:szCs w:val="20"/>
+        </w:rPr>
+        <w:t xml:space="preserve"> of skills in Reading and Literacy, Language, Mathematics, Good Manners and Right Conduct and </w:t>
+      </w:r>
+      <w:proofErr w:type="spellStart"/>
       <w:r>
         <w:rPr>
           <w:rFonts w:ascii="Aptos Slab" w:hAnsi="Aptos Slab" w:cs="Times New Roman"/>
@@ -3707,6 +4006,7 @@
         </w:rPr>
         <w:t>Makabansa</w:t>
       </w:r>
+      <w:proofErr w:type="spellEnd"/>
       <w:r>
         <w:rPr>
           <w:rFonts w:ascii="Aptos Slab" w:hAnsi="Aptos Slab" w:cs="Times New Roman"/>
@@ -3959,119 +4259,9 @@
                 <w:sz w:val="14"/>
                 <w:szCs w:val="18"/>
               </w:rPr>
-              <w:t>(Namumukod-tangi)</w:t>
-            </w:r>
-          </w:p>
-        </w:tc>
-        <w:tc>
-          <w:tcPr>
-            <w:tcW w:w="3113" w:type="pct"/>
-            <w:vAlign w:val="center"/>
-          </w:tcPr>
-          <w:p>
-            <w:pPr>
-              <w:tabs>
-                <w:tab w:val="left" w:pos="360"/>
-              </w:tabs>
-              <w:jc w:val="center"/>
-              <w:rPr>
-                <w:rFonts w:ascii="Aptos Slab" w:hAnsi="Aptos Slab" w:cs="Times New Roman"/>
-                <w:iCs/>
-                <w:sz w:val="14"/>
-                <w:szCs w:val="18"/>
-              </w:rPr>
-            </w:pPr>
-            <w:r>
-              <w:rPr>
-                <w:rFonts w:ascii="Aptos Slab" w:hAnsi="Aptos Slab" w:cs="Times New Roman"/>
-                <w:iCs/>
-                <w:sz w:val="14"/>
-                <w:szCs w:val="18"/>
-              </w:rPr>
-              <w:t>Consistently demonstrates skills and understanding beyond expectations; applies learning independently and confidently</w:t>
-            </w:r>
-          </w:p>
-        </w:tc>
-      </w:tr>
-      <w:tr>
-        <w:tc>
-          <w:tcPr>
-            <w:tcW w:w="630" w:type="pct"/>
-            <w:vAlign w:val="center"/>
-          </w:tcPr>
-          <w:p>
-            <w:pPr>
-              <w:tabs>
-                <w:tab w:val="left" w:pos="360"/>
-              </w:tabs>
-              <w:jc w:val="center"/>
-              <w:rPr>
-                <w:rFonts w:ascii="Aptos Slab" w:hAnsi="Aptos Slab" w:cs="Times New Roman"/>
-                <w:b/>
-                <w:bCs/>
-                <w:iCs/>
-                <w:sz w:val="16"/>
-                <w:szCs w:val="20"/>
-              </w:rPr>
-            </w:pPr>
-            <w:r>
-              <w:rPr>
-                <w:rFonts w:ascii="Aptos Slab" w:hAnsi="Aptos Slab" w:cs="Times New Roman"/>
-                <w:b/>
-                <w:bCs/>
-                <w:iCs/>
-                <w:sz w:val="16"/>
-                <w:szCs w:val="20"/>
-              </w:rPr>
-              <w:t>B</w:t>
-            </w:r>
-          </w:p>
-        </w:tc>
-        <w:tc>
-          <w:tcPr>
-            <w:tcW w:w="1257" w:type="pct"/>
-            <w:vAlign w:val="center"/>
-          </w:tcPr>
-          <w:p>
-            <w:pPr>
-              <w:tabs>
-                <w:tab w:val="left" w:pos="360"/>
-              </w:tabs>
-              <w:jc w:val="center"/>
-              <w:rPr>
-                <w:rFonts w:ascii="Aptos Slab" w:hAnsi="Aptos Slab" w:cs="Times New Roman"/>
-                <w:b/>
-                <w:bCs/>
-                <w:iCs/>
-                <w:sz w:val="16"/>
-                <w:szCs w:val="20"/>
-              </w:rPr>
-            </w:pPr>
-            <w:r>
-              <w:rPr>
-                <w:rFonts w:ascii="Aptos Slab" w:hAnsi="Aptos Slab" w:cs="Times New Roman"/>
-                <w:b/>
-                <w:bCs/>
-                <w:iCs/>
-                <w:sz w:val="16"/>
-                <w:szCs w:val="20"/>
-              </w:rPr>
-              <w:t>Benchmarking</w:t>
-            </w:r>
-          </w:p>
-          <w:p>
-            <w:pPr>
-              <w:tabs>
-                <w:tab w:val="left" w:pos="360"/>
-              </w:tabs>
-              <w:jc w:val="center"/>
-              <w:rPr>
-                <w:rFonts w:ascii="Aptos Slab" w:hAnsi="Aptos Slab" w:cs="Times New Roman"/>
-                <w:i/>
-                <w:sz w:val="16"/>
-                <w:szCs w:val="20"/>
-              </w:rPr>
-            </w:pPr>
+              <w:t>(</w:t>
+            </w:r>
+            <w:proofErr w:type="spellStart"/>
             <w:r>
               <w:rPr>
                 <w:rFonts w:ascii="Aptos Slab" w:hAnsi="Aptos Slab" w:cs="Times New Roman"/>
@@ -4079,119 +4269,9 @@
                 <w:sz w:val="14"/>
                 <w:szCs w:val="18"/>
               </w:rPr>
-              <w:t>(Naipamamalas)</w:t>
-            </w:r>
-          </w:p>
-        </w:tc>
-        <w:tc>
-          <w:tcPr>
-            <w:tcW w:w="3113" w:type="pct"/>
-            <w:vAlign w:val="center"/>
-          </w:tcPr>
-          <w:p>
-            <w:pPr>
-              <w:tabs>
-                <w:tab w:val="left" w:pos="360"/>
-              </w:tabs>
-              <w:jc w:val="center"/>
-              <w:rPr>
-                <w:rFonts w:ascii="Aptos Slab" w:hAnsi="Aptos Slab" w:cs="Times New Roman"/>
-                <w:iCs/>
-                <w:sz w:val="14"/>
-                <w:szCs w:val="18"/>
-              </w:rPr>
-            </w:pPr>
-            <w:r>
-              <w:rPr>
-                <w:rFonts w:ascii="Aptos Slab" w:hAnsi="Aptos Slab" w:cs="Times New Roman"/>
-                <w:iCs/>
-                <w:sz w:val="14"/>
-                <w:szCs w:val="18"/>
-              </w:rPr>
-              <w:t>Meets expected learning standards, demonstrates skills and understanding with consistency.</w:t>
-            </w:r>
-          </w:p>
-        </w:tc>
-      </w:tr>
-      <w:tr>
-        <w:tc>
-          <w:tcPr>
-            <w:tcW w:w="630" w:type="pct"/>
-            <w:vAlign w:val="center"/>
-          </w:tcPr>
-          <w:p>
-            <w:pPr>
-              <w:tabs>
-                <w:tab w:val="left" w:pos="360"/>
-              </w:tabs>
-              <w:jc w:val="center"/>
-              <w:rPr>
-                <w:rFonts w:ascii="Aptos Slab" w:hAnsi="Aptos Slab" w:cs="Times New Roman"/>
-                <w:b/>
-                <w:bCs/>
-                <w:iCs/>
-                <w:sz w:val="16"/>
-                <w:szCs w:val="20"/>
-              </w:rPr>
-            </w:pPr>
-            <w:r>
-              <w:rPr>
-                <w:rFonts w:ascii="Aptos Slab" w:hAnsi="Aptos Slab" w:cs="Times New Roman"/>
-                <w:b/>
-                <w:bCs/>
-                <w:iCs/>
-                <w:sz w:val="16"/>
-                <w:szCs w:val="20"/>
-              </w:rPr>
-              <w:t>C</w:t>
-            </w:r>
-          </w:p>
-        </w:tc>
-        <w:tc>
-          <w:tcPr>
-            <w:tcW w:w="1257" w:type="pct"/>
-            <w:vAlign w:val="center"/>
-          </w:tcPr>
-          <w:p>
-            <w:pPr>
-              <w:tabs>
-                <w:tab w:val="left" w:pos="360"/>
-              </w:tabs>
-              <w:jc w:val="center"/>
-              <w:rPr>
-                <w:rFonts w:ascii="Aptos Slab" w:hAnsi="Aptos Slab" w:cs="Times New Roman"/>
-                <w:b/>
-                <w:bCs/>
-                <w:iCs/>
-                <w:sz w:val="16"/>
-                <w:szCs w:val="20"/>
-              </w:rPr>
-            </w:pPr>
-            <w:r>
-              <w:rPr>
-                <w:rFonts w:ascii="Aptos Slab" w:hAnsi="Aptos Slab" w:cs="Times New Roman"/>
-                <w:b/>
-                <w:bCs/>
-                <w:iCs/>
-                <w:sz w:val="16"/>
-                <w:szCs w:val="20"/>
-              </w:rPr>
-              <w:t>Connecting</w:t>
-            </w:r>
-          </w:p>
-          <w:p>
-            <w:pPr>
-              <w:tabs>
-                <w:tab w:val="left" w:pos="360"/>
-              </w:tabs>
-              <w:jc w:val="center"/>
-              <w:rPr>
-                <w:rFonts w:ascii="Aptos Slab" w:hAnsi="Aptos Slab" w:cs="Times New Roman"/>
-                <w:i/>
-                <w:sz w:val="16"/>
-                <w:szCs w:val="20"/>
-              </w:rPr>
-            </w:pPr>
+              <w:t>Namumukod</w:t>
+            </w:r>
+            <w:proofErr w:type="spellEnd"/>
             <w:r>
               <w:rPr>
                 <w:rFonts w:ascii="Aptos Slab" w:hAnsi="Aptos Slab" w:cs="Times New Roman"/>
@@ -4199,7 +4279,7 @@
                 <w:sz w:val="14"/>
                 <w:szCs w:val="18"/>
               </w:rPr>
-              <w:t>(Natutungo)</w:t>
+              <w:t>-tangi)</w:t>
             </w:r>
           </w:p>
         </w:tc>
@@ -4228,7 +4308,7 @@
                 <w:sz w:val="14"/>
                 <w:szCs w:val="18"/>
               </w:rPr>
-              <w:t>Shows developing understanding and skills, requires minimal guidance and support.</w:t>
+              <w:t>Consistently demonstrates skills and understanding beyond expectations; applies learning independently and confidently</w:t>
             </w:r>
           </w:p>
         </w:tc>
@@ -4263,7 +4343,7 @@
                 <w:sz w:val="16"/>
                 <w:szCs w:val="20"/>
               </w:rPr>
-              <w:t>D</w:t>
+              <w:t>B</w:t>
             </w:r>
           </w:p>
         </w:tc>
@@ -4296,127 +4376,7 @@
                 <w:sz w:val="16"/>
                 <w:szCs w:val="20"/>
               </w:rPr>
-              <w:t>Developing</w:t>
-            </w:r>
-          </w:p>
-          <w:p>
-            <w:pPr>
-              <w:tabs>
-                <w:tab w:val="left" w:pos="360"/>
-              </w:tabs>
-              <w:jc w:val="center"/>
-              <w:rPr>
-                <w:rFonts w:ascii="Aptos Slab" w:hAnsi="Aptos Slab" w:cs="Times New Roman"/>
-                <w:iCs/>
-                <w:sz w:val="16"/>
-                <w:szCs w:val="20"/>
-              </w:rPr>
-            </w:pPr>
-            <w:r>
-              <w:rPr>
-                <w:rFonts w:ascii="Aptos Slab" w:hAnsi="Aptos Slab" w:cs="Times New Roman"/>
-                <w:iCs/>
-                <w:sz w:val="14"/>
-                <w:szCs w:val="18"/>
-              </w:rPr>
-              <w:t>(Napapaunlad)</w:t>
-            </w:r>
-          </w:p>
-        </w:tc>
-        <w:tc>
-          <w:tcPr>
-            <w:tcW w:w="3113" w:type="pct"/>
-            <w:vAlign w:val="center"/>
-          </w:tcPr>
-          <w:p>
-            <w:pPr>
-              <w:tabs>
-                <w:tab w:val="left" w:pos="360"/>
-              </w:tabs>
-              <w:jc w:val="center"/>
-              <w:rPr>
-                <w:rFonts w:ascii="Aptos Slab" w:hAnsi="Aptos Slab" w:cs="Times New Roman"/>
-                <w:iCs/>
-                <w:sz w:val="14"/>
-                <w:szCs w:val="18"/>
-              </w:rPr>
-            </w:pPr>
-            <w:r>
-              <w:rPr>
-                <w:rFonts w:ascii="Aptos Slab" w:hAnsi="Aptos Slab" w:cs="Times New Roman"/>
-                <w:iCs/>
-                <w:sz w:val="14"/>
-                <w:szCs w:val="18"/>
-              </w:rPr>
-              <w:t>Demonstrates emerging skills and understanding; requires regular guidance and support.</w:t>
-            </w:r>
-          </w:p>
-        </w:tc>
-      </w:tr>
-      <w:tr>
-        <w:tc>
-          <w:tcPr>
-            <w:tcW w:w="630" w:type="pct"/>
-            <w:vAlign w:val="center"/>
-          </w:tcPr>
-          <w:p>
-            <w:pPr>
-              <w:tabs>
-                <w:tab w:val="left" w:pos="360"/>
-              </w:tabs>
-              <w:jc w:val="center"/>
-              <w:rPr>
-                <w:rFonts w:ascii="Aptos Slab" w:hAnsi="Aptos Slab" w:cs="Times New Roman"/>
-                <w:b/>
-                <w:bCs/>
-                <w:iCs/>
-                <w:sz w:val="16"/>
-                <w:szCs w:val="20"/>
-              </w:rPr>
-            </w:pPr>
-            <w:r>
-              <w:rPr>
-                <w:rFonts w:ascii="Aptos Slab" w:hAnsi="Aptos Slab" w:cs="Times New Roman"/>
-                <w:b/>
-                <w:bCs/>
-                <w:iCs/>
-                <w:sz w:val="16"/>
-                <w:szCs w:val="20"/>
-              </w:rPr>
-              <w:t>E</w:t>
-            </w:r>
-          </w:p>
-        </w:tc>
-        <w:tc>
-          <w:tcPr>
-            <w:tcW w:w="1257" w:type="pct"/>
-            <w:vAlign w:val="center"/>
-          </w:tcPr>
-          <w:p>
-            <w:pPr>
-              <w:tabs>
-                <w:tab w:val="left" w:pos="360"/>
-              </w:tabs>
-              <w:jc w:val="center"/>
-              <w:rPr>
-                <w:rFonts w:ascii="Aptos Slab" w:hAnsi="Aptos Slab" w:cs="Times New Roman"/>
-                <w:b/>
-                <w:bCs/>
-                <w:iCs/>
-                <w:sz w:val="16"/>
-                <w:szCs w:val="20"/>
-              </w:rPr>
-            </w:pPr>
-            <w:r>
-              <w:rPr>
-                <w:rFonts w:ascii="Aptos Slab" w:hAnsi="Aptos Slab" w:cs="Times New Roman"/>
-                <w:b/>
-                <w:bCs/>
-                <w:iCs/>
-                <w:sz w:val="16"/>
-                <w:szCs w:val="20"/>
-              </w:rPr>
-              <w:t>Emerging</w:t>
+              <w:t>Benchmarking</w:t>
             </w:r>
           </w:p>
           <w:p>
@@ -4439,7 +4399,489 @@
                 <w:sz w:val="14"/>
                 <w:szCs w:val="18"/>
               </w:rPr>
-              <w:t>(Nagsisimula)</w:t>
+              <w:t>(</w:t>
+            </w:r>
+            <w:proofErr w:type="spellStart"/>
+            <w:r>
+              <w:rPr>
+                <w:rFonts w:ascii="Aptos Slab" w:hAnsi="Aptos Slab" w:cs="Times New Roman"/>
+                <w:i/>
+                <w:sz w:val="14"/>
+                <w:szCs w:val="18"/>
+              </w:rPr>
+              <w:t>Naipamamalas</w:t>
+            </w:r>
+            <w:proofErr w:type="spellEnd"/>
+            <w:r>
+              <w:rPr>
+                <w:rFonts w:ascii="Aptos Slab" w:hAnsi="Aptos Slab" w:cs="Times New Roman"/>
+                <w:i/>
+                <w:sz w:val="14"/>
+                <w:szCs w:val="18"/>
+              </w:rPr>
+              <w:t>)</w:t>
+            </w:r>
+          </w:p>
+        </w:tc>
+        <w:tc>
+          <w:tcPr>
+            <w:tcW w:w="3113" w:type="pct"/>
+            <w:vAlign w:val="center"/>
+          </w:tcPr>
+          <w:p>
+            <w:pPr>
+              <w:tabs>
+                <w:tab w:val="left" w:pos="360"/>
+              </w:tabs>
+              <w:jc w:val="center"/>
+              <w:rPr>
+                <w:rFonts w:ascii="Aptos Slab" w:hAnsi="Aptos Slab" w:cs="Times New Roman"/>
+                <w:iCs/>
+                <w:sz w:val="14"/>
+                <w:szCs w:val="18"/>
+              </w:rPr>
+            </w:pPr>
+            <w:r>
+              <w:rPr>
+                <w:rFonts w:ascii="Aptos Slab" w:hAnsi="Aptos Slab" w:cs="Times New Roman"/>
+                <w:iCs/>
+                <w:sz w:val="14"/>
+                <w:szCs w:val="18"/>
+              </w:rPr>
+              <w:t>Meets expected learning standards, demonstrates skills and understanding with consistency.</w:t>
+            </w:r>
+          </w:p>
+        </w:tc>
+      </w:tr>
+      <w:tr>
+        <w:tc>
+          <w:tcPr>
+            <w:tcW w:w="630" w:type="pct"/>
+            <w:vAlign w:val="center"/>
+          </w:tcPr>
+          <w:p>
+            <w:pPr>
+              <w:tabs>
+                <w:tab w:val="left" w:pos="360"/>
+              </w:tabs>
+              <w:jc w:val="center"/>
+              <w:rPr>
+                <w:rFonts w:ascii="Aptos Slab" w:hAnsi="Aptos Slab" w:cs="Times New Roman"/>
+                <w:b/>
+                <w:bCs/>
+                <w:iCs/>
+                <w:sz w:val="16"/>
+                <w:szCs w:val="20"/>
+              </w:rPr>
+            </w:pPr>
+            <w:r>
+              <w:rPr>
+                <w:rFonts w:ascii="Aptos Slab" w:hAnsi="Aptos Slab" w:cs="Times New Roman"/>
+                <w:b/>
+                <w:bCs/>
+                <w:iCs/>
+                <w:sz w:val="16"/>
+                <w:szCs w:val="20"/>
+              </w:rPr>
+              <w:t>C</w:t>
+            </w:r>
+          </w:p>
+        </w:tc>
+        <w:tc>
+          <w:tcPr>
+            <w:tcW w:w="1257" w:type="pct"/>
+            <w:vAlign w:val="center"/>
+          </w:tcPr>
+          <w:p>
+            <w:pPr>
+              <w:tabs>
+                <w:tab w:val="left" w:pos="360"/>
+              </w:tabs>
+              <w:jc w:val="center"/>
+              <w:rPr>
+                <w:rFonts w:ascii="Aptos Slab" w:hAnsi="Aptos Slab" w:cs="Times New Roman"/>
+                <w:b/>
+                <w:bCs/>
+                <w:iCs/>
+                <w:sz w:val="16"/>
+                <w:szCs w:val="20"/>
+              </w:rPr>
+            </w:pPr>
+            <w:r>
+              <w:rPr>
+                <w:rFonts w:ascii="Aptos Slab" w:hAnsi="Aptos Slab" w:cs="Times New Roman"/>
+                <w:b/>
+                <w:bCs/>
+                <w:iCs/>
+                <w:sz w:val="16"/>
+                <w:szCs w:val="20"/>
+              </w:rPr>
+              <w:t>Connecting</w:t>
+            </w:r>
+          </w:p>
+          <w:p>
+            <w:pPr>
+              <w:tabs>
+                <w:tab w:val="left" w:pos="360"/>
+              </w:tabs>
+              <w:jc w:val="center"/>
+              <w:rPr>
+                <w:rFonts w:ascii="Aptos Slab" w:hAnsi="Aptos Slab" w:cs="Times New Roman"/>
+                <w:i/>
+                <w:sz w:val="16"/>
+                <w:szCs w:val="20"/>
+              </w:rPr>
+            </w:pPr>
+            <w:r>
+              <w:rPr>
+                <w:rFonts w:ascii="Aptos Slab" w:hAnsi="Aptos Slab" w:cs="Times New Roman"/>
+                <w:i/>
+                <w:sz w:val="14"/>
+                <w:szCs w:val="18"/>
+              </w:rPr>
+              <w:t>(</w:t>
+            </w:r>
+            <w:proofErr w:type="spellStart"/>
+            <w:r>
+              <w:rPr>
+                <w:rFonts w:ascii="Aptos Slab" w:hAnsi="Aptos Slab" w:cs="Times New Roman"/>
+                <w:i/>
+                <w:sz w:val="14"/>
+                <w:szCs w:val="18"/>
+              </w:rPr>
+              <w:t>Natutungo</w:t>
+            </w:r>
+            <w:proofErr w:type="spellEnd"/>
+            <w:r>
+              <w:rPr>
+                <w:rFonts w:ascii="Aptos Slab" w:hAnsi="Aptos Slab" w:cs="Times New Roman"/>
+                <w:i/>
+                <w:sz w:val="14"/>
+                <w:szCs w:val="18"/>
+              </w:rPr>
+              <w:t>)</w:t>
+            </w:r>
+          </w:p>
+        </w:tc>
+        <w:tc>
+          <w:tcPr>
+            <w:tcW w:w="3113" w:type="pct"/>
+            <w:vAlign w:val="center"/>
+          </w:tcPr>
+          <w:p>
+            <w:pPr>
+              <w:tabs>
+                <w:tab w:val="left" w:pos="360"/>
+              </w:tabs>
+              <w:jc w:val="center"/>
+              <w:rPr>
+                <w:rFonts w:ascii="Aptos Slab" w:hAnsi="Aptos Slab" w:cs="Times New Roman"/>
+                <w:iCs/>
+                <w:sz w:val="14"/>
+                <w:szCs w:val="18"/>
+              </w:rPr>
+            </w:pPr>
+            <w:r>
+              <w:rPr>
+                <w:rFonts w:ascii="Aptos Slab" w:hAnsi="Aptos Slab" w:cs="Times New Roman"/>
+                <w:iCs/>
+                <w:sz w:val="14"/>
+                <w:szCs w:val="18"/>
+              </w:rPr>
+              <w:t xml:space="preserve">Shows developing understanding and </w:t>
+            </w:r>
+            <w:proofErr w:type="gramStart"/>
+            <w:r>
+              <w:rPr>
+                <w:rFonts w:ascii="Aptos Slab" w:hAnsi="Aptos Slab" w:cs="Times New Roman"/>
+                <w:iCs/>
+                <w:sz w:val="14"/>
+                <w:szCs w:val="18"/>
+              </w:rPr>
+              <w:t>skills,</w:t>
+            </w:r>
+            <w:proofErr w:type="gramEnd"/>
+            <w:r>
+              <w:rPr>
+                <w:rFonts w:ascii="Aptos Slab" w:hAnsi="Aptos Slab" w:cs="Times New Roman"/>
+                <w:iCs/>
+                <w:sz w:val="14"/>
+                <w:szCs w:val="18"/>
+              </w:rPr>
+              <w:t xml:space="preserve"> </w:t>
+            </w:r>
+            <w:proofErr w:type="gramStart"/>
+            <w:r>
+              <w:rPr>
+                <w:rFonts w:ascii="Aptos Slab" w:hAnsi="Aptos Slab" w:cs="Times New Roman"/>
+                <w:iCs/>
+                <w:sz w:val="14"/>
+                <w:szCs w:val="18"/>
+              </w:rPr>
+              <w:t>requires</w:t>
+            </w:r>
+            <w:proofErr w:type="gramEnd"/>
+            <w:r>
+              <w:rPr>
+                <w:rFonts w:ascii="Aptos Slab" w:hAnsi="Aptos Slab" w:cs="Times New Roman"/>
+                <w:iCs/>
+                <w:sz w:val="14"/>
+                <w:szCs w:val="18"/>
+              </w:rPr>
+              <w:t xml:space="preserve"> minimal guidance and support.</w:t>
+            </w:r>
+          </w:p>
+        </w:tc>
+      </w:tr>
+      <w:tr>
+        <w:tc>
+          <w:tcPr>
+            <w:tcW w:w="630" w:type="pct"/>
+            <w:vAlign w:val="center"/>
+          </w:tcPr>
+          <w:p>
+            <w:pPr>
+              <w:tabs>
+                <w:tab w:val="left" w:pos="360"/>
+              </w:tabs>
+              <w:jc w:val="center"/>
+              <w:rPr>
+                <w:rFonts w:ascii="Aptos Slab" w:hAnsi="Aptos Slab" w:cs="Times New Roman"/>
+                <w:b/>
+                <w:bCs/>
+                <w:iCs/>
+                <w:sz w:val="16"/>
+                <w:szCs w:val="20"/>
+              </w:rPr>
+            </w:pPr>
+            <w:r>
+              <w:rPr>
+                <w:rFonts w:ascii="Aptos Slab" w:hAnsi="Aptos Slab" w:cs="Times New Roman"/>
+                <w:b/>
+                <w:bCs/>
+                <w:iCs/>
+                <w:sz w:val="16"/>
+                <w:szCs w:val="20"/>
+              </w:rPr>
+              <w:t>D</w:t>
+            </w:r>
+          </w:p>
+        </w:tc>
+        <w:tc>
+          <w:tcPr>
+            <w:tcW w:w="1257" w:type="pct"/>
+            <w:vAlign w:val="center"/>
+          </w:tcPr>
+          <w:p>
+            <w:pPr>
+              <w:tabs>
+                <w:tab w:val="left" w:pos="360"/>
+              </w:tabs>
+              <w:jc w:val="center"/>
+              <w:rPr>
+                <w:rFonts w:ascii="Aptos Slab" w:hAnsi="Aptos Slab" w:cs="Times New Roman"/>
+                <w:b/>
+                <w:bCs/>
+                <w:iCs/>
+                <w:sz w:val="16"/>
+                <w:szCs w:val="20"/>
+              </w:rPr>
+            </w:pPr>
+            <w:proofErr w:type="gramStart"/>
+            <w:r>
+              <w:rPr>
+                <w:rFonts w:ascii="Aptos Slab" w:hAnsi="Aptos Slab" w:cs="Times New Roman"/>
+                <w:b/>
+                <w:bCs/>
+                <w:iCs/>
+                <w:sz w:val="16"/>
+                <w:szCs w:val="20"/>
+              </w:rPr>
+              <w:t>Developing</w:t>
+            </w:r>
+            <w:proofErr w:type="gramEnd"/>
+          </w:p>
+          <w:p>
+            <w:pPr>
+              <w:tabs>
+                <w:tab w:val="left" w:pos="360"/>
+              </w:tabs>
+              <w:jc w:val="center"/>
+              <w:rPr>
+                <w:rFonts w:ascii="Aptos Slab" w:hAnsi="Aptos Slab" w:cs="Times New Roman"/>
+                <w:iCs/>
+                <w:sz w:val="16"/>
+                <w:szCs w:val="20"/>
+              </w:rPr>
+            </w:pPr>
+            <w:r>
+              <w:rPr>
+                <w:rFonts w:ascii="Aptos Slab" w:hAnsi="Aptos Slab" w:cs="Times New Roman"/>
+                <w:iCs/>
+                <w:sz w:val="14"/>
+                <w:szCs w:val="18"/>
+              </w:rPr>
+              <w:t>(</w:t>
+            </w:r>
+            <w:proofErr w:type="spellStart"/>
+            <w:r>
+              <w:rPr>
+                <w:rFonts w:ascii="Aptos Slab" w:hAnsi="Aptos Slab" w:cs="Times New Roman"/>
+                <w:iCs/>
+                <w:sz w:val="14"/>
+                <w:szCs w:val="18"/>
+              </w:rPr>
+              <w:t>Napapaunlad</w:t>
+            </w:r>
+            <w:proofErr w:type="spellEnd"/>
+            <w:r>
+              <w:rPr>
+                <w:rFonts w:ascii="Aptos Slab" w:hAnsi="Aptos Slab" w:cs="Times New Roman"/>
+                <w:iCs/>
+                <w:sz w:val="14"/>
+                <w:szCs w:val="18"/>
+              </w:rPr>
+              <w:t>)</w:t>
+            </w:r>
+          </w:p>
+        </w:tc>
+        <w:tc>
+          <w:tcPr>
+            <w:tcW w:w="3113" w:type="pct"/>
+            <w:vAlign w:val="center"/>
+          </w:tcPr>
+          <w:p>
+            <w:pPr>
+              <w:tabs>
+                <w:tab w:val="left" w:pos="360"/>
+              </w:tabs>
+              <w:jc w:val="center"/>
+              <w:rPr>
+                <w:rFonts w:ascii="Aptos Slab" w:hAnsi="Aptos Slab" w:cs="Times New Roman"/>
+                <w:iCs/>
+                <w:sz w:val="14"/>
+                <w:szCs w:val="18"/>
+              </w:rPr>
+            </w:pPr>
+            <w:r>
+              <w:rPr>
+                <w:rFonts w:ascii="Aptos Slab" w:hAnsi="Aptos Slab" w:cs="Times New Roman"/>
+                <w:iCs/>
+                <w:sz w:val="14"/>
+                <w:szCs w:val="18"/>
+              </w:rPr>
+              <w:t>Demonstrates emerging skills and understanding; requires regular guidance and support.</w:t>
+            </w:r>
+          </w:p>
+        </w:tc>
+      </w:tr>
+      <w:tr>
+        <w:tc>
+          <w:tcPr>
+            <w:tcW w:w="630" w:type="pct"/>
+            <w:vAlign w:val="center"/>
+          </w:tcPr>
+          <w:p>
+            <w:pPr>
+              <w:tabs>
+                <w:tab w:val="left" w:pos="360"/>
+              </w:tabs>
+              <w:jc w:val="center"/>
+              <w:rPr>
+                <w:rFonts w:ascii="Aptos Slab" w:hAnsi="Aptos Slab" w:cs="Times New Roman"/>
+                <w:b/>
+                <w:bCs/>
+                <w:iCs/>
+                <w:sz w:val="16"/>
+                <w:szCs w:val="20"/>
+              </w:rPr>
+            </w:pPr>
+            <w:r>
+              <w:rPr>
+                <w:rFonts w:ascii="Aptos Slab" w:hAnsi="Aptos Slab" w:cs="Times New Roman"/>
+                <w:b/>
+                <w:bCs/>
+                <w:iCs/>
+                <w:sz w:val="16"/>
+                <w:szCs w:val="20"/>
+              </w:rPr>
+              <w:t>E</w:t>
+            </w:r>
+          </w:p>
+        </w:tc>
+        <w:tc>
+          <w:tcPr>
+            <w:tcW w:w="1257" w:type="pct"/>
+            <w:vAlign w:val="center"/>
+          </w:tcPr>
+          <w:p>
+            <w:pPr>
+              <w:tabs>
+                <w:tab w:val="left" w:pos="360"/>
+              </w:tabs>
+              <w:jc w:val="center"/>
+              <w:rPr>
+                <w:rFonts w:ascii="Aptos Slab" w:hAnsi="Aptos Slab" w:cs="Times New Roman"/>
+                <w:b/>
+                <w:bCs/>
+                <w:iCs/>
+                <w:sz w:val="16"/>
+                <w:szCs w:val="20"/>
+              </w:rPr>
+            </w:pPr>
+            <w:r>
+              <w:rPr>
+                <w:rFonts w:ascii="Aptos Slab" w:hAnsi="Aptos Slab" w:cs="Times New Roman"/>
+                <w:b/>
+                <w:bCs/>
+                <w:iCs/>
+                <w:sz w:val="16"/>
+                <w:szCs w:val="20"/>
+              </w:rPr>
+              <w:t>Emerging</w:t>
+            </w:r>
+          </w:p>
+          <w:p>
+            <w:pPr>
+              <w:tabs>
+                <w:tab w:val="left" w:pos="360"/>
+              </w:tabs>
+              <w:jc w:val="center"/>
+              <w:rPr>
+                <w:rFonts w:ascii="Aptos Slab" w:hAnsi="Aptos Slab" w:cs="Times New Roman"/>
+                <w:i/>
+                <w:sz w:val="16"/>
+                <w:szCs w:val="20"/>
+              </w:rPr>
+            </w:pPr>
+            <w:r>
+              <w:rPr>
+                <w:rFonts w:ascii="Aptos Slab" w:hAnsi="Aptos Slab" w:cs="Times New Roman"/>
+                <w:i/>
+                <w:sz w:val="14"/>
+                <w:szCs w:val="18"/>
+              </w:rPr>
+              <w:t>(</w:t>
+            </w:r>
+            <w:proofErr w:type="spellStart"/>
+            <w:r>
+              <w:rPr>
+                <w:rFonts w:ascii="Aptos Slab" w:hAnsi="Aptos Slab" w:cs="Times New Roman"/>
+                <w:i/>
+                <w:sz w:val="14"/>
+                <w:szCs w:val="18"/>
+              </w:rPr>
+              <w:t>Nagsisimula</w:t>
+            </w:r>
+            <w:proofErr w:type="spellEnd"/>
+            <w:r>
+              <w:rPr>
+                <w:rFonts w:ascii="Aptos Slab" w:hAnsi="Aptos Slab" w:cs="Times New Roman"/>
+                <w:i/>
+                <w:sz w:val="14"/>
+                <w:szCs w:val="18"/>
+              </w:rPr>
+              <w:t>)</w:t>
             </w:r>
           </w:p>
         </w:tc>
@@ -4544,6 +4986,7 @@
         </w:rPr>
         <w:t xml:space="preserve">for the </w:t>
       </w:r>
+      <w:proofErr w:type="gramStart"/>
       <w:r>
         <w:rPr>
           <w:rFonts w:ascii="Aptos Slab" w:hAnsi="Aptos Slab" w:cs="Times New Roman"/>
@@ -4566,7 +5009,16 @@
           <w:sz w:val="18"/>
           <w:szCs w:val="18"/>
         </w:rPr>
-        <w:t xml:space="preserve">level </w:t>
+        <w:t>level</w:t>
+      </w:r>
+      <w:proofErr w:type="gramEnd"/>
+      <w:r>
+        <w:rPr>
+          <w:rFonts w:ascii="Aptos Slab" w:hAnsi="Aptos Slab" w:cs="Times New Roman"/>
+          <w:sz w:val="18"/>
+          <w:szCs w:val="18"/>
+        </w:rPr>
+        <w:t xml:space="preserve"> </w:t>
       </w:r>
       <w:r>
         <w:rPr>
@@ -4760,14 +5212,23 @@
                 <w:bCs/>
                 <w:szCs w:val="24"/>
               </w:rPr>
-              <w:t>{school</w:t>
-            </w:r>
+              <w:t>{</w:t>
+            </w:r>
+            <w:proofErr w:type="spellStart"/>
             <w:r>
               <w:rPr>
                 <w:rFonts w:ascii="Bernard MT Condensed" w:hAnsi="Bernard MT Condensed" w:cs="Times New Roman"/>
                 <w:bCs/>
                 <w:szCs w:val="24"/>
               </w:rPr>
+              <w:t>school</w:t>
+            </w:r>
+            <w:r>
+              <w:rPr>
+                <w:rFonts w:ascii="Bernard MT Condensed" w:hAnsi="Bernard MT Condensed" w:cs="Times New Roman"/>
+                <w:bCs/>
+                <w:szCs w:val="24"/>
+              </w:rPr>
               <w:t>H</w:t>
             </w:r>
             <w:r>
@@ -4776,7 +5237,16 @@
                 <w:bCs/>
                 <w:szCs w:val="24"/>
               </w:rPr>
-              <w:t>ead}</w:t>
+              <w:t>ead</w:t>
+            </w:r>
+            <w:proofErr w:type="spellEnd"/>
+            <w:r>
+              <w:rPr>
+                <w:rFonts w:ascii="Bernard MT Condensed" w:hAnsi="Bernard MT Condensed" w:cs="Times New Roman"/>
+                <w:bCs/>
+                <w:szCs w:val="24"/>
+              </w:rPr>
+              <w:t>}</w:t>
             </w:r>
           </w:p>
         </w:tc>
@@ -4850,7 +5320,27 @@
                 <w:sz w:val="18"/>
                 <w:szCs w:val="20"/>
               </w:rPr>
-              <w:t>{schoolHeadDesignation}</w:t>
+              <w:t>{</w:t>
+            </w:r>
+            <w:proofErr w:type="spellStart"/>
+            <w:r>
+              <w:rPr>
+                <w:rFonts w:ascii="Aptos Slab" w:hAnsi="Aptos Slab" w:cs="Times New Roman"/>
+                <w:bCs/>
+                <w:sz w:val="18"/>
+                <w:szCs w:val="20"/>
+              </w:rPr>
+              <w:t>schoolHeadDesignation</w:t>
+            </w:r>
+            <w:proofErr w:type="spellEnd"/>
+            <w:r>
+              <w:rPr>
+                <w:rFonts w:ascii="Aptos Slab" w:hAnsi="Aptos Slab" w:cs="Times New Roman"/>
+                <w:bCs/>
+                <w:sz w:val="18"/>
+                <w:szCs w:val="20"/>
+              </w:rPr>
+              <w:t>}</w:t>
             </w:r>
           </w:p>
         </w:tc>
@@ -5933,10 +6423,6 @@
 </file>
 
 <file path=customXml/item1.xml><?xml version="1.0" encoding="utf-8"?>
-<b:Sources xmlns:b="http://schemas.openxmlformats.org/officeDocument/2006/bibliography" xmlns="http://schemas.openxmlformats.org/officeDocument/2006/bibliography" SelectedStyle="\APASixthEditionOfficeOnline.xsl" StyleName="APA" Version="6"/>
-</file>
-
-<file path=customXml/item2.xml><?xml version="1.0" encoding="utf-8"?>
 <ct:contentTypeSchema xmlns:ct="http://schemas.microsoft.com/office/2006/metadata/contentType" xmlns:ma="http://schemas.microsoft.com/office/2006/metadata/properties/metaAttributes" ct:_="" ma:_="" ma:contentTypeName="Document" ma:contentTypeID="0x01010019B181300F721B4D9F3B95A3EE15143C" ma:contentTypeVersion="10" ma:contentTypeDescription="Create a new document." ma:contentTypeScope="" ma:versionID="bf2ca1b3bc24449cdd1a669432d4bb9e">
   <xsd:schema xmlns:xsd="http://www.w3.org/2001/XMLSchema" xmlns:xs="http://www.w3.org/2001/XMLSchema" xmlns:p="http://schemas.microsoft.com/office/2006/metadata/properties" xmlns:ns3="541f9672-3e94-4c26-a847-81d4d159bfa1" targetNamespace="http://schemas.microsoft.com/office/2006/metadata/properties" ma:root="true" ma:fieldsID="14a7babb77b443892259070c9ba030eb" ns3:_="">
     <xsd:import namespace="541f9672-3e94-4c26-a847-81d4d159bfa1"/>
@@ -6120,7 +6606,7 @@
 </ct:contentTypeSchema>
 </file>
 
-<file path=customXml/item3.xml><?xml version="1.0" encoding="utf-8"?>
+<file path=customXml/item2.xml><?xml version="1.0" encoding="utf-8"?>
 <?mso-contentType ?>
 <FormTemplates xmlns="http://schemas.microsoft.com/sharepoint/v3/contenttype/forms">
   <Display>DocumentLibraryForm</Display>
@@ -6129,21 +6615,17 @@
 </FormTemplates>
 </file>
 
-<file path=customXml/item4.xml><?xml version="1.0" encoding="utf-8"?>
+<file path=customXml/item3.xml><?xml version="1.0" encoding="utf-8"?>
 <p:properties xmlns:p="http://schemas.microsoft.com/office/2006/metadata/properties" xmlns:xsi="http://www.w3.org/2001/XMLSchema-instance" xmlns:pc="http://schemas.microsoft.com/office/infopath/2007/PartnerControls">
   <documentManagement/>
 </p:properties>
 </file>
 
-<file path=customXml/itemProps1.xml><?xml version="1.0" encoding="utf-8"?>
-<ds:datastoreItem xmlns:ds="http://schemas.openxmlformats.org/officeDocument/2006/customXml" ds:itemID="{79EDFC7F-E73A-4641-AB05-0EAF77FB85CB}">
-  <ds:schemaRefs>
-    <ds:schemaRef ds:uri="http://schemas.openxmlformats.org/officeDocument/2006/bibliography"/>
-  </ds:schemaRefs>
-</ds:datastoreItem>
+<file path=customXml/item4.xml><?xml version="1.0" encoding="utf-8"?>
+<b:Sources xmlns:b="http://schemas.openxmlformats.org/officeDocument/2006/bibliography" xmlns="http://schemas.openxmlformats.org/officeDocument/2006/bibliography" SelectedStyle="\APASixthEditionOfficeOnline.xsl" StyleName="APA" Version="6"/>
 </file>
 
-<file path=customXml/itemProps2.xml><?xml version="1.0" encoding="utf-8"?>
+<file path=customXml/itemProps1.xml><?xml version="1.0" encoding="utf-8"?>
 <ds:datastoreItem xmlns:ds="http://schemas.openxmlformats.org/officeDocument/2006/customXml" ds:itemID="{1934D20A-BA2A-4311-8449-030457D80377}">
   <ds:schemaRefs>
     <ds:schemaRef ds:uri="http://schemas.microsoft.com/office/2006/metadata/contentType"/>
@@ -6161,7 +6643,7 @@
 </ds:datastoreItem>
 </file>
 
-<file path=customXml/itemProps3.xml><?xml version="1.0" encoding="utf-8"?>
+<file path=customXml/itemProps2.xml><?xml version="1.0" encoding="utf-8"?>
 <ds:datastoreItem xmlns:ds="http://schemas.openxmlformats.org/officeDocument/2006/customXml" ds:itemID="{9E607EEA-1579-4534-A211-223D35B43271}">
   <ds:schemaRefs>
     <ds:schemaRef ds:uri="http://schemas.microsoft.com/sharepoint/v3/contenttype/forms"/>
@@ -6169,11 +6651,19 @@
 </ds:datastoreItem>
 </file>
 
-<file path=customXml/itemProps4.xml><?xml version="1.0" encoding="utf-8"?>
+<file path=customXml/itemProps3.xml><?xml version="1.0" encoding="utf-8"?>
 <ds:datastoreItem xmlns:ds="http://schemas.openxmlformats.org/officeDocument/2006/customXml" ds:itemID="{672FB7B5-DBC2-43DE-98D9-E1693A2B312F}">
   <ds:schemaRefs>
     <ds:schemaRef ds:uri="http://schemas.microsoft.com/office/2006/metadata/properties"/>
     <ds:schemaRef ds:uri="http://schemas.microsoft.com/office/infopath/2007/PartnerControls"/>
   </ds:schemaRefs>
 </ds:datastoreItem>
+</file>
+
+<file path=customXml/itemProps4.xml><?xml version="1.0" encoding="utf-8"?>
+<ds:datastoreItem xmlns:ds="http://schemas.openxmlformats.org/officeDocument/2006/customXml" ds:itemID="{79EDFC7F-E73A-4641-AB05-0EAF77FB85CB}">
+  <ds:schemaRefs>
+    <ds:schemaRef ds:uri="http://schemas.openxmlformats.org/officeDocument/2006/bibliography"/>
+  </ds:schemaRefs>
+</ds:datastoreItem>
 </file>
--- a/Grade One - 5.5x8.5.docx
+++ b/Grade One - 5.5x8.5.docx
@@ -20,97 +20,62 @@
           <w:szCs w:val="16"/>
         </w:rPr>
         <mc:AlternateContent>
-          <mc:Choice Requires="wpg">
+          <mc:Choice Requires="wps">
             <w:drawing>
-              <wp:anchor distT="0" distB="0" distL="114300" distR="114300" simplePos="0" relativeHeight="251660288" behindDoc="0" locked="0" layoutInCell="1" allowOverlap="1" wp14:anchorId="6F323882" wp14:editId="3A81A696">
+              <wp:anchor distT="0" distB="0" distL="114300" distR="114300" simplePos="0" relativeHeight="251659264" behindDoc="0" locked="0" layoutInCell="1" allowOverlap="1" wp14:anchorId="2C33B8D4" wp14:editId="025C895C">
                 <wp:simplePos x="0" y="0"/>
-                <wp:positionH relativeFrom="margin">
-                  <wp:posOffset>32385</wp:posOffset>
+                <wp:positionH relativeFrom="column">
+                  <wp:posOffset>3272427</wp:posOffset>
                 </wp:positionH>
                 <wp:positionV relativeFrom="paragraph">
-                  <wp:posOffset>53546</wp:posOffset>
+                  <wp:posOffset>99060</wp:posOffset>
                 </wp:positionV>
-                <wp:extent cx="4311287" cy="991235"/>
-                <wp:effectExtent l="0" t="0" r="13335" b="0"/>
+                <wp:extent cx="1071245" cy="991235"/>
+                <wp:effectExtent l="0" t="0" r="0" b="0"/>
                 <wp:wrapNone/>
-                <wp:docPr id="417833318" name="Group 2"/>
-                <wp:cNvGraphicFramePr/>
+                <wp:docPr id="1714493327" name="Text Box 2"/>
+                <wp:cNvGraphicFramePr>
+                  <a:graphicFrameLocks xmlns:a="http://schemas.openxmlformats.org/drawingml/2006/main"/>
+                </wp:cNvGraphicFramePr>
                 <a:graphic xmlns:a="http://schemas.openxmlformats.org/drawingml/2006/main">
-                  <a:graphicData uri="http://schemas.microsoft.com/office/word/2010/wordprocessingGroup">
-                    <wpg:wgp>
-                      <wpg:cNvGrpSpPr/>
-                      <wpg:grpSpPr>
+                  <a:graphicData uri="http://schemas.microsoft.com/office/word/2010/wordprocessingShape">
+                    <wps:wsp>
+                      <wps:cNvSpPr txBox="1">
+                        <a:spLocks noChangeArrowheads="1"/>
+                      </wps:cNvSpPr>
+                      <wps:spPr bwMode="auto">
                         <a:xfrm>
                           <a:off x="0" y="0"/>
-                          <a:ext cx="4311287" cy="991235"/>
-                          <a:chOff x="0" y="0"/>
-                          <a:chExt cx="4311287" cy="991235"/>
+                          <a:ext cx="1071245" cy="991235"/>
                         </a:xfrm>
-                      </wpg:grpSpPr>
-                      <wps:wsp>
-                        <wps:cNvPr id="494323967" name="Text Box 2"/>
-                        <wps:cNvSpPr txBox="1">
-                          <a:spLocks noChangeArrowheads="1"/>
-                        </wps:cNvSpPr>
-                        <wps:spPr bwMode="auto">
-                          <a:xfrm>
-                            <a:off x="3240042" y="0"/>
-                            <a:ext cx="1071245" cy="991235"/>
-                          </a:xfrm>
-                          <a:prstGeom prst="rect">
-                            <a:avLst/>
-                          </a:prstGeom>
+                        <a:prstGeom prst="rect">
+                          <a:avLst/>
+                        </a:prstGeom>
+                        <a:noFill/>
+                        <a:ln w="9525">
                           <a:noFill/>
-                          <a:ln w="9525">
-                            <a:noFill/>
-                            <a:miter lim="800000"/>
-                            <a:headEnd/>
-                            <a:tailEnd/>
-                          </a:ln>
-                        </wps:spPr>
-                        <wps:txbx>
-                          <w:txbxContent>
-                            <w:p>
-                              <w:pPr>
-                                <w:spacing w:after="0"/>
-                                <w:jc w:val="right"/>
-                              </w:pPr>
-                              <w:r>
-                                <w:t>{%logo}</w:t>
-                              </w:r>
-                            </w:p>
-                          </w:txbxContent>
-                        </wps:txbx>
-                        <wps:bodyPr rot="0" vert="horz" wrap="square" lIns="0" tIns="0" rIns="0" bIns="0" anchor="t" anchorCtr="0">
-                          <a:noAutofit/>
-                        </wps:bodyPr>
-                      </wps:wsp>
-                      <pic:pic xmlns:pic="http://schemas.openxmlformats.org/drawingml/2006/picture">
-                        <pic:nvPicPr>
-                          <pic:cNvPr id="115059064" name="Picture 1" descr="A logo of a university&#10;&#10;Description automatically generated"/>
-                          <pic:cNvPicPr>
-                            <a:picLocks noChangeAspect="1"/>
-                          </pic:cNvPicPr>
-                        </pic:nvPicPr>
-                        <pic:blipFill rotWithShape="1">
-                          <a:blip r:embed="rId8" cstate="print"/>
-                          <a:srcRect l="2219" t="1982" r="2089" b="2132"/>
-                          <a:stretch/>
-                        </pic:blipFill>
-                        <pic:spPr bwMode="auto">
-                          <a:xfrm>
-                            <a:off x="0" y="0"/>
-                            <a:ext cx="744220" cy="731520"/>
-                          </a:xfrm>
-                          <a:prstGeom prst="rect">
-                            <a:avLst/>
-                          </a:prstGeom>
-                          <a:ln>
-                            <a:noFill/>
-                          </a:ln>
-                        </pic:spPr>
-                      </pic:pic>
-                    </wpg:wgp>
+                          <a:miter lim="800000"/>
+                          <a:headEnd/>
+                          <a:tailEnd/>
+                        </a:ln>
+                      </wps:spPr>
+                      <wps:txbx>
+                        <w:txbxContent>
+                          <w:p>
+                            <w:pPr>
+                              <w:spacing w:after="0"/>
+                              <w:jc w:val="right"/>
+                            </w:pPr>
+                            <w:r>
+                              <w:t>{%logo}</w:t>
+                            </w:r>
+                          </w:p>
+                        </w:txbxContent>
+                      </wps:txbx>
+                      <wps:bodyPr rot="0" vert="horz" wrap="square" lIns="0" tIns="0" rIns="0" bIns="0" anchor="t" anchorCtr="0">
+                        <a:noAutofit/>
+                      </wps:bodyPr>
+                    </wps:wsp>
                   </a:graphicData>
                 </a:graphic>
               </wp:anchor>
@@ -118,53 +83,83 @@
           </mc:Choice>
           <mc:Fallback>
             <w:pict>
-              <v:group w14:anchorId="6F323882" id="Group 2" o:spid="_x0000_s1026" style="position:absolute;left:0;text-align:left;margin-left:2.55pt;margin-top:4.2pt;width:339.45pt;height:78.05pt;z-index:251660288;mso-position-horizontal-relative:margin" coordsize="43112,9912" o:gfxdata="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">
-                <v:shapetype id="_x0000_t202" coordsize="21600,21600" o:spt="202" path="m,l,21600r21600,l21600,xe">
-                  <v:stroke joinstyle="miter"/>
-                  <v:path gradientshapeok="t" o:connecttype="rect"/>
-                </v:shapetype>
-                <v:shape id="Text Box 2" o:spid="_x0000_s1027" type="#_x0000_t202" style="position:absolute;left:32400;width:10712;height:9912;visibility:visible;mso-wrap-style:square;v-text-anchor:top" o:gfxdata="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" filled="f" stroked="f">
-                  <v:textbox inset="0,0,0,0">
-                    <w:txbxContent>
-                      <w:p>
-                        <w:pPr>
-                          <w:spacing w:after="0"/>
-                          <w:jc w:val="right"/>
-                        </w:pPr>
-                        <w:r>
-                          <w:t>{%logo}</w:t>
-                        </w:r>
-                      </w:p>
-                    </w:txbxContent>
-                  </v:textbox>
-                </v:shape>
-                <v:shapetype id="_x0000_t75" coordsize="21600,21600" o:spt="75" o:preferrelative="t" path="m@4@5l@4@11@9@11@9@5xe" filled="f" stroked="f">
-                  <v:stroke joinstyle="miter"/>
-                  <v:formulas>
-                    <v:f eqn="if lineDrawn pixelLineWidth 0"/>
-                    <v:f eqn="sum @0 1 0"/>
-                    <v:f eqn="sum 0 0 @1"/>
-                    <v:f eqn="prod @2 1 2"/>
-                    <v:f eqn="prod @3 21600 pixelWidth"/>
-                    <v:f eqn="prod @3 21600 pixelHeight"/>
-                    <v:f eqn="sum @0 0 1"/>
-                    <v:f eqn="prod @6 1 2"/>
-                    <v:f eqn="prod @7 21600 pixelWidth"/>
-                    <v:f eqn="sum @8 21600 0"/>
-                    <v:f eqn="prod @7 21600 pixelHeight"/>
-                    <v:f eqn="sum @10 21600 0"/>
-                  </v:formulas>
-                  <v:path o:extrusionok="f" gradientshapeok="t" o:connecttype="rect"/>
-                  <o:lock v:ext="edit" aspectratio="t"/>
-                </v:shapetype>
-                <v:shape id="Picture 1" o:spid="_x0000_s1028" type="#_x0000_t75" alt="A logo of a university&#10;&#10;Description automatically generated" style="position:absolute;width:7442;height:7315;visibility:visible;mso-wrap-style:square" o:gfxdata="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">
-                  <v:imagedata r:id="rId9" o:title="A logo of a university&#10;&#10;Description automatically generated" croptop="1299f" cropbottom="1397f" cropleft="1454f" cropright="1369f"/>
-                </v:shape>
-                <w10:wrap anchorx="margin"/>
-              </v:group>
+              <v:shapetype w14:anchorId="2C33B8D4" id="_x0000_t202" coordsize="21600,21600" o:spt="202" path="m,l,21600r21600,l21600,xe">
+                <v:stroke joinstyle="miter"/>
+                <v:path gradientshapeok="t" o:connecttype="rect"/>
+              </v:shapetype>
+              <v:shape id="Text Box 2" o:spid="_x0000_s1026" type="#_x0000_t202" style="position:absolute;left:0;text-align:left;margin-left:257.65pt;margin-top:7.8pt;width:84.35pt;height:78.05pt;z-index:251659264;visibility:visible;mso-wrap-style:square;mso-wrap-distance-left:9pt;mso-wrap-distance-top:0;mso-wrap-distance-right:9pt;mso-wrap-distance-bottom:0;mso-position-horizontal:absolute;mso-position-horizontal-relative:text;mso-position-vertical:absolute;mso-position-vertical-relative:text;v-text-anchor:top" o:gfxdata="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" filled="f" stroked="f">
+                <v:textbox inset="0,0,0,0">
+                  <w:txbxContent>
+                    <w:p>
+                      <w:pPr>
+                        <w:spacing w:after="0"/>
+                        <w:jc w:val="right"/>
+                      </w:pPr>
+                      <w:r>
+                        <w:t>{%logo}</w:t>
+                      </w:r>
+                    </w:p>
+                  </w:txbxContent>
+                </v:textbox>
+              </v:shape>
             </w:pict>
           </mc:Fallback>
         </mc:AlternateContent>
+      </w:r>
+      <w:r>
+        <w:rPr>
+          <w:rFonts w:ascii="Aptos Slab" w:hAnsi="Aptos Slab" w:cs="Times New Roman"/>
+          <w:noProof/>
+          <w:sz w:val="16"/>
+          <w:szCs w:val="16"/>
+        </w:rPr>
+        <w:drawing>
+          <wp:anchor distT="0" distB="0" distL="114300" distR="114300" simplePos="0" relativeHeight="251660288" behindDoc="0" locked="0" layoutInCell="1" allowOverlap="1" wp14:anchorId="4023640B" wp14:editId="4259A4E1">
+            <wp:simplePos x="0" y="0"/>
+            <wp:positionH relativeFrom="column">
+              <wp:posOffset>32385</wp:posOffset>
+            </wp:positionH>
+            <wp:positionV relativeFrom="paragraph">
+              <wp:posOffset>99060</wp:posOffset>
+            </wp:positionV>
+            <wp:extent cx="744220" cy="731520"/>
+            <wp:effectExtent l="0" t="0" r="0" b="0"/>
+            <wp:wrapNone/>
+            <wp:docPr id="356920295" name="Picture 1" descr="A logo of a university&#10;&#10;Description automatically generated"/>
+            <wp:cNvGraphicFramePr>
+              <a:graphicFrameLocks xmlns:a="http://schemas.openxmlformats.org/drawingml/2006/main" noChangeAspect="1"/>
+            </wp:cNvGraphicFramePr>
+            <a:graphic xmlns:a="http://schemas.openxmlformats.org/drawingml/2006/main">
+              <a:graphicData uri="http://schemas.openxmlformats.org/drawingml/2006/picture">
+                <pic:pic xmlns:pic="http://schemas.openxmlformats.org/drawingml/2006/picture">
+                  <pic:nvPicPr>
+                    <pic:cNvPr id="356920295" name="Picture 1" descr="A logo of a university&#10;&#10;Description automatically generated"/>
+                    <pic:cNvPicPr>
+                      <a:picLocks noChangeAspect="1"/>
+                    </pic:cNvPicPr>
+                  </pic:nvPicPr>
+                  <pic:blipFill rotWithShape="1">
+                    <a:blip r:embed="rId8" cstate="print"/>
+                    <a:srcRect l="2219" t="1982" r="2089" b="2132"/>
+                    <a:stretch/>
+                  </pic:blipFill>
+                  <pic:spPr bwMode="auto">
+                    <a:xfrm>
+                      <a:off x="0" y="0"/>
+                      <a:ext cx="744220" cy="731520"/>
+                    </a:xfrm>
+                    <a:prstGeom prst="rect">
+                      <a:avLst/>
+                    </a:prstGeom>
+                    <a:ln>
+                      <a:noFill/>
+                    </a:ln>
+                  </pic:spPr>
+                </pic:pic>
+              </a:graphicData>
+            </a:graphic>
+          </wp:anchor>
+        </w:drawing>
       </w:r>
       <w:r>
         <w:rPr>
@@ -6423,6 +6418,25 @@
 </file>
 
 <file path=customXml/item1.xml><?xml version="1.0" encoding="utf-8"?>
+<b:Sources xmlns:b="http://schemas.openxmlformats.org/officeDocument/2006/bibliography" xmlns="http://schemas.openxmlformats.org/officeDocument/2006/bibliography" SelectedStyle="\APASixthEditionOfficeOnline.xsl" StyleName="APA" Version="6"/>
+</file>
+
+<file path=customXml/item2.xml><?xml version="1.0" encoding="utf-8"?>
+<p:properties xmlns:p="http://schemas.microsoft.com/office/2006/metadata/properties" xmlns:xsi="http://www.w3.org/2001/XMLSchema-instance" xmlns:pc="http://schemas.microsoft.com/office/infopath/2007/PartnerControls">
+  <documentManagement/>
+</p:properties>
+</file>
+
+<file path=customXml/item3.xml><?xml version="1.0" encoding="utf-8"?>
+<?mso-contentType ?>
+<FormTemplates xmlns="http://schemas.microsoft.com/sharepoint/v3/contenttype/forms">
+  <Display>DocumentLibraryForm</Display>
+  <Edit>DocumentLibraryForm</Edit>
+  <New>DocumentLibraryForm</New>
+</FormTemplates>
+</file>
+
+<file path=customXml/item4.xml><?xml version="1.0" encoding="utf-8"?>
 <ct:contentTypeSchema xmlns:ct="http://schemas.microsoft.com/office/2006/metadata/contentType" xmlns:ma="http://schemas.microsoft.com/office/2006/metadata/properties/metaAttributes" ct:_="" ma:_="" ma:contentTypeName="Document" ma:contentTypeID="0x01010019B181300F721B4D9F3B95A3EE15143C" ma:contentTypeVersion="10" ma:contentTypeDescription="Create a new document." ma:contentTypeScope="" ma:versionID="bf2ca1b3bc24449cdd1a669432d4bb9e">
   <xsd:schema xmlns:xsd="http://www.w3.org/2001/XMLSchema" xmlns:xs="http://www.w3.org/2001/XMLSchema" xmlns:p="http://schemas.microsoft.com/office/2006/metadata/properties" xmlns:ns3="541f9672-3e94-4c26-a847-81d4d159bfa1" targetNamespace="http://schemas.microsoft.com/office/2006/metadata/properties" ma:root="true" ma:fieldsID="14a7babb77b443892259070c9ba030eb" ns3:_="">
     <xsd:import namespace="541f9672-3e94-4c26-a847-81d4d159bfa1"/>
@@ -6606,26 +6620,32 @@
 </ct:contentTypeSchema>
 </file>
 
-<file path=customXml/item2.xml><?xml version="1.0" encoding="utf-8"?>
-<?mso-contentType ?>
-<FormTemplates xmlns="http://schemas.microsoft.com/sharepoint/v3/contenttype/forms">
-  <Display>DocumentLibraryForm</Display>
-  <Edit>DocumentLibraryForm</Edit>
-  <New>DocumentLibraryForm</New>
-</FormTemplates>
+<file path=customXml/itemProps1.xml><?xml version="1.0" encoding="utf-8"?>
+<ds:datastoreItem xmlns:ds="http://schemas.openxmlformats.org/officeDocument/2006/customXml" ds:itemID="{79EDFC7F-E73A-4641-AB05-0EAF77FB85CB}">
+  <ds:schemaRefs>
+    <ds:schemaRef ds:uri="http://schemas.openxmlformats.org/officeDocument/2006/bibliography"/>
+  </ds:schemaRefs>
+</ds:datastoreItem>
 </file>
 
-<file path=customXml/item3.xml><?xml version="1.0" encoding="utf-8"?>
-<p:properties xmlns:p="http://schemas.microsoft.com/office/2006/metadata/properties" xmlns:xsi="http://www.w3.org/2001/XMLSchema-instance" xmlns:pc="http://schemas.microsoft.com/office/infopath/2007/PartnerControls">
-  <documentManagement/>
-</p:properties>
+<file path=customXml/itemProps2.xml><?xml version="1.0" encoding="utf-8"?>
+<ds:datastoreItem xmlns:ds="http://schemas.openxmlformats.org/officeDocument/2006/customXml" ds:itemID="{672FB7B5-DBC2-43DE-98D9-E1693A2B312F}">
+  <ds:schemaRefs>
+    <ds:schemaRef ds:uri="http://schemas.microsoft.com/office/2006/metadata/properties"/>
+    <ds:schemaRef ds:uri="http://schemas.microsoft.com/office/infopath/2007/PartnerControls"/>
+  </ds:schemaRefs>
+</ds:datastoreItem>
 </file>
 
-<file path=customXml/item4.xml><?xml version="1.0" encoding="utf-8"?>
-<b:Sources xmlns:b="http://schemas.openxmlformats.org/officeDocument/2006/bibliography" xmlns="http://schemas.openxmlformats.org/officeDocument/2006/bibliography" SelectedStyle="\APASixthEditionOfficeOnline.xsl" StyleName="APA" Version="6"/>
+<file path=customXml/itemProps3.xml><?xml version="1.0" encoding="utf-8"?>
+<ds:datastoreItem xmlns:ds="http://schemas.openxmlformats.org/officeDocument/2006/customXml" ds:itemID="{9E607EEA-1579-4534-A211-223D35B43271}">
+  <ds:schemaRefs>
+    <ds:schemaRef ds:uri="http://schemas.microsoft.com/sharepoint/v3/contenttype/forms"/>
+  </ds:schemaRefs>
+</ds:datastoreItem>
 </file>
 
-<file path=customXml/itemProps1.xml><?xml version="1.0" encoding="utf-8"?>
+<file path=customXml/itemProps4.xml><?xml version="1.0" encoding="utf-8"?>
 <ds:datastoreItem xmlns:ds="http://schemas.openxmlformats.org/officeDocument/2006/customXml" ds:itemID="{1934D20A-BA2A-4311-8449-030457D80377}">
   <ds:schemaRefs>
     <ds:schemaRef ds:uri="http://schemas.microsoft.com/office/2006/metadata/contentType"/>
@@ -6641,29 +6661,4 @@
     <ds:schemaRef ds:uri="http://schemas.microsoft.com/internal/obd"/>
   </ds:schemaRefs>
 </ds:datastoreItem>
-</file>
-
-<file path=customXml/itemProps2.xml><?xml version="1.0" encoding="utf-8"?>
-<ds:datastoreItem xmlns:ds="http://schemas.openxmlformats.org/officeDocument/2006/customXml" ds:itemID="{9E607EEA-1579-4534-A211-223D35B43271}">
-  <ds:schemaRefs>
-    <ds:schemaRef ds:uri="http://schemas.microsoft.com/sharepoint/v3/contenttype/forms"/>
-  </ds:schemaRefs>
-</ds:datastoreItem>
-</file>
-
-<file path=customXml/itemProps3.xml><?xml version="1.0" encoding="utf-8"?>
-<ds:datastoreItem xmlns:ds="http://schemas.openxmlformats.org/officeDocument/2006/customXml" ds:itemID="{672FB7B5-DBC2-43DE-98D9-E1693A2B312F}">
-  <ds:schemaRefs>
-    <ds:schemaRef ds:uri="http://schemas.microsoft.com/office/2006/metadata/properties"/>
-    <ds:schemaRef ds:uri="http://schemas.microsoft.com/office/infopath/2007/PartnerControls"/>
-  </ds:schemaRefs>
-</ds:datastoreItem>
-</file>
-
-<file path=customXml/itemProps4.xml><?xml version="1.0" encoding="utf-8"?>
-<ds:datastoreItem xmlns:ds="http://schemas.openxmlformats.org/officeDocument/2006/customXml" ds:itemID="{79EDFC7F-E73A-4641-AB05-0EAF77FB85CB}">
-  <ds:schemaRefs>
-    <ds:schemaRef ds:uri="http://schemas.openxmlformats.org/officeDocument/2006/bibliography"/>
-  </ds:schemaRefs>
-</ds:datastoreItem>
 </file>
--- a/Grade One - 5.5x8.5.docx
+++ b/Grade One - 5.5x8.5.docx
@@ -20,62 +20,97 @@
           <w:szCs w:val="16"/>
         </w:rPr>
         <mc:AlternateContent>
-          <mc:Choice Requires="wps">
+          <mc:Choice Requires="wpg">
             <w:drawing>
-              <wp:anchor distT="0" distB="0" distL="114300" distR="114300" simplePos="0" relativeHeight="251659264" behindDoc="0" locked="0" layoutInCell="1" allowOverlap="1" wp14:anchorId="2C33B8D4" wp14:editId="025C895C">
+              <wp:anchor distT="0" distB="0" distL="114300" distR="114300" simplePos="0" relativeHeight="251660288" behindDoc="0" locked="0" layoutInCell="1" allowOverlap="1" wp14:anchorId="5793D224" wp14:editId="166E7B45">
                 <wp:simplePos x="0" y="0"/>
-                <wp:positionH relativeFrom="column">
-                  <wp:posOffset>3272427</wp:posOffset>
+                <wp:positionH relativeFrom="margin">
+                  <wp:align>center</wp:align>
                 </wp:positionH>
                 <wp:positionV relativeFrom="paragraph">
-                  <wp:posOffset>99060</wp:posOffset>
+                  <wp:posOffset>127635</wp:posOffset>
                 </wp:positionV>
-                <wp:extent cx="1071245" cy="991235"/>
-                <wp:effectExtent l="0" t="0" r="0" b="0"/>
+                <wp:extent cx="4233545" cy="771525"/>
+                <wp:effectExtent l="0" t="0" r="0" b="9525"/>
                 <wp:wrapNone/>
-                <wp:docPr id="1714493327" name="Text Box 2"/>
-                <wp:cNvGraphicFramePr>
-                  <a:graphicFrameLocks xmlns:a="http://schemas.openxmlformats.org/drawingml/2006/main"/>
-                </wp:cNvGraphicFramePr>
+                <wp:docPr id="345999553" name="Group 2"/>
+                <wp:cNvGraphicFramePr/>
                 <a:graphic xmlns:a="http://schemas.openxmlformats.org/drawingml/2006/main">
-                  <a:graphicData uri="http://schemas.microsoft.com/office/word/2010/wordprocessingShape">
-                    <wps:wsp>
-                      <wps:cNvSpPr txBox="1">
-                        <a:spLocks noChangeArrowheads="1"/>
-                      </wps:cNvSpPr>
-                      <wps:spPr bwMode="auto">
+                  <a:graphicData uri="http://schemas.microsoft.com/office/word/2010/wordprocessingGroup">
+                    <wpg:wgp>
+                      <wpg:cNvGrpSpPr/>
+                      <wpg:grpSpPr>
                         <a:xfrm>
                           <a:off x="0" y="0"/>
-                          <a:ext cx="1071245" cy="991235"/>
+                          <a:ext cx="4233545" cy="771525"/>
+                          <a:chOff x="0" y="0"/>
+                          <a:chExt cx="4233545" cy="771525"/>
                         </a:xfrm>
-                        <a:prstGeom prst="rect">
-                          <a:avLst/>
-                        </a:prstGeom>
-                        <a:noFill/>
-                        <a:ln w="9525">
+                      </wpg:grpSpPr>
+                      <wps:wsp>
+                        <wps:cNvPr id="328159632" name="Text Box 2"/>
+                        <wps:cNvSpPr txBox="1">
+                          <a:spLocks noChangeArrowheads="1"/>
+                        </wps:cNvSpPr>
+                        <wps:spPr bwMode="auto">
+                          <a:xfrm>
+                            <a:off x="3400425" y="0"/>
+                            <a:ext cx="833120" cy="771525"/>
+                          </a:xfrm>
+                          <a:prstGeom prst="rect">
+                            <a:avLst/>
+                          </a:prstGeom>
                           <a:noFill/>
-                          <a:miter lim="800000"/>
-                          <a:headEnd/>
-                          <a:tailEnd/>
-                        </a:ln>
-                      </wps:spPr>
-                      <wps:txbx>
-                        <w:txbxContent>
-                          <w:p>
-                            <w:pPr>
-                              <w:spacing w:after="0"/>
-                              <w:jc w:val="right"/>
-                            </w:pPr>
-                            <w:r>
-                              <w:t>{%logo}</w:t>
-                            </w:r>
-                          </w:p>
-                        </w:txbxContent>
-                      </wps:txbx>
-                      <wps:bodyPr rot="0" vert="horz" wrap="square" lIns="0" tIns="0" rIns="0" bIns="0" anchor="t" anchorCtr="0">
-                        <a:noAutofit/>
-                      </wps:bodyPr>
-                    </wps:wsp>
+                          <a:ln w="9525">
+                            <a:noFill/>
+                            <a:miter lim="800000"/>
+                            <a:headEnd/>
+                            <a:tailEnd/>
+                          </a:ln>
+                        </wps:spPr>
+                        <wps:txbx>
+                          <w:txbxContent>
+                            <w:p>
+                              <w:pPr>
+                                <w:spacing w:after="0"/>
+                                <w:jc w:val="right"/>
+                              </w:pPr>
+                              <w:r>
+                                <w:t>{%logo}</w:t>
+                              </w:r>
+                            </w:p>
+                          </w:txbxContent>
+                        </wps:txbx>
+                        <wps:bodyPr rot="0" vert="horz" wrap="square" lIns="0" tIns="0" rIns="0" bIns="0" anchor="t" anchorCtr="0">
+                          <a:noAutofit/>
+                        </wps:bodyPr>
+                      </wps:wsp>
+                      <pic:pic xmlns:pic="http://schemas.openxmlformats.org/drawingml/2006/picture">
+                        <pic:nvPicPr>
+                          <pic:cNvPr id="4987907" name="Picture 1" descr="A logo of a university&#10;&#10;Description automatically generated"/>
+                          <pic:cNvPicPr>
+                            <a:picLocks noChangeAspect="1"/>
+                          </pic:cNvPicPr>
+                        </pic:nvPicPr>
+                        <pic:blipFill rotWithShape="1">
+                          <a:blip r:embed="rId8" cstate="print"/>
+                          <a:srcRect l="2219" t="1982" r="2089" b="2132"/>
+                          <a:stretch/>
+                        </pic:blipFill>
+                        <pic:spPr bwMode="auto">
+                          <a:xfrm>
+                            <a:off x="0" y="0"/>
+                            <a:ext cx="744220" cy="731520"/>
+                          </a:xfrm>
+                          <a:prstGeom prst="rect">
+                            <a:avLst/>
+                          </a:prstGeom>
+                          <a:ln>
+                            <a:noFill/>
+                          </a:ln>
+                        </pic:spPr>
+                      </pic:pic>
+                    </wpg:wgp>
                   </a:graphicData>
                 </a:graphic>
               </wp:anchor>
@@ -83,83 +118,53 @@
           </mc:Choice>
           <mc:Fallback>
             <w:pict>
-              <v:shapetype w14:anchorId="2C33B8D4" id="_x0000_t202" coordsize="21600,21600" o:spt="202" path="m,l,21600r21600,l21600,xe">
-                <v:stroke joinstyle="miter"/>
-                <v:path gradientshapeok="t" o:connecttype="rect"/>
-              </v:shapetype>
-              <v:shape id="Text Box 2" o:spid="_x0000_s1026" type="#_x0000_t202" style="position:absolute;left:0;text-align:left;margin-left:257.65pt;margin-top:7.8pt;width:84.35pt;height:78.05pt;z-index:251659264;visibility:visible;mso-wrap-style:square;mso-wrap-distance-left:9pt;mso-wrap-distance-top:0;mso-wrap-distance-right:9pt;mso-wrap-distance-bottom:0;mso-position-horizontal:absolute;mso-position-horizontal-relative:text;mso-position-vertical:absolute;mso-position-vertical-relative:text;v-text-anchor:top" o:gfxdata="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" filled="f" stroked="f">
-                <v:textbox inset="0,0,0,0">
-                  <w:txbxContent>
-                    <w:p>
-                      <w:pPr>
-                        <w:spacing w:after="0"/>
-                        <w:jc w:val="right"/>
-                      </w:pPr>
-                      <w:r>
-                        <w:t>{%logo}</w:t>
-                      </w:r>
-                    </w:p>
-                  </w:txbxContent>
-                </v:textbox>
-              </v:shape>
+              <v:group w14:anchorId="5793D224" id="Group 2" o:spid="_x0000_s1026" style="position:absolute;left:0;text-align:left;margin-left:0;margin-top:10.05pt;width:333.35pt;height:60.75pt;z-index:251660288;mso-position-horizontal:center;mso-position-horizontal-relative:margin" coordsize="42335,7715" o:gfxdata="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">
+                <v:shapetype id="_x0000_t202" coordsize="21600,21600" o:spt="202" path="m,l,21600r21600,l21600,xe">
+                  <v:stroke joinstyle="miter"/>
+                  <v:path gradientshapeok="t" o:connecttype="rect"/>
+                </v:shapetype>
+                <v:shape id="Text Box 2" o:spid="_x0000_s1027" type="#_x0000_t202" style="position:absolute;left:34004;width:8331;height:7715;visibility:visible;mso-wrap-style:square;v-text-anchor:top" o:gfxdata="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" filled="f" stroked="f">
+                  <v:textbox inset="0,0,0,0">
+                    <w:txbxContent>
+                      <w:p>
+                        <w:pPr>
+                          <w:spacing w:after="0"/>
+                          <w:jc w:val="right"/>
+                        </w:pPr>
+                        <w:r>
+                          <w:t>{%logo}</w:t>
+                        </w:r>
+                      </w:p>
+                    </w:txbxContent>
+                  </v:textbox>
+                </v:shape>
+                <v:shapetype id="_x0000_t75" coordsize="21600,21600" o:spt="75" o:preferrelative="t" path="m@4@5l@4@11@9@11@9@5xe" filled="f" stroked="f">
+                  <v:stroke joinstyle="miter"/>
+                  <v:formulas>
+                    <v:f eqn="if lineDrawn pixelLineWidth 0"/>
+                    <v:f eqn="sum @0 1 0"/>
+                    <v:f eqn="sum 0 0 @1"/>
+                    <v:f eqn="prod @2 1 2"/>
+                    <v:f eqn="prod @3 21600 pixelWidth"/>
+                    <v:f eqn="prod @3 21600 pixelHeight"/>
+                    <v:f eqn="sum @0 0 1"/>
+                    <v:f eqn="prod @6 1 2"/>
+                    <v:f eqn="prod @7 21600 pixelWidth"/>
+                    <v:f eqn="sum @8 21600 0"/>
+                    <v:f eqn="prod @7 21600 pixelHeight"/>
+                    <v:f eqn="sum @10 21600 0"/>
+                  </v:formulas>
+                  <v:path o:extrusionok="f" gradientshapeok="t" o:connecttype="rect"/>
+                  <o:lock v:ext="edit" aspectratio="t"/>
+                </v:shapetype>
+                <v:shape id="Picture 1" o:spid="_x0000_s1028" type="#_x0000_t75" alt="A logo of a university&#10;&#10;Description automatically generated" style="position:absolute;width:7442;height:7315;visibility:visible;mso-wrap-style:square" o:gfxdata="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">
+                  <v:imagedata r:id="rId9" o:title="A logo of a university&#10;&#10;Description automatically generated" croptop="1299f" cropbottom="1397f" cropleft="1454f" cropright="1369f"/>
+                </v:shape>
+                <w10:wrap anchorx="margin"/>
+              </v:group>
             </w:pict>
           </mc:Fallback>
         </mc:AlternateContent>
-      </w:r>
-      <w:r>
-        <w:rPr>
-          <w:rFonts w:ascii="Aptos Slab" w:hAnsi="Aptos Slab" w:cs="Times New Roman"/>
-          <w:noProof/>
-          <w:sz w:val="16"/>
-          <w:szCs w:val="16"/>
-        </w:rPr>
-        <w:drawing>
-          <wp:anchor distT="0" distB="0" distL="114300" distR="114300" simplePos="0" relativeHeight="251660288" behindDoc="0" locked="0" layoutInCell="1" allowOverlap="1" wp14:anchorId="4023640B" wp14:editId="4259A4E1">
-            <wp:simplePos x="0" y="0"/>
-            <wp:positionH relativeFrom="column">
-              <wp:posOffset>32385</wp:posOffset>
-            </wp:positionH>
-            <wp:positionV relativeFrom="paragraph">
-              <wp:posOffset>99060</wp:posOffset>
-            </wp:positionV>
-            <wp:extent cx="744220" cy="731520"/>
-            <wp:effectExtent l="0" t="0" r="0" b="0"/>
-            <wp:wrapNone/>
-            <wp:docPr id="356920295" name="Picture 1" descr="A logo of a university&#10;&#10;Description automatically generated"/>
-            <wp:cNvGraphicFramePr>
-              <a:graphicFrameLocks xmlns:a="http://schemas.openxmlformats.org/drawingml/2006/main" noChangeAspect="1"/>
-            </wp:cNvGraphicFramePr>
-            <a:graphic xmlns:a="http://schemas.openxmlformats.org/drawingml/2006/main">
-              <a:graphicData uri="http://schemas.openxmlformats.org/drawingml/2006/picture">
-                <pic:pic xmlns:pic="http://schemas.openxmlformats.org/drawingml/2006/picture">
-                  <pic:nvPicPr>
-                    <pic:cNvPr id="356920295" name="Picture 1" descr="A logo of a university&#10;&#10;Description automatically generated"/>
-                    <pic:cNvPicPr>
-                      <a:picLocks noChangeAspect="1"/>
-                    </pic:cNvPicPr>
-                  </pic:nvPicPr>
-                  <pic:blipFill rotWithShape="1">
-                    <a:blip r:embed="rId8" cstate="print"/>
-                    <a:srcRect l="2219" t="1982" r="2089" b="2132"/>
-                    <a:stretch/>
-                  </pic:blipFill>
-                  <pic:spPr bwMode="auto">
-                    <a:xfrm>
-                      <a:off x="0" y="0"/>
-                      <a:ext cx="744220" cy="731520"/>
-                    </a:xfrm>
-                    <a:prstGeom prst="rect">
-                      <a:avLst/>
-                    </a:prstGeom>
-                    <a:ln>
-                      <a:noFill/>
-                    </a:ln>
-                  </pic:spPr>
-                </pic:pic>
-              </a:graphicData>
-            </a:graphic>
-          </wp:anchor>
-        </w:drawing>
       </w:r>
       <w:r>
         <w:rPr>
@@ -6418,7 +6423,12 @@
 </file>
 
 <file path=customXml/item1.xml><?xml version="1.0" encoding="utf-8"?>
-<b:Sources xmlns:b="http://schemas.openxmlformats.org/officeDocument/2006/bibliography" xmlns="http://schemas.openxmlformats.org/officeDocument/2006/bibliography" SelectedStyle="\APASixthEditionOfficeOnline.xsl" StyleName="APA" Version="6"/>
+<?mso-contentType ?>
+<FormTemplates xmlns="http://schemas.microsoft.com/sharepoint/v3/contenttype/forms">
+  <Display>DocumentLibraryForm</Display>
+  <Edit>DocumentLibraryForm</Edit>
+  <New>DocumentLibraryForm</New>
+</FormTemplates>
 </file>
 
 <file path=customXml/item2.xml><?xml version="1.0" encoding="utf-8"?>
@@ -6428,12 +6438,7 @@
 </file>
 
 <file path=customXml/item3.xml><?xml version="1.0" encoding="utf-8"?>
-<?mso-contentType ?>
-<FormTemplates xmlns="http://schemas.microsoft.com/sharepoint/v3/contenttype/forms">
-  <Display>DocumentLibraryForm</Display>
-  <Edit>DocumentLibraryForm</Edit>
-  <New>DocumentLibraryForm</New>
-</FormTemplates>
+<b:Sources xmlns:b="http://schemas.openxmlformats.org/officeDocument/2006/bibliography" xmlns="http://schemas.openxmlformats.org/officeDocument/2006/bibliography" SelectedStyle="\APASixthEditionOfficeOnline.xsl" StyleName="APA" Version="6"/>
 </file>
 
 <file path=customXml/item4.xml><?xml version="1.0" encoding="utf-8"?>
@@ -6621,9 +6626,9 @@
 </file>
 
 <file path=customXml/itemProps1.xml><?xml version="1.0" encoding="utf-8"?>
-<ds:datastoreItem xmlns:ds="http://schemas.openxmlformats.org/officeDocument/2006/customXml" ds:itemID="{79EDFC7F-E73A-4641-AB05-0EAF77FB85CB}">
+<ds:datastoreItem xmlns:ds="http://schemas.openxmlformats.org/officeDocument/2006/customXml" ds:itemID="{9E607EEA-1579-4534-A211-223D35B43271}">
   <ds:schemaRefs>
-    <ds:schemaRef ds:uri="http://schemas.openxmlformats.org/officeDocument/2006/bibliography"/>
+    <ds:schemaRef ds:uri="http://schemas.microsoft.com/sharepoint/v3/contenttype/forms"/>
   </ds:schemaRefs>
 </ds:datastoreItem>
 </file>
@@ -6638,9 +6643,9 @@
 </file>
 
 <file path=customXml/itemProps3.xml><?xml version="1.0" encoding="utf-8"?>
-<ds:datastoreItem xmlns:ds="http://schemas.openxmlformats.org/officeDocument/2006/customXml" ds:itemID="{9E607EEA-1579-4534-A211-223D35B43271}">
+<ds:datastoreItem xmlns:ds="http://schemas.openxmlformats.org/officeDocument/2006/customXml" ds:itemID="{79EDFC7F-E73A-4641-AB05-0EAF77FB85CB}">
   <ds:schemaRefs>
-    <ds:schemaRef ds:uri="http://schemas.microsoft.com/sharepoint/v3/contenttype/forms"/>
+    <ds:schemaRef ds:uri="http://schemas.openxmlformats.org/officeDocument/2006/bibliography"/>
   </ds:schemaRefs>
 </ds:datastoreItem>
 </file>

--- a/Grade One - 5.5x8.5.docx
+++ b/Grade One - 5.5x8.5.docx
@@ -4,7 +4,26 @@
   <w:body>
     <w:p>
       <w:pPr>
-        <w:spacing w:after="0"/>
+        <w:spacing w:after="0" w:line="240" w:lineRule="auto"/>
+        <w:jc w:val="center"/>
+        <w:rPr>
+          <w:rFonts w:ascii="Aptos Slab" w:hAnsi="Aptos Slab" w:cs="Times New Roman"/>
+          <w:sz w:val="16"/>
+          <w:szCs w:val="16"/>
+        </w:rPr>
+      </w:pPr>
+      <w:r>
+        <w:rPr>
+          <w:rFonts w:ascii="Aptos Slab" w:hAnsi="Aptos Slab" w:cs="Times New Roman"/>
+          <w:sz w:val="2"/>
+          <w:szCs w:val="2"/>
+        </w:rPr>
+        <w:t>{#students}</w:t>
+      </w:r>
+    </w:p>
+    <w:p>
+      <w:pPr>
+        <w:spacing w:after="0" w:line="240" w:lineRule="auto"/>
         <w:jc w:val="center"/>
         <w:rPr>
           <w:rFonts w:ascii="Aptos Slab" w:hAnsi="Aptos Slab" w:cs="Times New Roman"/>
@@ -14,26 +33,26 @@
       </w:pPr>
       <w:r>
         <w:rPr>
-          <w:rFonts w:ascii="Aptos Slab" w:hAnsi="Aptos Slab" w:cs="Times New Roman"/>
+          <w:rFonts w:ascii="Old English Text MT" w:hAnsi="Old English Text MT" w:cs="Times New Roman"/>
           <w:noProof/>
-          <w:sz w:val="16"/>
-          <w:szCs w:val="16"/>
+          <w:sz w:val="20"/>
+          <w:szCs w:val="24"/>
         </w:rPr>
         <mc:AlternateContent>
           <mc:Choice Requires="wpg">
             <w:drawing>
-              <wp:anchor distT="0" distB="0" distL="114300" distR="114300" simplePos="0" relativeHeight="251660288" behindDoc="0" locked="0" layoutInCell="1" allowOverlap="1" wp14:anchorId="5793D224" wp14:editId="166E7B45">
+              <wp:anchor distT="0" distB="0" distL="114300" distR="114300" simplePos="0" relativeHeight="251660288" behindDoc="0" locked="0" layoutInCell="1" allowOverlap="1" wp14:anchorId="6F1E012E" wp14:editId="4A737F84">
                 <wp:simplePos x="0" y="0"/>
-                <wp:positionH relativeFrom="margin">
-                  <wp:align>center</wp:align>
+                <wp:positionH relativeFrom="column">
+                  <wp:posOffset>127635</wp:posOffset>
                 </wp:positionH>
                 <wp:positionV relativeFrom="paragraph">
-                  <wp:posOffset>127635</wp:posOffset>
+                  <wp:posOffset>46037</wp:posOffset>
                 </wp:positionV>
-                <wp:extent cx="4233545" cy="771525"/>
-                <wp:effectExtent l="0" t="0" r="0" b="9525"/>
+                <wp:extent cx="4121785" cy="846455"/>
+                <wp:effectExtent l="0" t="0" r="12065" b="10795"/>
                 <wp:wrapNone/>
-                <wp:docPr id="345999553" name="Group 2"/>
+                <wp:docPr id="2022674006" name="Group 2"/>
                 <wp:cNvGraphicFramePr/>
                 <a:graphic xmlns:a="http://schemas.openxmlformats.org/drawingml/2006/main">
                   <a:graphicData uri="http://schemas.microsoft.com/office/word/2010/wordprocessingGroup">
@@ -42,20 +61,20 @@
                       <wpg:grpSpPr>
                         <a:xfrm>
                           <a:off x="0" y="0"/>
-                          <a:ext cx="4233545" cy="771525"/>
+                          <a:ext cx="4121785" cy="846455"/>
                           <a:chOff x="0" y="0"/>
-                          <a:chExt cx="4233545" cy="771525"/>
+                          <a:chExt cx="4122186" cy="846989"/>
                         </a:xfrm>
                       </wpg:grpSpPr>
                       <wps:wsp>
-                        <wps:cNvPr id="328159632" name="Text Box 2"/>
+                        <wps:cNvPr id="1216579182" name="Text Box 2"/>
                         <wps:cNvSpPr txBox="1">
                           <a:spLocks noChangeArrowheads="1"/>
                         </wps:cNvSpPr>
                         <wps:spPr bwMode="auto">
                           <a:xfrm>
-                            <a:off x="3400425" y="0"/>
-                            <a:ext cx="833120" cy="771525"/>
+                            <a:off x="3248025" y="0"/>
+                            <a:ext cx="874161" cy="846989"/>
                           </a:xfrm>
                           <a:prstGeom prst="rect">
                             <a:avLst/>
@@ -87,7 +106,7 @@
                       </wps:wsp>
                       <pic:pic xmlns:pic="http://schemas.openxmlformats.org/drawingml/2006/picture">
                         <pic:nvPicPr>
-                          <pic:cNvPr id="4987907" name="Picture 1" descr="A logo of a university&#10;&#10;Description automatically generated"/>
+                          <pic:cNvPr id="1505509631" name="Picture 1" descr="A logo of a university&#10;&#10;Description automatically generated"/>
                           <pic:cNvPicPr>
                             <a:picLocks noChangeAspect="1"/>
                           </pic:cNvPicPr>
@@ -100,7 +119,7 @@
                         <pic:spPr bwMode="auto">
                           <a:xfrm>
                             <a:off x="0" y="0"/>
-                            <a:ext cx="744220" cy="731520"/>
+                            <a:ext cx="800100" cy="786130"/>
                           </a:xfrm>
                           <a:prstGeom prst="rect">
                             <a:avLst/>
@@ -113,17 +132,23 @@
                     </wpg:wgp>
                   </a:graphicData>
                 </a:graphic>
+                <wp14:sizeRelH relativeFrom="margin">
+                  <wp14:pctWidth>0</wp14:pctWidth>
+                </wp14:sizeRelH>
+                <wp14:sizeRelV relativeFrom="margin">
+                  <wp14:pctHeight>0</wp14:pctHeight>
+                </wp14:sizeRelV>
               </wp:anchor>
             </w:drawing>
           </mc:Choice>
           <mc:Fallback>
             <w:pict>
-              <v:group w14:anchorId="5793D224" id="Group 2" o:spid="_x0000_s1026" style="position:absolute;left:0;text-align:left;margin-left:0;margin-top:10.05pt;width:333.35pt;height:60.75pt;z-index:251660288;mso-position-horizontal:center;mso-position-horizontal-relative:margin" coordsize="42335,7715" o:gfxdata="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">
+              <v:group w14:anchorId="6F1E012E" id="Group 2" o:spid="_x0000_s1026" style="position:absolute;left:0;text-align:left;margin-left:10.05pt;margin-top:3.6pt;width:324.55pt;height:66.65pt;z-index:251660288;mso-width-relative:margin;mso-height-relative:margin" coordsize="41221,8469" o:gfxdata="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">
                 <v:shapetype id="_x0000_t202" coordsize="21600,21600" o:spt="202" path="m,l,21600r21600,l21600,xe">
                   <v:stroke joinstyle="miter"/>
                   <v:path gradientshapeok="t" o:connecttype="rect"/>
                 </v:shapetype>
-                <v:shape id="Text Box 2" o:spid="_x0000_s1027" type="#_x0000_t202" style="position:absolute;left:34004;width:8331;height:7715;visibility:visible;mso-wrap-style:square;v-text-anchor:top" o:gfxdata="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" filled="f" stroked="f">
+                <v:shape id="Text Box 2" o:spid="_x0000_s1027" type="#_x0000_t202" style="position:absolute;left:32480;width:8741;height:8469;visibility:visible;mso-wrap-style:square;v-text-anchor:top" o:gfxdata="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" filled="f" stroked="f">
                   <v:textbox inset="0,0,0,0">
                     <w:txbxContent>
                       <w:p>
@@ -157,10 +182,9 @@
                   <v:path o:extrusionok="f" gradientshapeok="t" o:connecttype="rect"/>
                   <o:lock v:ext="edit" aspectratio="t"/>
                 </v:shapetype>
-                <v:shape id="Picture 1" o:spid="_x0000_s1028" type="#_x0000_t75" alt="A logo of a university&#10;&#10;Description automatically generated" style="position:absolute;width:7442;height:7315;visibility:visible;mso-wrap-style:square" o:gfxdata="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">
+                <v:shape id="Picture 1" o:spid="_x0000_s1028" type="#_x0000_t75" alt="A logo of a university&#10;&#10;Description automatically generated" style="position:absolute;width:8001;height:7861;visibility:visible;mso-wrap-style:square" o:gfxdata="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">
                   <v:imagedata r:id="rId9" o:title="A logo of a university&#10;&#10;Description automatically generated" croptop="1299f" cropbottom="1397f" cropleft="1454f" cropright="1369f"/>
                 </v:shape>
-                <w10:wrap anchorx="margin"/>
               </v:group>
             </w:pict>
           </mc:Fallback>
@@ -170,35 +194,9 @@
         <w:rPr>
           <w:rFonts w:ascii="Aptos Slab" w:hAnsi="Aptos Slab" w:cs="Times New Roman"/>
           <w:sz w:val="16"/>
-          <w:szCs w:val="16"/>
-        </w:rPr>
-        <w:t>{#</w:t>
-      </w:r>
-      <w:proofErr w:type="gramStart"/>
-      <w:r>
-        <w:rPr>
-          <w:rFonts w:ascii="Aptos Slab" w:hAnsi="Aptos Slab" w:cs="Times New Roman"/>
-          <w:sz w:val="16"/>
-          <w:szCs w:val="16"/>
-        </w:rPr>
-        <w:t>students}</w:t>
-      </w:r>
-      <w:r>
-        <w:rPr>
-          <w:rFonts w:ascii="Aptos Slab" w:hAnsi="Aptos Slab" w:cs="Times New Roman"/>
-          <w:sz w:val="16"/>
           <w:szCs w:val="20"/>
         </w:rPr>
-        <w:t>Republic</w:t>
-      </w:r>
-      <w:proofErr w:type="gramEnd"/>
-      <w:r>
-        <w:rPr>
-          <w:rFonts w:ascii="Aptos Slab" w:hAnsi="Aptos Slab" w:cs="Times New Roman"/>
-          <w:sz w:val="16"/>
-          <w:szCs w:val="20"/>
-        </w:rPr>
-        <w:t xml:space="preserve"> of the Philippines</w:t>
+        <w:t>Republic of the Philippines</w:t>
       </w:r>
     </w:p>
     <w:p>
@@ -6423,25 +6421,16 @@
 </file>
 
 <file path=customXml/item1.xml><?xml version="1.0" encoding="utf-8"?>
-<?mso-contentType ?>
-<FormTemplates xmlns="http://schemas.microsoft.com/sharepoint/v3/contenttype/forms">
-  <Display>DocumentLibraryForm</Display>
-  <Edit>DocumentLibraryForm</Edit>
-  <New>DocumentLibraryForm</New>
-</FormTemplates>
-</file>
-
-<file path=customXml/item2.xml><?xml version="1.0" encoding="utf-8"?>
 <p:properties xmlns:p="http://schemas.microsoft.com/office/2006/metadata/properties" xmlns:xsi="http://www.w3.org/2001/XMLSchema-instance" xmlns:pc="http://schemas.microsoft.com/office/infopath/2007/PartnerControls">
   <documentManagement/>
 </p:properties>
 </file>
 
-<file path=customXml/item3.xml><?xml version="1.0" encoding="utf-8"?>
+<file path=customXml/item2.xml><?xml version="1.0" encoding="utf-8"?>
 <b:Sources xmlns:b="http://schemas.openxmlformats.org/officeDocument/2006/bibliography" xmlns="http://schemas.openxmlformats.org/officeDocument/2006/bibliography" SelectedStyle="\APASixthEditionOfficeOnline.xsl" StyleName="APA" Version="6"/>
 </file>
 
-<file path=customXml/item4.xml><?xml version="1.0" encoding="utf-8"?>
+<file path=customXml/item3.xml><?xml version="1.0" encoding="utf-8"?>
 <ct:contentTypeSchema xmlns:ct="http://schemas.microsoft.com/office/2006/metadata/contentType" xmlns:ma="http://schemas.microsoft.com/office/2006/metadata/properties/metaAttributes" ct:_="" ma:_="" ma:contentTypeName="Document" ma:contentTypeID="0x01010019B181300F721B4D9F3B95A3EE15143C" ma:contentTypeVersion="10" ma:contentTypeDescription="Create a new document." ma:contentTypeScope="" ma:versionID="bf2ca1b3bc24449cdd1a669432d4bb9e">
   <xsd:schema xmlns:xsd="http://www.w3.org/2001/XMLSchema" xmlns:xs="http://www.w3.org/2001/XMLSchema" xmlns:p="http://schemas.microsoft.com/office/2006/metadata/properties" xmlns:ns3="541f9672-3e94-4c26-a847-81d4d159bfa1" targetNamespace="http://schemas.microsoft.com/office/2006/metadata/properties" ma:root="true" ma:fieldsID="14a7babb77b443892259070c9ba030eb" ns3:_="">
     <xsd:import namespace="541f9672-3e94-4c26-a847-81d4d159bfa1"/>
@@ -6625,15 +6614,16 @@
 </ct:contentTypeSchema>
 </file>
 
-<file path=customXml/itemProps1.xml><?xml version="1.0" encoding="utf-8"?>
-<ds:datastoreItem xmlns:ds="http://schemas.openxmlformats.org/officeDocument/2006/customXml" ds:itemID="{9E607EEA-1579-4534-A211-223D35B43271}">
-  <ds:schemaRefs>
-    <ds:schemaRef ds:uri="http://schemas.microsoft.com/sharepoint/v3/contenttype/forms"/>
-  </ds:schemaRefs>
-</ds:datastoreItem>
+<file path=customXml/item4.xml><?xml version="1.0" encoding="utf-8"?>
+<?mso-contentType ?>
+<FormTemplates xmlns="http://schemas.microsoft.com/sharepoint/v3/contenttype/forms">
+  <Display>DocumentLibraryForm</Display>
+  <Edit>DocumentLibraryForm</Edit>
+  <New>DocumentLibraryForm</New>
+</FormTemplates>
 </file>
 
-<file path=customXml/itemProps2.xml><?xml version="1.0" encoding="utf-8"?>
+<file path=customXml/itemProps1.xml><?xml version="1.0" encoding="utf-8"?>
 <ds:datastoreItem xmlns:ds="http://schemas.openxmlformats.org/officeDocument/2006/customXml" ds:itemID="{672FB7B5-DBC2-43DE-98D9-E1693A2B312F}">
   <ds:schemaRefs>
     <ds:schemaRef ds:uri="http://schemas.microsoft.com/office/2006/metadata/properties"/>
@@ -6642,7 +6632,7 @@
 </ds:datastoreItem>
 </file>
 
-<file path=customXml/itemProps3.xml><?xml version="1.0" encoding="utf-8"?>
+<file path=customXml/itemProps2.xml><?xml version="1.0" encoding="utf-8"?>
 <ds:datastoreItem xmlns:ds="http://schemas.openxmlformats.org/officeDocument/2006/customXml" ds:itemID="{79EDFC7F-E73A-4641-AB05-0EAF77FB85CB}">
   <ds:schemaRefs>
     <ds:schemaRef ds:uri="http://schemas.openxmlformats.org/officeDocument/2006/bibliography"/>
@@ -6650,7 +6640,7 @@
 </ds:datastoreItem>
 </file>
 
-<file path=customXml/itemProps4.xml><?xml version="1.0" encoding="utf-8"?>
+<file path=customXml/itemProps3.xml><?xml version="1.0" encoding="utf-8"?>
 <ds:datastoreItem xmlns:ds="http://schemas.openxmlformats.org/officeDocument/2006/customXml" ds:itemID="{1934D20A-BA2A-4311-8449-030457D80377}">
   <ds:schemaRefs>
     <ds:schemaRef ds:uri="http://schemas.microsoft.com/office/2006/metadata/contentType"/>
@@ -6666,4 +6656,12 @@
     <ds:schemaRef ds:uri="http://schemas.microsoft.com/internal/obd"/>
   </ds:schemaRefs>
 </ds:datastoreItem>
+</file>
+
+<file path=customXml/itemProps4.xml><?xml version="1.0" encoding="utf-8"?>
+<ds:datastoreItem xmlns:ds="http://schemas.openxmlformats.org/officeDocument/2006/customXml" ds:itemID="{9E607EEA-1579-4534-A211-223D35B43271}">
+  <ds:schemaRefs>
+    <ds:schemaRef ds:uri="http://schemas.microsoft.com/sharepoint/v3/contenttype/forms"/>
+  </ds:schemaRefs>
+</ds:datastoreItem>
 </file>
--- a/Grade One - 5.5x8.5.docx
+++ b/Grade One - 5.5x8.5.docx
@@ -33,103 +33,68 @@
       </w:pPr>
       <w:r>
         <w:rPr>
-          <w:rFonts w:ascii="Old English Text MT" w:hAnsi="Old English Text MT" w:cs="Times New Roman"/>
+          <w:rFonts w:ascii="Aptos Slab" w:hAnsi="Aptos Slab" w:cs="Times New Roman"/>
           <w:noProof/>
-          <w:sz w:val="20"/>
-          <w:szCs w:val="24"/>
+          <w:sz w:val="16"/>
+          <w:szCs w:val="20"/>
         </w:rPr>
         <mc:AlternateContent>
-          <mc:Choice Requires="wpg">
+          <mc:Choice Requires="wps">
             <w:drawing>
-              <wp:anchor distT="0" distB="0" distL="114300" distR="114300" simplePos="0" relativeHeight="251660288" behindDoc="0" locked="0" layoutInCell="1" allowOverlap="1" wp14:anchorId="6F1E012E" wp14:editId="4A737F84">
+              <wp:anchor distT="0" distB="0" distL="114300" distR="114300" simplePos="0" relativeHeight="251659264" behindDoc="0" locked="0" layoutInCell="1" allowOverlap="1" wp14:anchorId="6AB90E63" wp14:editId="5DAFEA2E">
                 <wp:simplePos x="0" y="0"/>
                 <wp:positionH relativeFrom="column">
-                  <wp:posOffset>127635</wp:posOffset>
+                  <wp:posOffset>3270885</wp:posOffset>
                 </wp:positionH>
                 <wp:positionV relativeFrom="paragraph">
-                  <wp:posOffset>46037</wp:posOffset>
+                  <wp:posOffset>45720</wp:posOffset>
                 </wp:positionV>
-                <wp:extent cx="4121785" cy="846455"/>
-                <wp:effectExtent l="0" t="0" r="12065" b="10795"/>
+                <wp:extent cx="978535" cy="933450"/>
+                <wp:effectExtent l="0" t="0" r="12065" b="0"/>
                 <wp:wrapNone/>
-                <wp:docPr id="2022674006" name="Group 2"/>
-                <wp:cNvGraphicFramePr/>
+                <wp:docPr id="1237457459" name="Text Box 2"/>
+                <wp:cNvGraphicFramePr>
+                  <a:graphicFrameLocks xmlns:a="http://schemas.openxmlformats.org/drawingml/2006/main"/>
+                </wp:cNvGraphicFramePr>
                 <a:graphic xmlns:a="http://schemas.openxmlformats.org/drawingml/2006/main">
-                  <a:graphicData uri="http://schemas.microsoft.com/office/word/2010/wordprocessingGroup">
-                    <wpg:wgp>
-                      <wpg:cNvGrpSpPr/>
-                      <wpg:grpSpPr>
+                  <a:graphicData uri="http://schemas.microsoft.com/office/word/2010/wordprocessingShape">
+                    <wps:wsp>
+                      <wps:cNvSpPr txBox="1">
+                        <a:spLocks noChangeArrowheads="1"/>
+                      </wps:cNvSpPr>
+                      <wps:spPr bwMode="auto">
                         <a:xfrm>
                           <a:off x="0" y="0"/>
-                          <a:ext cx="4121785" cy="846455"/>
-                          <a:chOff x="0" y="0"/>
-                          <a:chExt cx="4122186" cy="846989"/>
+                          <a:ext cx="978535" cy="933450"/>
                         </a:xfrm>
-                      </wpg:grpSpPr>
-                      <wps:wsp>
-                        <wps:cNvPr id="1216579182" name="Text Box 2"/>
-                        <wps:cNvSpPr txBox="1">
-                          <a:spLocks noChangeArrowheads="1"/>
-                        </wps:cNvSpPr>
-                        <wps:spPr bwMode="auto">
-                          <a:xfrm>
-                            <a:off x="3248025" y="0"/>
-                            <a:ext cx="874161" cy="846989"/>
-                          </a:xfrm>
-                          <a:prstGeom prst="rect">
-                            <a:avLst/>
-                          </a:prstGeom>
+                        <a:prstGeom prst="rect">
+                          <a:avLst/>
+                        </a:prstGeom>
+                        <a:noFill/>
+                        <a:ln w="9525">
                           <a:noFill/>
-                          <a:ln w="9525">
-                            <a:noFill/>
-                            <a:miter lim="800000"/>
-                            <a:headEnd/>
-                            <a:tailEnd/>
-                          </a:ln>
-                        </wps:spPr>
-                        <wps:txbx>
-                          <w:txbxContent>
-                            <w:p>
-                              <w:pPr>
-                                <w:spacing w:after="0"/>
-                                <w:jc w:val="right"/>
-                              </w:pPr>
-                              <w:r>
-                                <w:t>{%logo}</w:t>
-                              </w:r>
-                            </w:p>
-                          </w:txbxContent>
-                        </wps:txbx>
-                        <wps:bodyPr rot="0" vert="horz" wrap="square" lIns="0" tIns="0" rIns="0" bIns="0" anchor="t" anchorCtr="0">
-                          <a:noAutofit/>
-                        </wps:bodyPr>
-                      </wps:wsp>
-                      <pic:pic xmlns:pic="http://schemas.openxmlformats.org/drawingml/2006/picture">
-                        <pic:nvPicPr>
-                          <pic:cNvPr id="1505509631" name="Picture 1" descr="A logo of a university&#10;&#10;Description automatically generated"/>
-                          <pic:cNvPicPr>
-                            <a:picLocks noChangeAspect="1"/>
-                          </pic:cNvPicPr>
-                        </pic:nvPicPr>
-                        <pic:blipFill rotWithShape="1">
-                          <a:blip r:embed="rId8" cstate="print"/>
-                          <a:srcRect l="2219" t="1982" r="2089" b="2132"/>
-                          <a:stretch/>
-                        </pic:blipFill>
-                        <pic:spPr bwMode="auto">
-                          <a:xfrm>
-                            <a:off x="0" y="0"/>
-                            <a:ext cx="800100" cy="786130"/>
-                          </a:xfrm>
-                          <a:prstGeom prst="rect">
-                            <a:avLst/>
-                          </a:prstGeom>
-                          <a:ln>
-                            <a:noFill/>
-                          </a:ln>
-                        </pic:spPr>
-                      </pic:pic>
-                    </wpg:wgp>
+                          <a:miter lim="800000"/>
+                          <a:headEnd/>
+                          <a:tailEnd/>
+                        </a:ln>
+                      </wps:spPr>
+                      <wps:txbx>
+                        <w:txbxContent>
+                          <w:p>
+                            <w:pPr>
+                              <w:spacing w:after="0"/>
+                              <w:jc w:val="right"/>
+                            </w:pPr>
+                            <w:r>
+                              <w:t>{%logo}</w:t>
+                            </w:r>
+                          </w:p>
+                        </w:txbxContent>
+                      </wps:txbx>
+                      <wps:bodyPr rot="0" vert="horz" wrap="square" lIns="0" tIns="0" rIns="0" bIns="0" anchor="t" anchorCtr="0">
+                        <a:noAutofit/>
+                      </wps:bodyPr>
+                    </wps:wsp>
                   </a:graphicData>
                 </a:graphic>
                 <wp14:sizeRelH relativeFrom="margin">
@@ -143,52 +108,83 @@
           </mc:Choice>
           <mc:Fallback>
             <w:pict>
-              <v:group w14:anchorId="6F1E012E" id="Group 2" o:spid="_x0000_s1026" style="position:absolute;left:0;text-align:left;margin-left:10.05pt;margin-top:3.6pt;width:324.55pt;height:66.65pt;z-index:251660288;mso-width-relative:margin;mso-height-relative:margin" coordsize="41221,8469" o:gfxdata="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">
-                <v:shapetype id="_x0000_t202" coordsize="21600,21600" o:spt="202" path="m,l,21600r21600,l21600,xe">
-                  <v:stroke joinstyle="miter"/>
-                  <v:path gradientshapeok="t" o:connecttype="rect"/>
-                </v:shapetype>
-                <v:shape id="Text Box 2" o:spid="_x0000_s1027" type="#_x0000_t202" style="position:absolute;left:32480;width:8741;height:8469;visibility:visible;mso-wrap-style:square;v-text-anchor:top" o:gfxdata="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" filled="f" stroked="f">
-                  <v:textbox inset="0,0,0,0">
-                    <w:txbxContent>
-                      <w:p>
-                        <w:pPr>
-                          <w:spacing w:after="0"/>
-                          <w:jc w:val="right"/>
-                        </w:pPr>
-                        <w:r>
-                          <w:t>{%logo}</w:t>
-                        </w:r>
-                      </w:p>
-                    </w:txbxContent>
-                  </v:textbox>
-                </v:shape>
-                <v:shapetype id="_x0000_t75" coordsize="21600,21600" o:spt="75" o:preferrelative="t" path="m@4@5l@4@11@9@11@9@5xe" filled="f" stroked="f">
-                  <v:stroke joinstyle="miter"/>
-                  <v:formulas>
-                    <v:f eqn="if lineDrawn pixelLineWidth 0"/>
-                    <v:f eqn="sum @0 1 0"/>
-                    <v:f eqn="sum 0 0 @1"/>
-                    <v:f eqn="prod @2 1 2"/>
-                    <v:f eqn="prod @3 21600 pixelWidth"/>
-                    <v:f eqn="prod @3 21600 pixelHeight"/>
-                    <v:f eqn="sum @0 0 1"/>
-                    <v:f eqn="prod @6 1 2"/>
-                    <v:f eqn="prod @7 21600 pixelWidth"/>
-                    <v:f eqn="sum @8 21600 0"/>
-                    <v:f eqn="prod @7 21600 pixelHeight"/>
-                    <v:f eqn="sum @10 21600 0"/>
-                  </v:formulas>
-                  <v:path o:extrusionok="f" gradientshapeok="t" o:connecttype="rect"/>
-                  <o:lock v:ext="edit" aspectratio="t"/>
-                </v:shapetype>
-                <v:shape id="Picture 1" o:spid="_x0000_s1028" type="#_x0000_t75" alt="A logo of a university&#10;&#10;Description automatically generated" style="position:absolute;width:8001;height:7861;visibility:visible;mso-wrap-style:square" o:gfxdata="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">
-                  <v:imagedata r:id="rId9" o:title="A logo of a university&#10;&#10;Description automatically generated" croptop="1299f" cropbottom="1397f" cropleft="1454f" cropright="1369f"/>
-                </v:shape>
-              </v:group>
+              <v:shapetype w14:anchorId="6AB90E63" id="_x0000_t202" coordsize="21600,21600" o:spt="202" path="m,l,21600r21600,l21600,xe">
+                <v:stroke joinstyle="miter"/>
+                <v:path gradientshapeok="t" o:connecttype="rect"/>
+              </v:shapetype>
+              <v:shape id="Text Box 2" o:spid="_x0000_s1026" type="#_x0000_t202" style="position:absolute;left:0;text-align:left;margin-left:257.55pt;margin-top:3.6pt;width:77.05pt;height:73.5pt;z-index:251659264;visibility:visible;mso-wrap-style:square;mso-width-percent:0;mso-height-percent:0;mso-wrap-distance-left:9pt;mso-wrap-distance-top:0;mso-wrap-distance-right:9pt;mso-wrap-distance-bottom:0;mso-position-horizontal:absolute;mso-position-horizontal-relative:text;mso-position-vertical:absolute;mso-position-vertical-relative:text;mso-width-percent:0;mso-height-percent:0;mso-width-relative:margin;mso-height-relative:margin;v-text-anchor:top" o:gfxdata="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" filled="f" stroked="f">
+                <v:textbox inset="0,0,0,0">
+                  <w:txbxContent>
+                    <w:p>
+                      <w:pPr>
+                        <w:spacing w:after="0"/>
+                        <w:jc w:val="right"/>
+                      </w:pPr>
+                      <w:r>
+                        <w:t>{%logo}</w:t>
+                      </w:r>
+                    </w:p>
+                  </w:txbxContent>
+                </v:textbox>
+              </v:shape>
             </w:pict>
           </mc:Fallback>
         </mc:AlternateContent>
+      </w:r>
+      <w:r>
+        <w:rPr>
+          <w:rFonts w:ascii="Aptos Slab" w:hAnsi="Aptos Slab" w:cs="Times New Roman"/>
+          <w:noProof/>
+          <w:sz w:val="16"/>
+          <w:szCs w:val="20"/>
+        </w:rPr>
+        <w:drawing>
+          <wp:anchor distT="0" distB="0" distL="114300" distR="114300" simplePos="0" relativeHeight="251660288" behindDoc="0" locked="0" layoutInCell="1" allowOverlap="1" wp14:anchorId="100600EE" wp14:editId="1648183A">
+            <wp:simplePos x="0" y="0"/>
+            <wp:positionH relativeFrom="column">
+              <wp:posOffset>127635</wp:posOffset>
+            </wp:positionH>
+            <wp:positionV relativeFrom="paragraph">
+              <wp:posOffset>45720</wp:posOffset>
+            </wp:positionV>
+            <wp:extent cx="800022" cy="785634"/>
+            <wp:effectExtent l="0" t="0" r="635" b="0"/>
+            <wp:wrapNone/>
+            <wp:docPr id="9665361" name="Picture 1" descr="A logo of a university&#10;&#10;Description automatically generated"/>
+            <wp:cNvGraphicFramePr>
+              <a:graphicFrameLocks xmlns:a="http://schemas.openxmlformats.org/drawingml/2006/main" noChangeAspect="1"/>
+            </wp:cNvGraphicFramePr>
+            <a:graphic xmlns:a="http://schemas.openxmlformats.org/drawingml/2006/main">
+              <a:graphicData uri="http://schemas.openxmlformats.org/drawingml/2006/picture">
+                <pic:pic xmlns:pic="http://schemas.openxmlformats.org/drawingml/2006/picture">
+                  <pic:nvPicPr>
+                    <pic:cNvPr id="9665361" name="Picture 1" descr="A logo of a university&#10;&#10;Description automatically generated"/>
+                    <pic:cNvPicPr>
+                      <a:picLocks noChangeAspect="1"/>
+                    </pic:cNvPicPr>
+                  </pic:nvPicPr>
+                  <pic:blipFill rotWithShape="1">
+                    <a:blip r:embed="rId8" cstate="print"/>
+                    <a:srcRect l="2219" t="1982" r="2089" b="2132"/>
+                    <a:stretch/>
+                  </pic:blipFill>
+                  <pic:spPr bwMode="auto">
+                    <a:xfrm>
+                      <a:off x="0" y="0"/>
+                      <a:ext cx="800022" cy="785634"/>
+                    </a:xfrm>
+                    <a:prstGeom prst="rect">
+                      <a:avLst/>
+                    </a:prstGeom>
+                    <a:ln>
+                      <a:noFill/>
+                    </a:ln>
+                  </pic:spPr>
+                </pic:pic>
+              </a:graphicData>
+            </a:graphic>
+          </wp:anchor>
+        </w:drawing>
       </w:r>
       <w:r>
         <w:rPr>
@@ -440,25 +436,7 @@
           <w:sz w:val="14"/>
           <w:szCs w:val="14"/>
         </w:rPr>
-        <w:t>{</w:t>
-      </w:r>
-      <w:proofErr w:type="spellStart"/>
-      <w:r>
-        <w:rPr>
-          <w:rFonts w:ascii="Aptos Slab" w:hAnsi="Aptos Slab" w:cs="Times New Roman"/>
-          <w:sz w:val="14"/>
-          <w:szCs w:val="14"/>
-        </w:rPr>
-        <w:t>schoolYear</w:t>
-      </w:r>
-      <w:proofErr w:type="spellEnd"/>
-      <w:r>
-        <w:rPr>
-          <w:rFonts w:ascii="Aptos Slab" w:hAnsi="Aptos Slab" w:cs="Times New Roman"/>
-          <w:sz w:val="14"/>
-          <w:szCs w:val="14"/>
-        </w:rPr>
-        <w:t>}</w:t>
+        <w:t>{schoolYear}</w:t>
       </w:r>
     </w:p>
     <w:p>
@@ -757,27 +735,7 @@
                 <w:sz w:val="18"/>
                 <w:szCs w:val="24"/>
               </w:rPr>
-              <w:t>{</w:t>
-            </w:r>
-            <w:proofErr w:type="spellStart"/>
-            <w:r>
-              <w:rPr>
-                <w:rFonts w:ascii="Aptos Slab" w:hAnsi="Aptos Slab" w:cs="Courier New"/>
-                <w:b/>
-                <w:sz w:val="18"/>
-                <w:szCs w:val="24"/>
-              </w:rPr>
-              <w:t>gradeLevel</w:t>
-            </w:r>
-            <w:proofErr w:type="spellEnd"/>
-            <w:r>
-              <w:rPr>
-                <w:rFonts w:ascii="Aptos Slab" w:hAnsi="Aptos Slab" w:cs="Courier New"/>
-                <w:b/>
-                <w:sz w:val="18"/>
-                <w:szCs w:val="24"/>
-              </w:rPr>
-              <w:t>}</w:t>
+              <w:t>{gradeLevel}</w:t>
             </w:r>
           </w:p>
         </w:tc>
@@ -1115,27 +1073,7 @@
                 <w:sz w:val="16"/>
                 <w:szCs w:val="20"/>
               </w:rPr>
-              <w:t xml:space="preserve">(Mga </w:t>
-            </w:r>
-            <w:proofErr w:type="spellStart"/>
-            <w:r>
-              <w:rPr>
-                <w:rFonts w:ascii="Aptos Slab Light" w:hAnsi="Aptos Slab Light" w:cs="Times New Roman"/>
-                <w:i/>
-                <w:sz w:val="16"/>
-                <w:szCs w:val="20"/>
-              </w:rPr>
-              <w:t>Nagagawa</w:t>
-            </w:r>
-            <w:proofErr w:type="spellEnd"/>
-            <w:r>
-              <w:rPr>
-                <w:rFonts w:ascii="Aptos Slab Light" w:hAnsi="Aptos Slab Light" w:cs="Times New Roman"/>
-                <w:i/>
-                <w:sz w:val="16"/>
-                <w:szCs w:val="20"/>
-              </w:rPr>
-              <w:t>)</w:t>
+              <w:t>(Mga Nagagawa)</w:t>
             </w:r>
           </w:p>
         </w:tc>
@@ -1203,31 +1141,7 @@
                 <w:sz w:val="16"/>
                 <w:szCs w:val="20"/>
               </w:rPr>
-              <w:t xml:space="preserve">Is Learning </w:t>
-            </w:r>
-            <w:proofErr w:type="gramStart"/>
-            <w:r>
-              <w:rPr>
-                <w:rFonts w:ascii="Aptos Slab SemiBold" w:hAnsi="Aptos Slab SemiBold" w:cs="Times New Roman"/>
-                <w:b/>
-                <w:bCs/>
-                <w:iCs/>
-                <w:sz w:val="16"/>
-                <w:szCs w:val="20"/>
-              </w:rPr>
-              <w:t>To</w:t>
-            </w:r>
-            <w:proofErr w:type="gramEnd"/>
-            <w:r>
-              <w:rPr>
-                <w:rFonts w:ascii="Aptos Slab SemiBold" w:hAnsi="Aptos Slab SemiBold" w:cs="Times New Roman"/>
-                <w:b/>
-                <w:bCs/>
-                <w:iCs/>
-                <w:sz w:val="16"/>
-                <w:szCs w:val="20"/>
-              </w:rPr>
-              <w:t xml:space="preserve"> Improve</w:t>
+              <w:t>Is Learning To Improve</w:t>
             </w:r>
           </w:p>
           <w:p>
@@ -1252,7 +1166,6 @@
               </w:rPr>
               <w:t>(</w:t>
             </w:r>
-            <w:proofErr w:type="spellStart"/>
             <w:r>
               <w:rPr>
                 <w:rFonts w:ascii="Aptos Slab Light" w:hAnsi="Aptos Slab Light" w:cs="Times New Roman"/>
@@ -1260,29 +1173,8 @@
                 <w:sz w:val="16"/>
                 <w:szCs w:val="20"/>
               </w:rPr>
-              <w:t>Dapat</w:t>
-            </w:r>
-            <w:proofErr w:type="spellEnd"/>
-            <w:r>
-              <w:rPr>
-                <w:rFonts w:ascii="Aptos Slab Light" w:hAnsi="Aptos Slab Light" w:cs="Times New Roman"/>
-                <w:i/>
-                <w:sz w:val="16"/>
-                <w:szCs w:val="20"/>
-              </w:rPr>
-              <w:t xml:space="preserve"> </w:t>
-            </w:r>
-            <w:proofErr w:type="spellStart"/>
-            <w:r>
-              <w:rPr>
-                <w:rFonts w:ascii="Aptos Slab Light" w:hAnsi="Aptos Slab Light" w:cs="Times New Roman"/>
-                <w:i/>
-                <w:sz w:val="16"/>
-                <w:szCs w:val="20"/>
-              </w:rPr>
-              <w:t>Linangin</w:t>
-            </w:r>
-            <w:proofErr w:type="spellEnd"/>
+              <w:t>Dapat Linangin</w:t>
+            </w:r>
             <w:r>
               <w:rPr>
                 <w:rFonts w:ascii="Aptos Slab Light" w:hAnsi="Aptos Slab Light" w:cs="Times New Roman"/>
@@ -1496,27 +1388,7 @@
                 <w:sz w:val="16"/>
                 <w:szCs w:val="20"/>
               </w:rPr>
-              <w:t xml:space="preserve">(Mga </w:t>
-            </w:r>
-            <w:proofErr w:type="spellStart"/>
-            <w:r>
-              <w:rPr>
-                <w:rFonts w:ascii="Aptos Slab Light" w:hAnsi="Aptos Slab Light" w:cs="Times New Roman"/>
-                <w:i/>
-                <w:sz w:val="16"/>
-                <w:szCs w:val="20"/>
-              </w:rPr>
-              <w:t>Nagagawa</w:t>
-            </w:r>
-            <w:proofErr w:type="spellEnd"/>
-            <w:r>
-              <w:rPr>
-                <w:rFonts w:ascii="Aptos Slab Light" w:hAnsi="Aptos Slab Light" w:cs="Times New Roman"/>
-                <w:i/>
-                <w:sz w:val="16"/>
-                <w:szCs w:val="20"/>
-              </w:rPr>
-              <w:t>)</w:t>
+              <w:t>(Mga Nagagawa)</w:t>
             </w:r>
           </w:p>
         </w:tc>
@@ -1584,31 +1456,7 @@
                 <w:sz w:val="16"/>
                 <w:szCs w:val="20"/>
               </w:rPr>
-              <w:t xml:space="preserve">Is Learning </w:t>
-            </w:r>
-            <w:proofErr w:type="gramStart"/>
-            <w:r>
-              <w:rPr>
-                <w:rFonts w:ascii="Aptos Slab SemiBold" w:hAnsi="Aptos Slab SemiBold" w:cs="Times New Roman"/>
-                <w:b/>
-                <w:bCs/>
-                <w:iCs/>
-                <w:sz w:val="16"/>
-                <w:szCs w:val="20"/>
-              </w:rPr>
-              <w:t>To</w:t>
-            </w:r>
-            <w:proofErr w:type="gramEnd"/>
-            <w:r>
-              <w:rPr>
-                <w:rFonts w:ascii="Aptos Slab SemiBold" w:hAnsi="Aptos Slab SemiBold" w:cs="Times New Roman"/>
-                <w:b/>
-                <w:bCs/>
-                <w:iCs/>
-                <w:sz w:val="16"/>
-                <w:szCs w:val="20"/>
-              </w:rPr>
-              <w:t xml:space="preserve"> Improve</w:t>
+              <w:t>Is Learning To Improve</w:t>
             </w:r>
           </w:p>
           <w:p>
@@ -1633,7 +1481,6 @@
               </w:rPr>
               <w:t>(</w:t>
             </w:r>
-            <w:proofErr w:type="spellStart"/>
             <w:r>
               <w:rPr>
                 <w:rFonts w:ascii="Aptos Slab Light" w:hAnsi="Aptos Slab Light" w:cs="Times New Roman"/>
@@ -1641,29 +1488,8 @@
                 <w:sz w:val="16"/>
                 <w:szCs w:val="20"/>
               </w:rPr>
-              <w:t>Dapat</w:t>
-            </w:r>
-            <w:proofErr w:type="spellEnd"/>
-            <w:r>
-              <w:rPr>
-                <w:rFonts w:ascii="Aptos Slab Light" w:hAnsi="Aptos Slab Light" w:cs="Times New Roman"/>
-                <w:i/>
-                <w:sz w:val="16"/>
-                <w:szCs w:val="20"/>
-              </w:rPr>
-              <w:t xml:space="preserve"> </w:t>
-            </w:r>
-            <w:proofErr w:type="spellStart"/>
-            <w:r>
-              <w:rPr>
-                <w:rFonts w:ascii="Aptos Slab Light" w:hAnsi="Aptos Slab Light" w:cs="Times New Roman"/>
-                <w:i/>
-                <w:sz w:val="16"/>
-                <w:szCs w:val="20"/>
-              </w:rPr>
-              <w:t>Linangin</w:t>
-            </w:r>
-            <w:proofErr w:type="spellEnd"/>
+              <w:t>Dapat Linangin</w:t>
+            </w:r>
             <w:r>
               <w:rPr>
                 <w:rFonts w:ascii="Aptos Slab Light" w:hAnsi="Aptos Slab Light" w:cs="Times New Roman"/>
@@ -1890,27 +1716,7 @@
                 <w:sz w:val="16"/>
                 <w:szCs w:val="20"/>
               </w:rPr>
-              <w:t xml:space="preserve">(Mga </w:t>
-            </w:r>
-            <w:proofErr w:type="spellStart"/>
-            <w:r>
-              <w:rPr>
-                <w:rFonts w:ascii="Aptos Slab Light" w:hAnsi="Aptos Slab Light" w:cs="Times New Roman"/>
-                <w:i/>
-                <w:sz w:val="16"/>
-                <w:szCs w:val="20"/>
-              </w:rPr>
-              <w:t>Nagagawa</w:t>
-            </w:r>
-            <w:proofErr w:type="spellEnd"/>
-            <w:r>
-              <w:rPr>
-                <w:rFonts w:ascii="Aptos Slab Light" w:hAnsi="Aptos Slab Light" w:cs="Times New Roman"/>
-                <w:i/>
-                <w:sz w:val="16"/>
-                <w:szCs w:val="20"/>
-              </w:rPr>
-              <w:t>)</w:t>
+              <w:t>(Mga Nagagawa)</w:t>
             </w:r>
           </w:p>
         </w:tc>
@@ -1978,31 +1784,7 @@
                 <w:sz w:val="16"/>
                 <w:szCs w:val="20"/>
               </w:rPr>
-              <w:t xml:space="preserve">Is Learning </w:t>
-            </w:r>
-            <w:proofErr w:type="gramStart"/>
-            <w:r>
-              <w:rPr>
-                <w:rFonts w:ascii="Aptos Slab SemiBold" w:hAnsi="Aptos Slab SemiBold" w:cs="Times New Roman"/>
-                <w:b/>
-                <w:bCs/>
-                <w:iCs/>
-                <w:sz w:val="16"/>
-                <w:szCs w:val="20"/>
-              </w:rPr>
-              <w:t>To</w:t>
-            </w:r>
-            <w:proofErr w:type="gramEnd"/>
-            <w:r>
-              <w:rPr>
-                <w:rFonts w:ascii="Aptos Slab SemiBold" w:hAnsi="Aptos Slab SemiBold" w:cs="Times New Roman"/>
-                <w:b/>
-                <w:bCs/>
-                <w:iCs/>
-                <w:sz w:val="16"/>
-                <w:szCs w:val="20"/>
-              </w:rPr>
-              <w:t xml:space="preserve"> Improve</w:t>
+              <w:t>Is Learning To Improve</w:t>
             </w:r>
           </w:p>
           <w:p>
@@ -2027,7 +1809,6 @@
               </w:rPr>
               <w:t>(</w:t>
             </w:r>
-            <w:proofErr w:type="spellStart"/>
             <w:r>
               <w:rPr>
                 <w:rFonts w:ascii="Aptos Slab Light" w:hAnsi="Aptos Slab Light" w:cs="Times New Roman"/>
@@ -2035,29 +1816,8 @@
                 <w:sz w:val="16"/>
                 <w:szCs w:val="20"/>
               </w:rPr>
-              <w:t>Dapat</w:t>
-            </w:r>
-            <w:proofErr w:type="spellEnd"/>
-            <w:r>
-              <w:rPr>
-                <w:rFonts w:ascii="Aptos Slab Light" w:hAnsi="Aptos Slab Light" w:cs="Times New Roman"/>
-                <w:i/>
-                <w:sz w:val="16"/>
-                <w:szCs w:val="20"/>
-              </w:rPr>
-              <w:t xml:space="preserve"> </w:t>
-            </w:r>
-            <w:proofErr w:type="spellStart"/>
-            <w:r>
-              <w:rPr>
-                <w:rFonts w:ascii="Aptos Slab Light" w:hAnsi="Aptos Slab Light" w:cs="Times New Roman"/>
-                <w:i/>
-                <w:sz w:val="16"/>
-                <w:szCs w:val="20"/>
-              </w:rPr>
-              <w:t>Linangin</w:t>
-            </w:r>
-            <w:proofErr w:type="spellEnd"/>
+              <w:t>Dapat Linangin</w:t>
+            </w:r>
             <w:r>
               <w:rPr>
                 <w:rFonts w:ascii="Aptos Slab Light" w:hAnsi="Aptos Slab Light" w:cs="Times New Roman"/>
@@ -2363,31 +2123,7 @@
                 <w:sz w:val="16"/>
                 <w:szCs w:val="20"/>
               </w:rPr>
-              <w:t xml:space="preserve">No. </w:t>
-            </w:r>
-            <w:proofErr w:type="spellStart"/>
-            <w:r>
-              <w:rPr>
-                <w:rFonts w:ascii="Aptos Slab" w:hAnsi="Aptos Slab" w:cs="Times New Roman"/>
-                <w:b/>
-                <w:bCs/>
-                <w:iCs/>
-                <w:sz w:val="16"/>
-                <w:szCs w:val="20"/>
-              </w:rPr>
-              <w:t>ofDays</w:t>
-            </w:r>
-            <w:proofErr w:type="spellEnd"/>
-            <w:r>
-              <w:rPr>
-                <w:rFonts w:ascii="Aptos Slab" w:hAnsi="Aptos Slab" w:cs="Times New Roman"/>
-                <w:b/>
-                <w:bCs/>
-                <w:iCs/>
-                <w:sz w:val="16"/>
-                <w:szCs w:val="20"/>
-              </w:rPr>
-              <w:t xml:space="preserve"> Present</w:t>
+              <w:t>No. ofDays Present</w:t>
             </w:r>
           </w:p>
         </w:tc>
@@ -3972,29 +3708,8 @@
           <w:sz w:val="16"/>
           <w:szCs w:val="20"/>
         </w:rPr>
-        <w:t xml:space="preserve">detailed record of your child’s progress across specific learning competencies is attached in the succeeding pages. This includes </w:t>
-      </w:r>
-      <w:proofErr w:type="gramStart"/>
-      <w:r>
-        <w:rPr>
-          <w:rFonts w:ascii="Aptos Slab" w:hAnsi="Aptos Slab" w:cs="Times New Roman"/>
-          <w:iCs/>
-          <w:sz w:val="16"/>
-          <w:szCs w:val="20"/>
-        </w:rPr>
-        <w:t>the monitoring</w:t>
-      </w:r>
-      <w:proofErr w:type="gramEnd"/>
-      <w:r>
-        <w:rPr>
-          <w:rFonts w:ascii="Aptos Slab" w:hAnsi="Aptos Slab" w:cs="Times New Roman"/>
-          <w:iCs/>
-          <w:sz w:val="16"/>
-          <w:szCs w:val="20"/>
-        </w:rPr>
-        <w:t xml:space="preserve"> of skills in Reading and Literacy, Language, Mathematics, Good Manners and Right Conduct and </w:t>
-      </w:r>
-      <w:proofErr w:type="spellStart"/>
+        <w:t xml:space="preserve">detailed record of your child’s progress across specific learning competencies is attached in the succeeding pages. This includes the monitoring of skills in Reading and Literacy, Language, Mathematics, Good Manners and Right Conduct and </w:t>
+      </w:r>
       <w:r>
         <w:rPr>
           <w:rFonts w:ascii="Aptos Slab" w:hAnsi="Aptos Slab" w:cs="Times New Roman"/>
@@ -4004,7 +3719,6 @@
         </w:rPr>
         <w:t>Makabansa</w:t>
       </w:r>
-      <w:proofErr w:type="spellEnd"/>
       <w:r>
         <w:rPr>
           <w:rFonts w:ascii="Aptos Slab" w:hAnsi="Aptos Slab" w:cs="Times New Roman"/>
@@ -4257,9 +3971,119 @@
                 <w:sz w:val="14"/>
                 <w:szCs w:val="18"/>
               </w:rPr>
-              <w:t>(</w:t>
-            </w:r>
-            <w:proofErr w:type="spellStart"/>
+              <w:t>(Namumukod-tangi)</w:t>
+            </w:r>
+          </w:p>
+        </w:tc>
+        <w:tc>
+          <w:tcPr>
+            <w:tcW w:w="3113" w:type="pct"/>
+            <w:vAlign w:val="center"/>
+          </w:tcPr>
+          <w:p>
+            <w:pPr>
+              <w:tabs>
+                <w:tab w:val="left" w:pos="360"/>
+              </w:tabs>
+              <w:jc w:val="center"/>
+              <w:rPr>
+                <w:rFonts w:ascii="Aptos Slab" w:hAnsi="Aptos Slab" w:cs="Times New Roman"/>
+                <w:iCs/>
+                <w:sz w:val="14"/>
+                <w:szCs w:val="18"/>
+              </w:rPr>
+            </w:pPr>
+            <w:r>
+              <w:rPr>
+                <w:rFonts w:ascii="Aptos Slab" w:hAnsi="Aptos Slab" w:cs="Times New Roman"/>
+                <w:iCs/>
+                <w:sz w:val="14"/>
+                <w:szCs w:val="18"/>
+              </w:rPr>
+              <w:t>Consistently demonstrates skills and understanding beyond expectations; applies learning independently and confidently</w:t>
+            </w:r>
+          </w:p>
+        </w:tc>
+      </w:tr>
+      <w:tr>
+        <w:tc>
+          <w:tcPr>
+            <w:tcW w:w="630" w:type="pct"/>
+            <w:vAlign w:val="center"/>
+          </w:tcPr>
+          <w:p>
+            <w:pPr>
+              <w:tabs>
+                <w:tab w:val="left" w:pos="360"/>
+              </w:tabs>
+              <w:jc w:val="center"/>
+              <w:rPr>
+                <w:rFonts w:ascii="Aptos Slab" w:hAnsi="Aptos Slab" w:cs="Times New Roman"/>
+                <w:b/>
+                <w:bCs/>
+                <w:iCs/>
+                <w:sz w:val="16"/>
+                <w:szCs w:val="20"/>
+              </w:rPr>
+            </w:pPr>
+            <w:r>
+              <w:rPr>
+                <w:rFonts w:ascii="Aptos Slab" w:hAnsi="Aptos Slab" w:cs="Times New Roman"/>
+                <w:b/>
+                <w:bCs/>
+                <w:iCs/>
+                <w:sz w:val="16"/>
+                <w:szCs w:val="20"/>
+              </w:rPr>
+              <w:t>B</w:t>
+            </w:r>
+          </w:p>
+        </w:tc>
+        <w:tc>
+          <w:tcPr>
+            <w:tcW w:w="1257" w:type="pct"/>
+            <w:vAlign w:val="center"/>
+          </w:tcPr>
+          <w:p>
+            <w:pPr>
+              <w:tabs>
+                <w:tab w:val="left" w:pos="360"/>
+              </w:tabs>
+              <w:jc w:val="center"/>
+              <w:rPr>
+                <w:rFonts w:ascii="Aptos Slab" w:hAnsi="Aptos Slab" w:cs="Times New Roman"/>
+                <w:b/>
+                <w:bCs/>
+                <w:iCs/>
+                <w:sz w:val="16"/>
+                <w:szCs w:val="20"/>
+              </w:rPr>
+            </w:pPr>
+            <w:r>
+              <w:rPr>
+                <w:rFonts w:ascii="Aptos Slab" w:hAnsi="Aptos Slab" w:cs="Times New Roman"/>
+                <w:b/>
+                <w:bCs/>
+                <w:iCs/>
+                <w:sz w:val="16"/>
+                <w:szCs w:val="20"/>
+              </w:rPr>
+              <w:t>Benchmarking</w:t>
+            </w:r>
+          </w:p>
+          <w:p>
+            <w:pPr>
+              <w:tabs>
+                <w:tab w:val="left" w:pos="360"/>
+              </w:tabs>
+              <w:jc w:val="center"/>
+              <w:rPr>
+                <w:rFonts w:ascii="Aptos Slab" w:hAnsi="Aptos Slab" w:cs="Times New Roman"/>
+                <w:i/>
+                <w:sz w:val="16"/>
+                <w:szCs w:val="20"/>
+              </w:rPr>
+            </w:pPr>
             <w:r>
               <w:rPr>
                 <w:rFonts w:ascii="Aptos Slab" w:hAnsi="Aptos Slab" w:cs="Times New Roman"/>
@@ -4267,9 +4091,119 @@
                 <w:sz w:val="14"/>
                 <w:szCs w:val="18"/>
               </w:rPr>
-              <w:t>Namumukod</w:t>
-            </w:r>
-            <w:proofErr w:type="spellEnd"/>
+              <w:t>(Naipamamalas)</w:t>
+            </w:r>
+          </w:p>
+        </w:tc>
+        <w:tc>
+          <w:tcPr>
+            <w:tcW w:w="3113" w:type="pct"/>
+            <w:vAlign w:val="center"/>
+          </w:tcPr>
+          <w:p>
+            <w:pPr>
+              <w:tabs>
+                <w:tab w:val="left" w:pos="360"/>
+              </w:tabs>
+              <w:jc w:val="center"/>
+              <w:rPr>
+                <w:rFonts w:ascii="Aptos Slab" w:hAnsi="Aptos Slab" w:cs="Times New Roman"/>
+                <w:iCs/>
+                <w:sz w:val="14"/>
+                <w:szCs w:val="18"/>
+              </w:rPr>
+            </w:pPr>
+            <w:r>
+              <w:rPr>
+                <w:rFonts w:ascii="Aptos Slab" w:hAnsi="Aptos Slab" w:cs="Times New Roman"/>
+                <w:iCs/>
+                <w:sz w:val="14"/>
+                <w:szCs w:val="18"/>
+              </w:rPr>
+              <w:t>Meets expected learning standards, demonstrates skills and understanding with consistency.</w:t>
+            </w:r>
+          </w:p>
+        </w:tc>
+      </w:tr>
+      <w:tr>
+        <w:tc>
+          <w:tcPr>
+            <w:tcW w:w="630" w:type="pct"/>
+            <w:vAlign w:val="center"/>
+          </w:tcPr>
+          <w:p>
+            <w:pPr>
+              <w:tabs>
+                <w:tab w:val="left" w:pos="360"/>
+              </w:tabs>
+              <w:jc w:val="center"/>
+              <w:rPr>
+                <w:rFonts w:ascii="Aptos Slab" w:hAnsi="Aptos Slab" w:cs="Times New Roman"/>
+                <w:b/>
+                <w:bCs/>
+                <w:iCs/>
+                <w:sz w:val="16"/>
+                <w:szCs w:val="20"/>
+              </w:rPr>
+            </w:pPr>
+            <w:r>
+              <w:rPr>
+                <w:rFonts w:ascii="Aptos Slab" w:hAnsi="Aptos Slab" w:cs="Times New Roman"/>
+                <w:b/>
+                <w:bCs/>
+                <w:iCs/>
+                <w:sz w:val="16"/>
+                <w:szCs w:val="20"/>
+              </w:rPr>
+              <w:t>C</w:t>
+            </w:r>
+          </w:p>
+        </w:tc>
+        <w:tc>
+          <w:tcPr>
+            <w:tcW w:w="1257" w:type="pct"/>
+            <w:vAlign w:val="center"/>
+          </w:tcPr>
+          <w:p>
+            <w:pPr>
+              <w:tabs>
+                <w:tab w:val="left" w:pos="360"/>
+              </w:tabs>
+              <w:jc w:val="center"/>
+              <w:rPr>
+                <w:rFonts w:ascii="Aptos Slab" w:hAnsi="Aptos Slab" w:cs="Times New Roman"/>
+                <w:b/>
+                <w:bCs/>
+                <w:iCs/>
+                <w:sz w:val="16"/>
+                <w:szCs w:val="20"/>
+              </w:rPr>
+            </w:pPr>
+            <w:r>
+              <w:rPr>
+                <w:rFonts w:ascii="Aptos Slab" w:hAnsi="Aptos Slab" w:cs="Times New Roman"/>
+                <w:b/>
+                <w:bCs/>
+                <w:iCs/>
+                <w:sz w:val="16"/>
+                <w:szCs w:val="20"/>
+              </w:rPr>
+              <w:t>Connecting</w:t>
+            </w:r>
+          </w:p>
+          <w:p>
+            <w:pPr>
+              <w:tabs>
+                <w:tab w:val="left" w:pos="360"/>
+              </w:tabs>
+              <w:jc w:val="center"/>
+              <w:rPr>
+                <w:rFonts w:ascii="Aptos Slab" w:hAnsi="Aptos Slab" w:cs="Times New Roman"/>
+                <w:i/>
+                <w:sz w:val="16"/>
+                <w:szCs w:val="20"/>
+              </w:rPr>
+            </w:pPr>
             <w:r>
               <w:rPr>
                 <w:rFonts w:ascii="Aptos Slab" w:hAnsi="Aptos Slab" w:cs="Times New Roman"/>
@@ -4277,7 +4211,7 @@
                 <w:sz w:val="14"/>
                 <w:szCs w:val="18"/>
               </w:rPr>
-              <w:t>-tangi)</w:t>
+              <w:t>(Natutungo)</w:t>
             </w:r>
           </w:p>
         </w:tc>
@@ -4306,7 +4240,7 @@
                 <w:sz w:val="14"/>
                 <w:szCs w:val="18"/>
               </w:rPr>
-              <w:t>Consistently demonstrates skills and understanding beyond expectations; applies learning independently and confidently</w:t>
+              <w:t>Shows developing understanding and skills, requires minimal guidance and support.</w:t>
             </w:r>
           </w:p>
         </w:tc>
@@ -4341,7 +4275,7 @@
                 <w:sz w:val="16"/>
                 <w:szCs w:val="20"/>
               </w:rPr>
-              <w:t>B</w:t>
+              <w:t>D</w:t>
             </w:r>
           </w:p>
         </w:tc>
@@ -4374,7 +4308,127 @@
                 <w:sz w:val="16"/>
                 <w:szCs w:val="20"/>
               </w:rPr>
-              <w:t>Benchmarking</w:t>
+              <w:t>Developing</w:t>
+            </w:r>
+          </w:p>
+          <w:p>
+            <w:pPr>
+              <w:tabs>
+                <w:tab w:val="left" w:pos="360"/>
+              </w:tabs>
+              <w:jc w:val="center"/>
+              <w:rPr>
+                <w:rFonts w:ascii="Aptos Slab" w:hAnsi="Aptos Slab" w:cs="Times New Roman"/>
+                <w:iCs/>
+                <w:sz w:val="16"/>
+                <w:szCs w:val="20"/>
+              </w:rPr>
+            </w:pPr>
+            <w:r>
+              <w:rPr>
+                <w:rFonts w:ascii="Aptos Slab" w:hAnsi="Aptos Slab" w:cs="Times New Roman"/>
+                <w:iCs/>
+                <w:sz w:val="14"/>
+                <w:szCs w:val="18"/>
+              </w:rPr>
+              <w:t>(Napapaunlad)</w:t>
+            </w:r>
+          </w:p>
+        </w:tc>
+        <w:tc>
+          <w:tcPr>
+            <w:tcW w:w="3113" w:type="pct"/>
+            <w:vAlign w:val="center"/>
+          </w:tcPr>
+          <w:p>
+            <w:pPr>
+              <w:tabs>
+                <w:tab w:val="left" w:pos="360"/>
+              </w:tabs>
+              <w:jc w:val="center"/>
+              <w:rPr>
+                <w:rFonts w:ascii="Aptos Slab" w:hAnsi="Aptos Slab" w:cs="Times New Roman"/>
+                <w:iCs/>
+                <w:sz w:val="14"/>
+                <w:szCs w:val="18"/>
+              </w:rPr>
+            </w:pPr>
+            <w:r>
+              <w:rPr>
+                <w:rFonts w:ascii="Aptos Slab" w:hAnsi="Aptos Slab" w:cs="Times New Roman"/>
+                <w:iCs/>
+                <w:sz w:val="14"/>
+                <w:szCs w:val="18"/>
+              </w:rPr>
+              <w:t>Demonstrates emerging skills and understanding; requires regular guidance and support.</w:t>
+            </w:r>
+          </w:p>
+        </w:tc>
+      </w:tr>
+      <w:tr>
+        <w:tc>
+          <w:tcPr>
+            <w:tcW w:w="630" w:type="pct"/>
+            <w:vAlign w:val="center"/>
+          </w:tcPr>
+          <w:p>
+            <w:pPr>
+              <w:tabs>
+                <w:tab w:val="left" w:pos="360"/>
+              </w:tabs>
+              <w:jc w:val="center"/>
+              <w:rPr>
+                <w:rFonts w:ascii="Aptos Slab" w:hAnsi="Aptos Slab" w:cs="Times New Roman"/>
+                <w:b/>
+                <w:bCs/>
+                <w:iCs/>
+                <w:sz w:val="16"/>
+                <w:szCs w:val="20"/>
+              </w:rPr>
+            </w:pPr>
+            <w:r>
+              <w:rPr>
+                <w:rFonts w:ascii="Aptos Slab" w:hAnsi="Aptos Slab" w:cs="Times New Roman"/>
+                <w:b/>
+                <w:bCs/>
+                <w:iCs/>
+                <w:sz w:val="16"/>
+                <w:szCs w:val="20"/>
+              </w:rPr>
+              <w:t>E</w:t>
+            </w:r>
+          </w:p>
+        </w:tc>
+        <w:tc>
+          <w:tcPr>
+            <w:tcW w:w="1257" w:type="pct"/>
+            <w:vAlign w:val="center"/>
+          </w:tcPr>
+          <w:p>
+            <w:pPr>
+              <w:tabs>
+                <w:tab w:val="left" w:pos="360"/>
+              </w:tabs>
+              <w:jc w:val="center"/>
+              <w:rPr>
+                <w:rFonts w:ascii="Aptos Slab" w:hAnsi="Aptos Slab" w:cs="Times New Roman"/>
+                <w:b/>
+                <w:bCs/>
+                <w:iCs/>
+                <w:sz w:val="16"/>
+                <w:szCs w:val="20"/>
+              </w:rPr>
+            </w:pPr>
+            <w:r>
+              <w:rPr>
+                <w:rFonts w:ascii="Aptos Slab" w:hAnsi="Aptos Slab" w:cs="Times New Roman"/>
+                <w:b/>
+                <w:bCs/>
+                <w:iCs/>
+                <w:sz w:val="16"/>
+                <w:szCs w:val="20"/>
+              </w:rPr>
+              <w:t>Emerging</w:t>
             </w:r>
           </w:p>
           <w:p>
@@ -4397,489 +4451,7 @@
                 <w:sz w:val="14"/>
                 <w:szCs w:val="18"/>
               </w:rPr>
-              <w:t>(</w:t>
-            </w:r>
-            <w:proofErr w:type="spellStart"/>
-            <w:r>
-              <w:rPr>
-                <w:rFonts w:ascii="Aptos Slab" w:hAnsi="Aptos Slab" w:cs="Times New Roman"/>
-                <w:i/>
-                <w:sz w:val="14"/>
-                <w:szCs w:val="18"/>
-              </w:rPr>
-              <w:t>Naipamamalas</w:t>
-            </w:r>
-            <w:proofErr w:type="spellEnd"/>
-            <w:r>
-              <w:rPr>
-                <w:rFonts w:ascii="Aptos Slab" w:hAnsi="Aptos Slab" w:cs="Times New Roman"/>
-                <w:i/>
-                <w:sz w:val="14"/>
-                <w:szCs w:val="18"/>
-              </w:rPr>
-              <w:t>)</w:t>
-            </w:r>
-          </w:p>
-        </w:tc>
-        <w:tc>
-          <w:tcPr>
-            <w:tcW w:w="3113" w:type="pct"/>
-            <w:vAlign w:val="center"/>
-          </w:tcPr>
-          <w:p>
-            <w:pPr>
-              <w:tabs>
-                <w:tab w:val="left" w:pos="360"/>
-              </w:tabs>
-              <w:jc w:val="center"/>
-              <w:rPr>
-                <w:rFonts w:ascii="Aptos Slab" w:hAnsi="Aptos Slab" w:cs="Times New Roman"/>
-                <w:iCs/>
-                <w:sz w:val="14"/>
-                <w:szCs w:val="18"/>
-              </w:rPr>
-            </w:pPr>
-            <w:r>
-              <w:rPr>
-                <w:rFonts w:ascii="Aptos Slab" w:hAnsi="Aptos Slab" w:cs="Times New Roman"/>
-                <w:iCs/>
-                <w:sz w:val="14"/>
-                <w:szCs w:val="18"/>
-              </w:rPr>
-              <w:t>Meets expected learning standards, demonstrates skills and understanding with consistency.</w:t>
-            </w:r>
-          </w:p>
-        </w:tc>
-      </w:tr>
-      <w:tr>
-        <w:tc>
-          <w:tcPr>
-            <w:tcW w:w="630" w:type="pct"/>
-            <w:vAlign w:val="center"/>
-          </w:tcPr>
-          <w:p>
-            <w:pPr>
-              <w:tabs>
-                <w:tab w:val="left" w:pos="360"/>
-              </w:tabs>
-              <w:jc w:val="center"/>
-              <w:rPr>
-                <w:rFonts w:ascii="Aptos Slab" w:hAnsi="Aptos Slab" w:cs="Times New Roman"/>
-                <w:b/>
-                <w:bCs/>
-                <w:iCs/>
-                <w:sz w:val="16"/>
-                <w:szCs w:val="20"/>
-              </w:rPr>
-            </w:pPr>
-            <w:r>
-              <w:rPr>
-                <w:rFonts w:ascii="Aptos Slab" w:hAnsi="Aptos Slab" w:cs="Times New Roman"/>
-                <w:b/>
-                <w:bCs/>
-                <w:iCs/>
-                <w:sz w:val="16"/>
-                <w:szCs w:val="20"/>
-              </w:rPr>
-              <w:t>C</w:t>
-            </w:r>
-          </w:p>
-        </w:tc>
-        <w:tc>
-          <w:tcPr>
-            <w:tcW w:w="1257" w:type="pct"/>
-            <w:vAlign w:val="center"/>
-          </w:tcPr>
-          <w:p>
-            <w:pPr>
-              <w:tabs>
-                <w:tab w:val="left" w:pos="360"/>
-              </w:tabs>
-              <w:jc w:val="center"/>
-              <w:rPr>
-                <w:rFonts w:ascii="Aptos Slab" w:hAnsi="Aptos Slab" w:cs="Times New Roman"/>
-                <w:b/>
-                <w:bCs/>
-                <w:iCs/>
-                <w:sz w:val="16"/>
-                <w:szCs w:val="20"/>
-              </w:rPr>
-            </w:pPr>
-            <w:r>
-              <w:rPr>
-                <w:rFonts w:ascii="Aptos Slab" w:hAnsi="Aptos Slab" w:cs="Times New Roman"/>
-                <w:b/>
-                <w:bCs/>
-                <w:iCs/>
-                <w:sz w:val="16"/>
-                <w:szCs w:val="20"/>
-              </w:rPr>
-              <w:t>Connecting</w:t>
-            </w:r>
-          </w:p>
-          <w:p>
-            <w:pPr>
-              <w:tabs>
-                <w:tab w:val="left" w:pos="360"/>
-              </w:tabs>
-              <w:jc w:val="center"/>
-              <w:rPr>
-                <w:rFonts w:ascii="Aptos Slab" w:hAnsi="Aptos Slab" w:cs="Times New Roman"/>
-                <w:i/>
-                <w:sz w:val="16"/>
-                <w:szCs w:val="20"/>
-              </w:rPr>
-            </w:pPr>
-            <w:r>
-              <w:rPr>
-                <w:rFonts w:ascii="Aptos Slab" w:hAnsi="Aptos Slab" w:cs="Times New Roman"/>
-                <w:i/>
-                <w:sz w:val="14"/>
-                <w:szCs w:val="18"/>
-              </w:rPr>
-              <w:t>(</w:t>
-            </w:r>
-            <w:proofErr w:type="spellStart"/>
-            <w:r>
-              <w:rPr>
-                <w:rFonts w:ascii="Aptos Slab" w:hAnsi="Aptos Slab" w:cs="Times New Roman"/>
-                <w:i/>
-                <w:sz w:val="14"/>
-                <w:szCs w:val="18"/>
-              </w:rPr>
-              <w:t>Natutungo</w:t>
-            </w:r>
-            <w:proofErr w:type="spellEnd"/>
-            <w:r>
-              <w:rPr>
-                <w:rFonts w:ascii="Aptos Slab" w:hAnsi="Aptos Slab" w:cs="Times New Roman"/>
-                <w:i/>
-                <w:sz w:val="14"/>
-                <w:szCs w:val="18"/>
-              </w:rPr>
-              <w:t>)</w:t>
-            </w:r>
-          </w:p>
-        </w:tc>
-        <w:tc>
-          <w:tcPr>
-            <w:tcW w:w="3113" w:type="pct"/>
-            <w:vAlign w:val="center"/>
-          </w:tcPr>
-          <w:p>
-            <w:pPr>
-              <w:tabs>
-                <w:tab w:val="left" w:pos="360"/>
-              </w:tabs>
-              <w:jc w:val="center"/>
-              <w:rPr>
-                <w:rFonts w:ascii="Aptos Slab" w:hAnsi="Aptos Slab" w:cs="Times New Roman"/>
-                <w:iCs/>
-                <w:sz w:val="14"/>
-                <w:szCs w:val="18"/>
-              </w:rPr>
-            </w:pPr>
-            <w:r>
-              <w:rPr>
-                <w:rFonts w:ascii="Aptos Slab" w:hAnsi="Aptos Slab" w:cs="Times New Roman"/>
-                <w:iCs/>
-                <w:sz w:val="14"/>
-                <w:szCs w:val="18"/>
-              </w:rPr>
-              <w:t xml:space="preserve">Shows developing understanding and </w:t>
-            </w:r>
-            <w:proofErr w:type="gramStart"/>
-            <w:r>
-              <w:rPr>
-                <w:rFonts w:ascii="Aptos Slab" w:hAnsi="Aptos Slab" w:cs="Times New Roman"/>
-                <w:iCs/>
-                <w:sz w:val="14"/>
-                <w:szCs w:val="18"/>
-              </w:rPr>
-              <w:t>skills,</w:t>
-            </w:r>
-            <w:proofErr w:type="gramEnd"/>
-            <w:r>
-              <w:rPr>
-                <w:rFonts w:ascii="Aptos Slab" w:hAnsi="Aptos Slab" w:cs="Times New Roman"/>
-                <w:iCs/>
-                <w:sz w:val="14"/>
-                <w:szCs w:val="18"/>
-              </w:rPr>
-              <w:t xml:space="preserve"> </w:t>
-            </w:r>
-            <w:proofErr w:type="gramStart"/>
-            <w:r>
-              <w:rPr>
-                <w:rFonts w:ascii="Aptos Slab" w:hAnsi="Aptos Slab" w:cs="Times New Roman"/>
-                <w:iCs/>
-                <w:sz w:val="14"/>
-                <w:szCs w:val="18"/>
-              </w:rPr>
-              <w:t>requires</w:t>
-            </w:r>
-            <w:proofErr w:type="gramEnd"/>
-            <w:r>
-              <w:rPr>
-                <w:rFonts w:ascii="Aptos Slab" w:hAnsi="Aptos Slab" w:cs="Times New Roman"/>
-                <w:iCs/>
-                <w:sz w:val="14"/>
-                <w:szCs w:val="18"/>
-              </w:rPr>
-              <w:t xml:space="preserve"> minimal guidance and support.</w:t>
-            </w:r>
-          </w:p>
-        </w:tc>
-      </w:tr>
-      <w:tr>
-        <w:tc>
-          <w:tcPr>
-            <w:tcW w:w="630" w:type="pct"/>
-            <w:vAlign w:val="center"/>
-          </w:tcPr>
-          <w:p>
-            <w:pPr>
-              <w:tabs>
-                <w:tab w:val="left" w:pos="360"/>
-              </w:tabs>
-              <w:jc w:val="center"/>
-              <w:rPr>
-                <w:rFonts w:ascii="Aptos Slab" w:hAnsi="Aptos Slab" w:cs="Times New Roman"/>
-                <w:b/>
-                <w:bCs/>
-                <w:iCs/>
-                <w:sz w:val="16"/>
-                <w:szCs w:val="20"/>
-              </w:rPr>
-            </w:pPr>
-            <w:r>
-              <w:rPr>
-                <w:rFonts w:ascii="Aptos Slab" w:hAnsi="Aptos Slab" w:cs="Times New Roman"/>
-                <w:b/>
-                <w:bCs/>
-                <w:iCs/>
-                <w:sz w:val="16"/>
-                <w:szCs w:val="20"/>
-              </w:rPr>
-              <w:t>D</w:t>
-            </w:r>
-          </w:p>
-        </w:tc>
-        <w:tc>
-          <w:tcPr>
-            <w:tcW w:w="1257" w:type="pct"/>
-            <w:vAlign w:val="center"/>
-          </w:tcPr>
-          <w:p>
-            <w:pPr>
-              <w:tabs>
-                <w:tab w:val="left" w:pos="360"/>
-              </w:tabs>
-              <w:jc w:val="center"/>
-              <w:rPr>
-                <w:rFonts w:ascii="Aptos Slab" w:hAnsi="Aptos Slab" w:cs="Times New Roman"/>
-                <w:b/>
-                <w:bCs/>
-                <w:iCs/>
-                <w:sz w:val="16"/>
-                <w:szCs w:val="20"/>
-              </w:rPr>
-            </w:pPr>
-            <w:proofErr w:type="gramStart"/>
-            <w:r>
-              <w:rPr>
-                <w:rFonts w:ascii="Aptos Slab" w:hAnsi="Aptos Slab" w:cs="Times New Roman"/>
-                <w:b/>
-                <w:bCs/>
-                <w:iCs/>
-                <w:sz w:val="16"/>
-                <w:szCs w:val="20"/>
-              </w:rPr>
-              <w:t>Developing</w:t>
-            </w:r>
-            <w:proofErr w:type="gramEnd"/>
-          </w:p>
-          <w:p>
-            <w:pPr>
-              <w:tabs>
-                <w:tab w:val="left" w:pos="360"/>
-              </w:tabs>
-              <w:jc w:val="center"/>
-              <w:rPr>
-                <w:rFonts w:ascii="Aptos Slab" w:hAnsi="Aptos Slab" w:cs="Times New Roman"/>
-                <w:iCs/>
-                <w:sz w:val="16"/>
-                <w:szCs w:val="20"/>
-              </w:rPr>
-            </w:pPr>
-            <w:r>
-              <w:rPr>
-                <w:rFonts w:ascii="Aptos Slab" w:hAnsi="Aptos Slab" w:cs="Times New Roman"/>
-                <w:iCs/>
-                <w:sz w:val="14"/>
-                <w:szCs w:val="18"/>
-              </w:rPr>
-              <w:t>(</w:t>
-            </w:r>
-            <w:proofErr w:type="spellStart"/>
-            <w:r>
-              <w:rPr>
-                <w:rFonts w:ascii="Aptos Slab" w:hAnsi="Aptos Slab" w:cs="Times New Roman"/>
-                <w:iCs/>
-                <w:sz w:val="14"/>
-                <w:szCs w:val="18"/>
-              </w:rPr>
-              <w:t>Napapaunlad</w:t>
-            </w:r>
-            <w:proofErr w:type="spellEnd"/>
-            <w:r>
-              <w:rPr>
-                <w:rFonts w:ascii="Aptos Slab" w:hAnsi="Aptos Slab" w:cs="Times New Roman"/>
-                <w:iCs/>
-                <w:sz w:val="14"/>
-                <w:szCs w:val="18"/>
-              </w:rPr>
-              <w:t>)</w:t>
-            </w:r>
-          </w:p>
-        </w:tc>
-        <w:tc>
-          <w:tcPr>
-            <w:tcW w:w="3113" w:type="pct"/>
-            <w:vAlign w:val="center"/>
-          </w:tcPr>
-          <w:p>
-            <w:pPr>
-              <w:tabs>
-                <w:tab w:val="left" w:pos="360"/>
-              </w:tabs>
-              <w:jc w:val="center"/>
-              <w:rPr>
-                <w:rFonts w:ascii="Aptos Slab" w:hAnsi="Aptos Slab" w:cs="Times New Roman"/>
-                <w:iCs/>
-                <w:sz w:val="14"/>
-                <w:szCs w:val="18"/>
-              </w:rPr>
-            </w:pPr>
-            <w:r>
-              <w:rPr>
-                <w:rFonts w:ascii="Aptos Slab" w:hAnsi="Aptos Slab" w:cs="Times New Roman"/>
-                <w:iCs/>
-                <w:sz w:val="14"/>
-                <w:szCs w:val="18"/>
-              </w:rPr>
-              <w:t>Demonstrates emerging skills and understanding; requires regular guidance and support.</w:t>
-            </w:r>
-          </w:p>
-        </w:tc>
-      </w:tr>
-      <w:tr>
-        <w:tc>
-          <w:tcPr>
-            <w:tcW w:w="630" w:type="pct"/>
-            <w:vAlign w:val="center"/>
-          </w:tcPr>
-          <w:p>
-            <w:pPr>
-              <w:tabs>
-                <w:tab w:val="left" w:pos="360"/>
-              </w:tabs>
-              <w:jc w:val="center"/>
-              <w:rPr>
-                <w:rFonts w:ascii="Aptos Slab" w:hAnsi="Aptos Slab" w:cs="Times New Roman"/>
-                <w:b/>
-                <w:bCs/>
-                <w:iCs/>
-                <w:sz w:val="16"/>
-                <w:szCs w:val="20"/>
-              </w:rPr>
-            </w:pPr>
-            <w:r>
-              <w:rPr>
-                <w:rFonts w:ascii="Aptos Slab" w:hAnsi="Aptos Slab" w:cs="Times New Roman"/>
-                <w:b/>
-                <w:bCs/>
-                <w:iCs/>
-                <w:sz w:val="16"/>
-                <w:szCs w:val="20"/>
-              </w:rPr>
-              <w:t>E</w:t>
-            </w:r>
-          </w:p>
-        </w:tc>
-        <w:tc>
-          <w:tcPr>
-            <w:tcW w:w="1257" w:type="pct"/>
-            <w:vAlign w:val="center"/>
-          </w:tcPr>
-          <w:p>
-            <w:pPr>
-              <w:tabs>
-                <w:tab w:val="left" w:pos="360"/>
-              </w:tabs>
-              <w:jc w:val="center"/>
-              <w:rPr>
-                <w:rFonts w:ascii="Aptos Slab" w:hAnsi="Aptos Slab" w:cs="Times New Roman"/>
-                <w:b/>
-                <w:bCs/>
-                <w:iCs/>
-                <w:sz w:val="16"/>
-                <w:szCs w:val="20"/>
-              </w:rPr>
-            </w:pPr>
-            <w:r>
-              <w:rPr>
-                <w:rFonts w:ascii="Aptos Slab" w:hAnsi="Aptos Slab" w:cs="Times New Roman"/>
-                <w:b/>
-                <w:bCs/>
-                <w:iCs/>
-                <w:sz w:val="16"/>
-                <w:szCs w:val="20"/>
-              </w:rPr>
-              <w:t>Emerging</w:t>
-            </w:r>
-          </w:p>
-          <w:p>
-            <w:pPr>
-              <w:tabs>
-                <w:tab w:val="left" w:pos="360"/>
-              </w:tabs>
-              <w:jc w:val="center"/>
-              <w:rPr>
-                <w:rFonts w:ascii="Aptos Slab" w:hAnsi="Aptos Slab" w:cs="Times New Roman"/>
-                <w:i/>
-                <w:sz w:val="16"/>
-                <w:szCs w:val="20"/>
-              </w:rPr>
-            </w:pPr>
-            <w:r>
-              <w:rPr>
-                <w:rFonts w:ascii="Aptos Slab" w:hAnsi="Aptos Slab" w:cs="Times New Roman"/>
-                <w:i/>
-                <w:sz w:val="14"/>
-                <w:szCs w:val="18"/>
-              </w:rPr>
-              <w:t>(</w:t>
-            </w:r>
-            <w:proofErr w:type="spellStart"/>
-            <w:r>
-              <w:rPr>
-                <w:rFonts w:ascii="Aptos Slab" w:hAnsi="Aptos Slab" w:cs="Times New Roman"/>
-                <w:i/>
-                <w:sz w:val="14"/>
-                <w:szCs w:val="18"/>
-              </w:rPr>
-              <w:t>Nagsisimula</w:t>
-            </w:r>
-            <w:proofErr w:type="spellEnd"/>
-            <w:r>
-              <w:rPr>
-                <w:rFonts w:ascii="Aptos Slab" w:hAnsi="Aptos Slab" w:cs="Times New Roman"/>
-                <w:i/>
-                <w:sz w:val="14"/>
-                <w:szCs w:val="18"/>
-              </w:rPr>
-              <w:t>)</w:t>
+              <w:t>(Nagsisimula)</w:t>
             </w:r>
           </w:p>
         </w:tc>
@@ -4984,7 +4556,6 @@
         </w:rPr>
         <w:t xml:space="preserve">for the </w:t>
       </w:r>
-      <w:proofErr w:type="gramStart"/>
       <w:r>
         <w:rPr>
           <w:rFonts w:ascii="Aptos Slab" w:hAnsi="Aptos Slab" w:cs="Times New Roman"/>
@@ -5007,16 +4578,7 @@
           <w:sz w:val="18"/>
           <w:szCs w:val="18"/>
         </w:rPr>
-        <w:t>level</w:t>
-      </w:r>
-      <w:proofErr w:type="gramEnd"/>
-      <w:r>
-        <w:rPr>
-          <w:rFonts w:ascii="Aptos Slab" w:hAnsi="Aptos Slab" w:cs="Times New Roman"/>
-          <w:sz w:val="18"/>
-          <w:szCs w:val="18"/>
-        </w:rPr>
-        <w:t xml:space="preserve"> </w:t>
+        <w:t xml:space="preserve">level </w:t>
       </w:r>
       <w:r>
         <w:rPr>
@@ -5210,16 +4772,15 @@
                 <w:bCs/>
                 <w:szCs w:val="24"/>
               </w:rPr>
-              <w:t>{</w:t>
-            </w:r>
-            <w:proofErr w:type="spellStart"/>
+              <w:t>{school</w:t>
+            </w:r>
             <w:r>
               <w:rPr>
                 <w:rFonts w:ascii="Bernard MT Condensed" w:hAnsi="Bernard MT Condensed" w:cs="Times New Roman"/>
                 <w:bCs/>
                 <w:szCs w:val="24"/>
               </w:rPr>
-              <w:t>school</w:t>
+              <w:t>H</w:t>
             </w:r>
             <w:r>
               <w:rPr>
@@ -5227,24 +4788,7 @@
                 <w:bCs/>
                 <w:szCs w:val="24"/>
               </w:rPr>
-              <w:t>H</w:t>
-            </w:r>
-            <w:r>
-              <w:rPr>
-                <w:rFonts w:ascii="Bernard MT Condensed" w:hAnsi="Bernard MT Condensed" w:cs="Times New Roman"/>
-                <w:bCs/>
-                <w:szCs w:val="24"/>
-              </w:rPr>
-              <w:t>ead</w:t>
-            </w:r>
-            <w:proofErr w:type="spellEnd"/>
-            <w:r>
-              <w:rPr>
-                <w:rFonts w:ascii="Bernard MT Condensed" w:hAnsi="Bernard MT Condensed" w:cs="Times New Roman"/>
-                <w:bCs/>
-                <w:szCs w:val="24"/>
-              </w:rPr>
-              <w:t>}</w:t>
+              <w:t>ead}</w:t>
             </w:r>
           </w:p>
         </w:tc>
@@ -5318,27 +4862,7 @@
                 <w:sz w:val="18"/>
                 <w:szCs w:val="20"/>
               </w:rPr>
-              <w:t>{</w:t>
-            </w:r>
-            <w:proofErr w:type="spellStart"/>
-            <w:r>
-              <w:rPr>
-                <w:rFonts w:ascii="Aptos Slab" w:hAnsi="Aptos Slab" w:cs="Times New Roman"/>
-                <w:bCs/>
-                <w:sz w:val="18"/>
-                <w:szCs w:val="20"/>
-              </w:rPr>
-              <w:t>schoolHeadDesignation</w:t>
-            </w:r>
-            <w:proofErr w:type="spellEnd"/>
-            <w:r>
-              <w:rPr>
-                <w:rFonts w:ascii="Aptos Slab" w:hAnsi="Aptos Slab" w:cs="Times New Roman"/>
-                <w:bCs/>
-                <w:sz w:val="18"/>
-                <w:szCs w:val="20"/>
-              </w:rPr>
-              <w:t>}</w:t>
+              <w:t>{schoolHeadDesignation}</w:t>
             </w:r>
           </w:p>
         </w:tc>
@@ -6421,16 +5945,15 @@
 </file>
 
 <file path=customXml/item1.xml><?xml version="1.0" encoding="utf-8"?>
-<p:properties xmlns:p="http://schemas.microsoft.com/office/2006/metadata/properties" xmlns:xsi="http://www.w3.org/2001/XMLSchema-instance" xmlns:pc="http://schemas.microsoft.com/office/infopath/2007/PartnerControls">
-  <documentManagement/>
-</p:properties>
+<?mso-contentType ?>
+<FormTemplates xmlns="http://schemas.microsoft.com/sharepoint/v3/contenttype/forms">
+  <Display>DocumentLibraryForm</Display>
+  <Edit>DocumentLibraryForm</Edit>
+  <New>DocumentLibraryForm</New>
+</FormTemplates>
 </file>
 
 <file path=customXml/item2.xml><?xml version="1.0" encoding="utf-8"?>
-<b:Sources xmlns:b="http://schemas.openxmlformats.org/officeDocument/2006/bibliography" xmlns="http://schemas.openxmlformats.org/officeDocument/2006/bibliography" SelectedStyle="\APASixthEditionOfficeOnline.xsl" StyleName="APA" Version="6"/>
-</file>
-
-<file path=customXml/item3.xml><?xml version="1.0" encoding="utf-8"?>
 <ct:contentTypeSchema xmlns:ct="http://schemas.microsoft.com/office/2006/metadata/contentType" xmlns:ma="http://schemas.microsoft.com/office/2006/metadata/properties/metaAttributes" ct:_="" ma:_="" ma:contentTypeName="Document" ma:contentTypeID="0x01010019B181300F721B4D9F3B95A3EE15143C" ma:contentTypeVersion="10" ma:contentTypeDescription="Create a new document." ma:contentTypeScope="" ma:versionID="bf2ca1b3bc24449cdd1a669432d4bb9e">
   <xsd:schema xmlns:xsd="http://www.w3.org/2001/XMLSchema" xmlns:xs="http://www.w3.org/2001/XMLSchema" xmlns:p="http://schemas.microsoft.com/office/2006/metadata/properties" xmlns:ns3="541f9672-3e94-4c26-a847-81d4d159bfa1" targetNamespace="http://schemas.microsoft.com/office/2006/metadata/properties" ma:root="true" ma:fieldsID="14a7babb77b443892259070c9ba030eb" ns3:_="">
     <xsd:import namespace="541f9672-3e94-4c26-a847-81d4d159bfa1"/>
@@ -6614,33 +6137,25 @@
 </ct:contentTypeSchema>
 </file>
 
+<file path=customXml/item3.xml><?xml version="1.0" encoding="utf-8"?>
+<b:Sources xmlns:b="http://schemas.openxmlformats.org/officeDocument/2006/bibliography" xmlns="http://schemas.openxmlformats.org/officeDocument/2006/bibliography" SelectedStyle="\APASixthEditionOfficeOnline.xsl" StyleName="APA" Version="6"/>
+</file>
+
 <file path=customXml/item4.xml><?xml version="1.0" encoding="utf-8"?>
-<?mso-contentType ?>
-<FormTemplates xmlns="http://schemas.microsoft.com/sharepoint/v3/contenttype/forms">
-  <Display>DocumentLibraryForm</Display>
-  <Edit>DocumentLibraryForm</Edit>
-  <New>DocumentLibraryForm</New>
-</FormTemplates>
+<p:properties xmlns:p="http://schemas.microsoft.com/office/2006/metadata/properties" xmlns:xsi="http://www.w3.org/2001/XMLSchema-instance" xmlns:pc="http://schemas.microsoft.com/office/infopath/2007/PartnerControls">
+  <documentManagement/>
+</p:properties>
 </file>
 
 <file path=customXml/itemProps1.xml><?xml version="1.0" encoding="utf-8"?>
-<ds:datastoreItem xmlns:ds="http://schemas.openxmlformats.org/officeDocument/2006/customXml" ds:itemID="{672FB7B5-DBC2-43DE-98D9-E1693A2B312F}">
+<ds:datastoreItem xmlns:ds="http://schemas.openxmlformats.org/officeDocument/2006/customXml" ds:itemID="{9E607EEA-1579-4534-A211-223D35B43271}">
   <ds:schemaRefs>
-    <ds:schemaRef ds:uri="http://schemas.microsoft.com/office/2006/metadata/properties"/>
-    <ds:schemaRef ds:uri="http://schemas.microsoft.com/office/infopath/2007/PartnerControls"/>
+    <ds:schemaRef ds:uri="http://schemas.microsoft.com/sharepoint/v3/contenttype/forms"/>
   </ds:schemaRefs>
 </ds:datastoreItem>
 </file>
 
 <file path=customXml/itemProps2.xml><?xml version="1.0" encoding="utf-8"?>
-<ds:datastoreItem xmlns:ds="http://schemas.openxmlformats.org/officeDocument/2006/customXml" ds:itemID="{79EDFC7F-E73A-4641-AB05-0EAF77FB85CB}">
-  <ds:schemaRefs>
-    <ds:schemaRef ds:uri="http://schemas.openxmlformats.org/officeDocument/2006/bibliography"/>
-  </ds:schemaRefs>
-</ds:datastoreItem>
-</file>
-
-<file path=customXml/itemProps3.xml><?xml version="1.0" encoding="utf-8"?>
 <ds:datastoreItem xmlns:ds="http://schemas.openxmlformats.org/officeDocument/2006/customXml" ds:itemID="{1934D20A-BA2A-4311-8449-030457D80377}">
   <ds:schemaRefs>
     <ds:schemaRef ds:uri="http://schemas.microsoft.com/office/2006/metadata/contentType"/>
@@ -6658,10 +6173,19 @@
 </ds:datastoreItem>
 </file>
 
+<file path=customXml/itemProps3.xml><?xml version="1.0" encoding="utf-8"?>
+<ds:datastoreItem xmlns:ds="http://schemas.openxmlformats.org/officeDocument/2006/customXml" ds:itemID="{79EDFC7F-E73A-4641-AB05-0EAF77FB85CB}">
+  <ds:schemaRefs>
+    <ds:schemaRef ds:uri="http://schemas.openxmlformats.org/officeDocument/2006/bibliography"/>
+  </ds:schemaRefs>
+</ds:datastoreItem>
+</file>
+
 <file path=customXml/itemProps4.xml><?xml version="1.0" encoding="utf-8"?>
-<ds:datastoreItem xmlns:ds="http://schemas.openxmlformats.org/officeDocument/2006/customXml" ds:itemID="{9E607EEA-1579-4534-A211-223D35B43271}">
+<ds:datastoreItem xmlns:ds="http://schemas.openxmlformats.org/officeDocument/2006/customXml" ds:itemID="{672FB7B5-DBC2-43DE-98D9-E1693A2B312F}">
   <ds:schemaRefs>
-    <ds:schemaRef ds:uri="http://schemas.microsoft.com/sharepoint/v3/contenttype/forms"/>
+    <ds:schemaRef ds:uri="http://schemas.microsoft.com/office/2006/metadata/properties"/>
+    <ds:schemaRef ds:uri="http://schemas.microsoft.com/office/infopath/2007/PartnerControls"/>
   </ds:schemaRefs>
 </ds:datastoreItem>
 </file>